--- a/shinmok1/pack/2510/H1MOGO25-10_31_SET.docx
+++ b/shinmok1/pack/2510/H1MOGO25-10_31_SET.docx
@@ -58,7 +58,7 @@
           <w:sz w:val="16"/>
           <w:u w:val="none"/>
         </w:rPr>
-        <w:t>(   )반 (   )번 이름(            )  CHECK ___/35  전용 ___/29.2점</w:t>
+        <w:t>(   )반 (   )번 이름(            )  CHECK ___/35  전용 ___/30.0점</w:t>
       </w:r>
     </w:p>
     <w:p>
@@ -1431,7 +1431,7 @@
           <w:sz w:val="18"/>
           <w:u w:val="none"/>
         </w:rPr>
-        <w:t>PART 2 · 전용문제  (선택형 8 · 서답형 2 · 29.2점)</w:t>
+        <w:t>PART 2 · 전용문제  (선택형 8 · 서답형 2 · 30.0점)</w:t>
       </w:r>
     </w:p>
     <w:p>
@@ -1456,7 +1456,25 @@
           <w:sz w:val="17"/>
           <w:u w:val="none"/>
         </w:rPr>
-        <w:t xml:space="preserve"> 다음 빈칸에 들어갈 말로 가장 적절한 것은? [2.7점]</w:t>
+        <w:t xml:space="preserve"> 다음 글에 대한 &lt;보기&gt;의 설명 중 </w:t>
+      </w:r>
+      <w:r>
+        <w:rPr>
+          <w:rFonts w:ascii="맑은 고딕" w:hAnsi="맑은 고딕" w:eastAsia="맑은 고딕"/>
+          <w:b w:val="0"/>
+          <w:sz w:val="17"/>
+          <w:u w:val="single"/>
+        </w:rPr>
+        <w:t>틀린</w:t>
+      </w:r>
+      <w:r>
+        <w:rPr>
+          <w:rFonts w:ascii="맑은 고딕" w:hAnsi="맑은 고딕" w:eastAsia="맑은 고딕"/>
+          <w:b w:val="0"/>
+          <w:sz w:val="17"/>
+          <w:u w:val="none"/>
+        </w:rPr>
+        <w:t xml:space="preserve"> 것만을 있는 대로 고른 것은? [3.3점]</w:t>
       </w:r>
     </w:p>
     <w:p>
@@ -1479,14 +1497,80 @@
           <w:sz w:val="17"/>
           <w:u w:val="none"/>
         </w:rPr>
-        <w:t>Myths aren’t only stories. For example, a well-known myth that persists today is the supposed high iron content in spinach. This is a legend that dates back to 1890 and originates from a simple miscalculation by physiologist Gustav von Bunge. He accurately determined that 100 grams of spinach contained 35 milligrams of iron but he was analyzing dried spinach, which held ten times more iron than the same amount of fresh leafy greens. Although the error was swiftly corrected, ______________________________. The myth had taken hold. Popeye, who gained superhuman strength from the leafy greens, helped it last, and even today parents the world over use this tale to try to persuade their children into eating the healthy vegetable.</w:t>
+        <w:t>Myths aren’t only stories. For example, a well-known myth that persists today is the supposed high iron content in spinach. This is a legend that dates back to 1890 and originates from a simple miscalculation by physiologist Gustav von Bunge. He ⓐ</w:t>
+      </w:r>
+      <w:r>
+        <w:rPr>
+          <w:rFonts w:ascii="맑은 고딕" w:hAnsi="맑은 고딕" w:eastAsia="맑은 고딕"/>
+          <w:b w:val="0"/>
+          <w:sz w:val="17"/>
+          <w:u w:val="single"/>
+        </w:rPr>
+        <w:t>accurately</w:t>
+      </w:r>
+      <w:r>
+        <w:rPr>
+          <w:rFonts w:ascii="맑은 고딕" w:hAnsi="맑은 고딕" w:eastAsia="맑은 고딕"/>
+          <w:b w:val="0"/>
+          <w:sz w:val="17"/>
+          <w:u w:val="none"/>
+        </w:rPr>
+        <w:t xml:space="preserve"> determined that 100 grams of spinach contained 35 milligrams of iron but he was analyzing dried spinach, which held ten times more iron than the same amount of fresh leafy greens. Although the error was swiftly corrected, the correction was just as swiftly forgotten. (A) ________, the myth had taken hold. Popeye, who gained superhuman strength from the leafy greens and defended himself with iron fists, contributed to its ⓑ</w:t>
+      </w:r>
+      <w:r>
+        <w:rPr>
+          <w:rFonts w:ascii="맑은 고딕" w:hAnsi="맑은 고딕" w:eastAsia="맑은 고딕"/>
+          <w:b w:val="0"/>
+          <w:sz w:val="17"/>
+          <w:u w:val="single"/>
+        </w:rPr>
+        <w:t>endurance</w:t>
+      </w:r>
+      <w:r>
+        <w:rPr>
+          <w:rFonts w:ascii="맑은 고딕" w:hAnsi="맑은 고딕" w:eastAsia="맑은 고딕"/>
+          <w:b w:val="0"/>
+          <w:sz w:val="17"/>
+          <w:u w:val="none"/>
+        </w:rPr>
+        <w:t xml:space="preserve"> and even today, some nearly 150 years later, parents the world over use this tale to try to persuade their children into eating the healthy vegetable.</w:t>
       </w:r>
     </w:p>
     <w:p>
       <w:pPr>
-        <w:spacing w:before="0" w:after="0" w:line="269" w:lineRule="auto"/>
-        <w:ind w:left="180" w:hanging="180"/>
+        <w:spacing w:before="0" w:after="0" w:line="288" w:lineRule="auto"/>
+        <w:ind w:left="40"/>
         <w:snapToGrid w:val="0"/>
+        <w:pBdr>
+          <w:top w:val="single" w:sz="4" w:space="2" w:color="9B6BD0"/>
+          <w:left w:val="single" w:sz="4" w:space="2" w:color="9B6BD0"/>
+          <w:bottom w:val="single" w:sz="4" w:space="2" w:color="9B6BD0"/>
+          <w:right w:val="single" w:sz="4" w:space="2" w:color="9B6BD0"/>
+        </w:pBdr>
+        <w:shd w:val="clear" w:color="auto" w:fill="FAF5FF"/>
+      </w:pPr>
+      <w:r>
+        <w:rPr>
+          <w:rFonts w:ascii="맑은 고딕" w:hAnsi="맑은 고딕" w:eastAsia="맑은 고딕"/>
+          <w:b/>
+          <w:sz w:val="17"/>
+          <w:u w:val="none"/>
+        </w:rPr>
+        <w:t>&lt;보 기&gt;</w:t>
+      </w:r>
+    </w:p>
+    <w:p>
+      <w:pPr>
+        <w:spacing w:before="0" w:after="0" w:line="288" w:lineRule="auto"/>
+        <w:ind w:left="40"/>
+        <w:snapToGrid w:val="0"/>
+        <w:pBdr>
+          <w:top w:val="single" w:sz="4" w:space="2" w:color="9B6BD0"/>
+          <w:left w:val="single" w:sz="4" w:space="2" w:color="9B6BD0"/>
+          <w:bottom w:val="single" w:sz="4" w:space="2" w:color="9B6BD0"/>
+          <w:right w:val="single" w:sz="4" w:space="2" w:color="9B6BD0"/>
+        </w:pBdr>
+        <w:shd w:val="clear" w:color="auto" w:fill="FAF5FF"/>
       </w:pPr>
       <w:r>
         <w:rPr>
@@ -1495,14 +1579,21 @@
           <w:sz w:val="17"/>
           <w:u w:val="none"/>
         </w:rPr>
-        <w:t>① people lost sight of the fix just as quickly</w:t>
+        <w:t>(a) Bunge’s figure of 35 milligrams was correct for the dried spinach he analyzed.</w:t>
       </w:r>
     </w:p>
     <w:p>
       <w:pPr>
-        <w:spacing w:before="0" w:after="0" w:line="269" w:lineRule="auto"/>
-        <w:ind w:left="180" w:hanging="180"/>
+        <w:spacing w:before="0" w:after="0" w:line="288" w:lineRule="auto"/>
+        <w:ind w:left="40"/>
         <w:snapToGrid w:val="0"/>
+        <w:pBdr>
+          <w:top w:val="single" w:sz="4" w:space="2" w:color="9B6BD0"/>
+          <w:left w:val="single" w:sz="4" w:space="2" w:color="9B6BD0"/>
+          <w:bottom w:val="single" w:sz="4" w:space="2" w:color="9B6BD0"/>
+          <w:right w:val="single" w:sz="4" w:space="2" w:color="9B6BD0"/>
+        </w:pBdr>
+        <w:shd w:val="clear" w:color="auto" w:fill="FAF5FF"/>
       </w:pPr>
       <w:r>
         <w:rPr>
@@ -1511,14 +1602,21 @@
           <w:sz w:val="17"/>
           <w:u w:val="none"/>
         </w:rPr>
-        <w:t>② the false figure stayed in textbooks for decades</w:t>
+        <w:t>(b) The appropriate expression for (A) is ‘As a result’.</w:t>
       </w:r>
     </w:p>
     <w:p>
       <w:pPr>
-        <w:spacing w:before="0" w:after="0" w:line="269" w:lineRule="auto"/>
-        <w:ind w:left="180" w:hanging="180"/>
+        <w:spacing w:before="0" w:after="0" w:line="288" w:lineRule="auto"/>
+        <w:ind w:left="40"/>
         <w:snapToGrid w:val="0"/>
+        <w:pBdr>
+          <w:top w:val="single" w:sz="4" w:space="2" w:color="9B6BD0"/>
+          <w:left w:val="single" w:sz="4" w:space="2" w:color="9B6BD0"/>
+          <w:bottom w:val="single" w:sz="4" w:space="2" w:color="9B6BD0"/>
+          <w:right w:val="single" w:sz="4" w:space="2" w:color="9B6BD0"/>
+        </w:pBdr>
+        <w:shd w:val="clear" w:color="auto" w:fill="FAF5FF"/>
       </w:pPr>
       <w:r>
         <w:rPr>
@@ -1527,14 +1625,21 @@
           <w:sz w:val="17"/>
           <w:u w:val="none"/>
         </w:rPr>
-        <w:t>③ the scientist refused to admit he had been wrong</w:t>
+        <w:t>(c) In ⓑ, ‘endurance’ should be changed to ‘endure’ because it comes after ‘its’.</w:t>
       </w:r>
     </w:p>
     <w:p>
       <w:pPr>
-        <w:spacing w:before="0" w:after="0" w:line="269" w:lineRule="auto"/>
-        <w:ind w:left="180" w:hanging="180"/>
+        <w:spacing w:before="0" w:after="0" w:line="288" w:lineRule="auto"/>
+        <w:ind w:left="40"/>
         <w:snapToGrid w:val="0"/>
+        <w:pBdr>
+          <w:top w:val="single" w:sz="4" w:space="2" w:color="9B6BD0"/>
+          <w:left w:val="single" w:sz="4" w:space="2" w:color="9B6BD0"/>
+          <w:bottom w:val="single" w:sz="4" w:space="2" w:color="9B6BD0"/>
+          <w:right w:val="single" w:sz="4" w:space="2" w:color="9B6BD0"/>
+        </w:pBdr>
+        <w:shd w:val="clear" w:color="auto" w:fill="FAF5FF"/>
       </w:pPr>
       <w:r>
         <w:rPr>
@@ -1543,14 +1648,21 @@
           <w:sz w:val="17"/>
           <w:u w:val="none"/>
         </w:rPr>
-        <w:t>④ sales of spinach dropped sharply for several years</w:t>
+        <w:t>(d) In the context, ⓐ ‘accurately’ can be replaced by ‘wrongly’.</w:t>
       </w:r>
     </w:p>
     <w:p>
       <w:pPr>
-        <w:spacing w:before="0" w:after="0" w:line="269" w:lineRule="auto"/>
-        <w:ind w:left="180" w:hanging="180"/>
+        <w:spacing w:before="0" w:after="60" w:line="288" w:lineRule="auto"/>
+        <w:ind w:left="40"/>
         <w:snapToGrid w:val="0"/>
+        <w:pBdr>
+          <w:top w:val="single" w:sz="4" w:space="2" w:color="9B6BD0"/>
+          <w:left w:val="single" w:sz="4" w:space="2" w:color="9B6BD0"/>
+          <w:bottom w:val="single" w:sz="4" w:space="2" w:color="9B6BD0"/>
+          <w:right w:val="single" w:sz="4" w:space="2" w:color="9B6BD0"/>
+        </w:pBdr>
+        <w:shd w:val="clear" w:color="auto" w:fill="FAF5FF"/>
       </w:pPr>
       <w:r>
         <w:rPr>
@@ -1559,7 +1671,23 @@
           <w:sz w:val="17"/>
           <w:u w:val="none"/>
         </w:rPr>
-        <w:t>⑤ nobody could work out where the mistake came from</w:t>
+        <w:t>(e) According to the writer, the correction of the error was widely remembered.</w:t>
+      </w:r>
+    </w:p>
+    <w:p>
+      <w:pPr>
+        <w:spacing w:before="0" w:after="20" w:line="276" w:lineRule="auto"/>
+        <w:ind w:left="80"/>
+        <w:snapToGrid w:val="0"/>
+      </w:pPr>
+      <w:r>
+        <w:rPr>
+          <w:rFonts w:ascii="맑은 고딕" w:hAnsi="맑은 고딕" w:eastAsia="맑은 고딕"/>
+          <w:b w:val="0"/>
+          <w:sz w:val="17"/>
+          <w:u w:val="none"/>
+        </w:rPr>
+        <w:t>① (a), (c)    ② (b), (d)    ③ (a), (d), (e)    ④ (b), (c), (e)    ⑤ (c), (d), (e)</w:t>
       </w:r>
     </w:p>
     <w:p>
@@ -1584,25 +1712,25 @@
           <w:sz w:val="17"/>
           <w:u w:val="none"/>
         </w:rPr>
-        <w:t xml:space="preserve"> 다음 글을 읽고 답할 수 </w:t>
-      </w:r>
-      <w:r>
-        <w:rPr>
-          <w:rFonts w:ascii="맑은 고딕" w:hAnsi="맑은 고딕" w:eastAsia="맑은 고딕"/>
-          <w:b/>
-          <w:sz w:val="17"/>
-          <w:u w:val="none"/>
-        </w:rPr>
-        <w:t>없는</w:t>
+        <w:t xml:space="preserve"> 다음 글의 밑줄 친 ⓐ ~ ⓕ 중, 어법상 </w:t>
       </w:r>
       <w:r>
         <w:rPr>
           <w:rFonts w:ascii="맑은 고딕" w:hAnsi="맑은 고딕" w:eastAsia="맑은 고딕"/>
           <w:b w:val="0"/>
           <w:sz w:val="17"/>
-          <w:u w:val="none"/>
-        </w:rPr>
-        <w:t xml:space="preserve"> 질문은? [2.7점]</w:t>
+          <w:u w:val="single"/>
+        </w:rPr>
+        <w:t>틀린</w:t>
+      </w:r>
+      <w:r>
+        <w:rPr>
+          <w:rFonts w:ascii="맑은 고딕" w:hAnsi="맑은 고딕" w:eastAsia="맑은 고딕"/>
+          <w:b w:val="0"/>
+          <w:sz w:val="17"/>
+          <w:u w:val="none"/>
+        </w:rPr>
+        <w:t xml:space="preserve"> 것을 모두 고른 것은? [3.1점]</w:t>
       </w:r>
     </w:p>
     <w:p>
@@ -1625,13 +1753,121 @@
           <w:sz w:val="17"/>
           <w:u w:val="none"/>
         </w:rPr>
-        <w:t>A well-known myth that persists today is the supposed high iron content in spinach. The legend dates back to 1890 and originates from a simple miscalculation by physiologist Gustav von Bunge. He determined that 100 grams of spinach contained 35 milligrams of iron, but what he was analyzing was dried spinach, which held ten times more iron than the same amount of fresh leafy greens. The error was swiftly corrected, yet the correction was just as swiftly forgotten. Even today, parents the world over use this tale to try to persuade their children into eating the healthy vegetable.</w:t>
+        <w:t>Myths aren’t only stories. For example, a well-known myth that ⓐ</w:t>
+      </w:r>
+      <w:r>
+        <w:rPr>
+          <w:rFonts w:ascii="맑은 고딕" w:hAnsi="맑은 고딕" w:eastAsia="맑은 고딕"/>
+          <w:b w:val="0"/>
+          <w:sz w:val="17"/>
+          <w:u w:val="single"/>
+        </w:rPr>
+        <w:t>persists</w:t>
+      </w:r>
+      <w:r>
+        <w:rPr>
+          <w:rFonts w:ascii="맑은 고딕" w:hAnsi="맑은 고딕" w:eastAsia="맑은 고딕"/>
+          <w:b w:val="0"/>
+          <w:sz w:val="17"/>
+          <w:u w:val="none"/>
+        </w:rPr>
+        <w:t xml:space="preserve"> today is the supposed high iron content in spinach. This is a legend that dates back to 1890 and ⓑ</w:t>
+      </w:r>
+      <w:r>
+        <w:rPr>
+          <w:rFonts w:ascii="맑은 고딕" w:hAnsi="맑은 고딕" w:eastAsia="맑은 고딕"/>
+          <w:b w:val="0"/>
+          <w:sz w:val="17"/>
+          <w:u w:val="single"/>
+        </w:rPr>
+        <w:t>is originated</w:t>
+      </w:r>
+      <w:r>
+        <w:rPr>
+          <w:rFonts w:ascii="맑은 고딕" w:hAnsi="맑은 고딕" w:eastAsia="맑은 고딕"/>
+          <w:b w:val="0"/>
+          <w:sz w:val="17"/>
+          <w:u w:val="none"/>
+        </w:rPr>
+        <w:t xml:space="preserve"> from a simple miscalculation by physiologist Gustav von Bunge. He accurately determined that 100 grams of spinach contained 35 milligrams of iron but he was analyzing dried spinach, ⓒ</w:t>
+      </w:r>
+      <w:r>
+        <w:rPr>
+          <w:rFonts w:ascii="맑은 고딕" w:hAnsi="맑은 고딕" w:eastAsia="맑은 고딕"/>
+          <w:b w:val="0"/>
+          <w:sz w:val="17"/>
+          <w:u w:val="single"/>
+        </w:rPr>
+        <w:t>which</w:t>
+      </w:r>
+      <w:r>
+        <w:rPr>
+          <w:rFonts w:ascii="맑은 고딕" w:hAnsi="맑은 고딕" w:eastAsia="맑은 고딕"/>
+          <w:b w:val="0"/>
+          <w:sz w:val="17"/>
+          <w:u w:val="none"/>
+        </w:rPr>
+        <w:t xml:space="preserve"> held ten times more iron than the same amount of fresh leafy greens. ⓓ</w:t>
+      </w:r>
+      <w:r>
+        <w:rPr>
+          <w:rFonts w:ascii="맑은 고딕" w:hAnsi="맑은 고딕" w:eastAsia="맑은 고딕"/>
+          <w:b w:val="0"/>
+          <w:sz w:val="17"/>
+          <w:u w:val="single"/>
+        </w:rPr>
+        <w:t>Despite</w:t>
+      </w:r>
+      <w:r>
+        <w:rPr>
+          <w:rFonts w:ascii="맑은 고딕" w:hAnsi="맑은 고딕" w:eastAsia="맑은 고딕"/>
+          <w:b w:val="0"/>
+          <w:sz w:val="17"/>
+          <w:u w:val="none"/>
+        </w:rPr>
+        <w:t xml:space="preserve"> the error was swiftly corrected, the correction was just as swiftly forgotten. The myth ⓔ</w:t>
+      </w:r>
+      <w:r>
+        <w:rPr>
+          <w:rFonts w:ascii="맑은 고딕" w:hAnsi="맑은 고딕" w:eastAsia="맑은 고딕"/>
+          <w:b w:val="0"/>
+          <w:sz w:val="17"/>
+          <w:u w:val="single"/>
+        </w:rPr>
+        <w:t>had taken</w:t>
+      </w:r>
+      <w:r>
+        <w:rPr>
+          <w:rFonts w:ascii="맑은 고딕" w:hAnsi="맑은 고딕" w:eastAsia="맑은 고딕"/>
+          <w:b w:val="0"/>
+          <w:sz w:val="17"/>
+          <w:u w:val="none"/>
+        </w:rPr>
+        <w:t xml:space="preserve"> hold. Popeye, who gained superhuman strength from the leafy greens and defended himself with iron fists, contributed to its endurance and even today, some nearly 150 years later, parents the world over use this tale to try to persuade their children ⓕ</w:t>
+      </w:r>
+      <w:r>
+        <w:rPr>
+          <w:rFonts w:ascii="맑은 고딕" w:hAnsi="맑은 고딕" w:eastAsia="맑은 고딕"/>
+          <w:b w:val="0"/>
+          <w:sz w:val="17"/>
+          <w:u w:val="single"/>
+        </w:rPr>
+        <w:t>into eat</w:t>
+      </w:r>
+      <w:r>
+        <w:rPr>
+          <w:rFonts w:ascii="맑은 고딕" w:hAnsi="맑은 고딕" w:eastAsia="맑은 고딕"/>
+          <w:b w:val="0"/>
+          <w:sz w:val="17"/>
+          <w:u w:val="none"/>
+        </w:rPr>
+        <w:t xml:space="preserve"> the healthy vegetable.</w:t>
       </w:r>
     </w:p>
     <w:p>
       <w:pPr>
-        <w:spacing w:before="0" w:after="0" w:line="269" w:lineRule="auto"/>
-        <w:ind w:left="180" w:hanging="180"/>
+        <w:spacing w:before="0" w:after="20" w:line="276" w:lineRule="auto"/>
+        <w:ind w:left="80"/>
         <w:snapToGrid w:val="0"/>
       </w:pPr>
       <w:r>
@@ -1641,71 +1877,7 @@
           <w:sz w:val="17"/>
           <w:u w:val="none"/>
         </w:rPr>
-        <w:t>① When does the legend about spinach date back to?</w:t>
-      </w:r>
-    </w:p>
-    <w:p>
-      <w:pPr>
-        <w:spacing w:before="0" w:after="0" w:line="269" w:lineRule="auto"/>
-        <w:ind w:left="180" w:hanging="180"/>
-        <w:snapToGrid w:val="0"/>
-      </w:pPr>
-      <w:r>
-        <w:rPr>
-          <w:rFonts w:ascii="맑은 고딕" w:hAnsi="맑은 고딕" w:eastAsia="맑은 고딕"/>
-          <w:b w:val="0"/>
-          <w:sz w:val="17"/>
-          <w:u w:val="none"/>
-        </w:rPr>
-        <w:t>② Whose miscalculation gave rise to the legend?</w:t>
-      </w:r>
-    </w:p>
-    <w:p>
-      <w:pPr>
-        <w:spacing w:before="0" w:after="0" w:line="269" w:lineRule="auto"/>
-        <w:ind w:left="180" w:hanging="180"/>
-        <w:snapToGrid w:val="0"/>
-      </w:pPr>
-      <w:r>
-        <w:rPr>
-          <w:rFonts w:ascii="맑은 고딕" w:hAnsi="맑은 고딕" w:eastAsia="맑은 고딕"/>
-          <w:b w:val="0"/>
-          <w:sz w:val="17"/>
-          <w:u w:val="none"/>
-        </w:rPr>
-        <w:t>③ Who pointed out and corrected the miscalculation?</w:t>
-      </w:r>
-    </w:p>
-    <w:p>
-      <w:pPr>
-        <w:spacing w:before="0" w:after="0" w:line="269" w:lineRule="auto"/>
-        <w:ind w:left="180" w:hanging="180"/>
-        <w:snapToGrid w:val="0"/>
-      </w:pPr>
-      <w:r>
-        <w:rPr>
-          <w:rFonts w:ascii="맑은 고딕" w:hAnsi="맑은 고딕" w:eastAsia="맑은 고딕"/>
-          <w:b w:val="0"/>
-          <w:sz w:val="17"/>
-          <w:u w:val="none"/>
-        </w:rPr>
-        <w:t>④ How much iron did 100 grams of the analyzed spinach contain?</w:t>
-      </w:r>
-    </w:p>
-    <w:p>
-      <w:pPr>
-        <w:spacing w:before="0" w:after="0" w:line="269" w:lineRule="auto"/>
-        <w:ind w:left="180" w:hanging="180"/>
-        <w:snapToGrid w:val="0"/>
-      </w:pPr>
-      <w:r>
-        <w:rPr>
-          <w:rFonts w:ascii="맑은 고딕" w:hAnsi="맑은 고딕" w:eastAsia="맑은 고딕"/>
-          <w:b w:val="0"/>
-          <w:sz w:val="17"/>
-          <w:u w:val="none"/>
-        </w:rPr>
-        <w:t>⑤ For what purpose do parents use the tale today?</w:t>
+        <w:t>① ⓐ, ⓒ, ⓔ    ② ⓑ, ⓓ    ③ ⓒ, ⓓ, ⓕ    ④ ⓑ, ⓓ, ⓕ    ⑤ ⓑ, ⓔ, ⓕ</w:t>
       </w:r>
     </w:p>
     <w:p>
@@ -1730,25 +1902,7 @@
           <w:sz w:val="17"/>
           <w:u w:val="none"/>
         </w:rPr>
-        <w:t xml:space="preserve"> 다음 [A], [B]에 대한 설명으로 적절하지 </w:t>
-      </w:r>
-      <w:r>
-        <w:rPr>
-          <w:rFonts w:ascii="맑은 고딕" w:hAnsi="맑은 고딕" w:eastAsia="맑은 고딕"/>
-          <w:b/>
-          <w:sz w:val="17"/>
-          <w:u w:val="none"/>
-        </w:rPr>
-        <w:t>않은</w:t>
-      </w:r>
-      <w:r>
-        <w:rPr>
-          <w:rFonts w:ascii="맑은 고딕" w:hAnsi="맑은 고딕" w:eastAsia="맑은 고딕"/>
-          <w:b w:val="0"/>
-          <w:sz w:val="17"/>
-          <w:u w:val="none"/>
-        </w:rPr>
-        <w:t xml:space="preserve"> 것은? [3.1점]</w:t>
+        <w:t xml:space="preserve"> 다음 글의 (A), (B), (C)의 각 괄호 안에서 문맥과 어법에 맞는 표현으로 가장 적절한 것은? [3.0점]</w:t>
       </w:r>
     </w:p>
     <w:p>
@@ -1767,11 +1921,107 @@
       <w:r>
         <w:rPr>
           <w:rFonts w:ascii="맑은 고딕" w:hAnsi="맑은 고딕" w:eastAsia="맑은 고딕"/>
+          <w:b w:val="0"/>
+          <w:sz w:val="17"/>
+          <w:u w:val="none"/>
+        </w:rPr>
+        <w:t>Myths aren’t only stories. For example, a well-known myth that persists today is the supposed high iron content in spinach. This is a legend that dates back to 1890 and originates from a simple (A) [miscalculation / discovery] by physiologist Gustav von Bunge. He accurately determined that 100 grams of spinach contained 35 milligrams of iron but he was analyzing dried spinach, which held ten times more iron than the same amount of fresh leafy greens. Although the error was swiftly corrected, the correction was just as swiftly (B) [forgotten / remembered]. The myth had taken hold. Popeye, who gained superhuman strength from the leafy greens and defended himself with iron fists, contributed to its (C) [endurance / endure] and even today, some nearly 150 years later, parents the world over use this tale to try to persuade their children into eating the healthy vegetable.</w:t>
+      </w:r>
+    </w:p>
+    <w:p>
+      <w:pPr>
+        <w:spacing w:before="0" w:after="0" w:line="269" w:lineRule="auto"/>
+        <w:ind w:left="180" w:hanging="180"/>
+        <w:snapToGrid w:val="0"/>
+      </w:pPr>
+      <w:r>
+        <w:rPr>
+          <w:rFonts w:ascii="맑은 고딕" w:hAnsi="맑은 고딕" w:eastAsia="맑은 고딕"/>
+          <w:b w:val="0"/>
+          <w:sz w:val="17"/>
+          <w:u w:val="none"/>
+        </w:rPr>
+        <w:t>① (A) discovery  (B) forgotten  (C) endurance</w:t>
+      </w:r>
+    </w:p>
+    <w:p>
+      <w:pPr>
+        <w:spacing w:before="0" w:after="0" w:line="269" w:lineRule="auto"/>
+        <w:ind w:left="180" w:hanging="180"/>
+        <w:snapToGrid w:val="0"/>
+      </w:pPr>
+      <w:r>
+        <w:rPr>
+          <w:rFonts w:ascii="맑은 고딕" w:hAnsi="맑은 고딕" w:eastAsia="맑은 고딕"/>
+          <w:b w:val="0"/>
+          <w:sz w:val="17"/>
+          <w:u w:val="none"/>
+        </w:rPr>
+        <w:t>② (A) miscalculation  (B) forgotten  (C) endurance</w:t>
+      </w:r>
+    </w:p>
+    <w:p>
+      <w:pPr>
+        <w:spacing w:before="0" w:after="0" w:line="269" w:lineRule="auto"/>
+        <w:ind w:left="180" w:hanging="180"/>
+        <w:snapToGrid w:val="0"/>
+      </w:pPr>
+      <w:r>
+        <w:rPr>
+          <w:rFonts w:ascii="맑은 고딕" w:hAnsi="맑은 고딕" w:eastAsia="맑은 고딕"/>
+          <w:b w:val="0"/>
+          <w:sz w:val="17"/>
+          <w:u w:val="none"/>
+        </w:rPr>
+        <w:t>③ (A) miscalculation  (B) remembered  (C) endurance</w:t>
+      </w:r>
+    </w:p>
+    <w:p>
+      <w:pPr>
+        <w:spacing w:before="0" w:after="0" w:line="269" w:lineRule="auto"/>
+        <w:ind w:left="180" w:hanging="180"/>
+        <w:snapToGrid w:val="0"/>
+      </w:pPr>
+      <w:r>
+        <w:rPr>
+          <w:rFonts w:ascii="맑은 고딕" w:hAnsi="맑은 고딕" w:eastAsia="맑은 고딕"/>
+          <w:b w:val="0"/>
+          <w:sz w:val="17"/>
+          <w:u w:val="none"/>
+        </w:rPr>
+        <w:t>④ (A) miscalculation  (B) forgotten  (C) endure</w:t>
+      </w:r>
+    </w:p>
+    <w:p>
+      <w:pPr>
+        <w:spacing w:before="0" w:after="0" w:line="269" w:lineRule="auto"/>
+        <w:ind w:left="180" w:hanging="180"/>
+        <w:snapToGrid w:val="0"/>
+      </w:pPr>
+      <w:r>
+        <w:rPr>
+          <w:rFonts w:ascii="맑은 고딕" w:hAnsi="맑은 고딕" w:eastAsia="맑은 고딕"/>
+          <w:b w:val="0"/>
+          <w:sz w:val="17"/>
+          <w:u w:val="none"/>
+        </w:rPr>
+        <w:t>⑤ (A) discovery  (B) remembered  (C) endure</w:t>
+      </w:r>
+    </w:p>
+    <w:p>
+      <w:pPr>
+        <w:keepNext/>
+        <w:spacing w:before="80" w:after="20" w:line="276" w:lineRule="auto"/>
+        <w:snapToGrid w:val="0"/>
+      </w:pPr>
+      <w:r>
+        <w:rPr>
+          <w:rFonts w:ascii="맑은 고딕" w:hAnsi="맑은 고딕" w:eastAsia="맑은 고딕"/>
           <w:b/>
           <w:sz w:val="17"/>
           <w:u w:val="none"/>
         </w:rPr>
-        <w:t>[A]</w:t>
+        <w:t>31-4.</w:t>
       </w:r>
       <w:r>
         <w:rPr>
@@ -1780,7 +2030,176 @@
           <w:sz w:val="17"/>
           <w:u w:val="none"/>
         </w:rPr>
-        <w:t xml:space="preserve"> The belief that spinach is unusually rich in iron goes back to 1890, when a physiologist analyzed dried spinach, which held ten times more iron than the same amount of fresh leaves. The error was soon corrected, but the correction was forgotten just as quickly. Helped along by a cartoon sailor who drew his strength from spinach, the myth has lasted, and parents still use it to persuade their children to eat the vegetable.</w:t>
+        <w:t xml:space="preserve"> According to the passage, which of the following is </w:t>
+      </w:r>
+      <w:r>
+        <w:rPr>
+          <w:rFonts w:ascii="맑은 고딕" w:hAnsi="맑은 고딕" w:eastAsia="맑은 고딕"/>
+          <w:b w:val="0"/>
+          <w:sz w:val="17"/>
+          <w:u w:val="single"/>
+        </w:rPr>
+        <w:t>NOT</w:t>
+      </w:r>
+      <w:r>
+        <w:rPr>
+          <w:rFonts w:ascii="맑은 고딕" w:hAnsi="맑은 고딕" w:eastAsia="맑은 고딕"/>
+          <w:b w:val="0"/>
+          <w:sz w:val="17"/>
+          <w:u w:val="none"/>
+        </w:rPr>
+        <w:t xml:space="preserve"> true? [2.8점]</w:t>
+      </w:r>
+    </w:p>
+    <w:p>
+      <w:pPr>
+        <w:spacing w:before="0" w:after="60" w:line="288" w:lineRule="auto"/>
+        <w:ind w:left="40"/>
+        <w:snapToGrid w:val="0"/>
+        <w:pBdr>
+          <w:top w:val="single" w:sz="4" w:space="2" w:color="999999"/>
+          <w:left w:val="single" w:sz="4" w:space="2" w:color="999999"/>
+          <w:bottom w:val="single" w:sz="4" w:space="2" w:color="999999"/>
+          <w:right w:val="single" w:sz="4" w:space="2" w:color="999999"/>
+        </w:pBdr>
+        <w:shd w:val="clear" w:color="auto" w:fill="F6F3EA"/>
+      </w:pPr>
+      <w:r>
+        <w:rPr>
+          <w:rFonts w:ascii="맑은 고딕" w:hAnsi="맑은 고딕" w:eastAsia="맑은 고딕"/>
+          <w:b w:val="0"/>
+          <w:sz w:val="17"/>
+          <w:u w:val="none"/>
+        </w:rPr>
+        <w:t>Myths aren’t only stories. For example, a well-known myth that persists today is the supposed high iron content in spinach. This is a legend that dates back to 1890 and originates from a simple miscalculation by physiologist Gustav von Bunge. He accurately determined that 100 grams of spinach contained 35 milligrams of iron but he was analyzing dried spinach, which held ten times more iron than the same amount of fresh leafy greens. Although the error was swiftly corrected, the correction was just as swiftly forgotten. The myth had taken hold. Popeye, who gained superhuman strength from the leafy greens and defended himself with iron fists, contributed to its endurance and even today, some nearly 150 years later, parents the world over use this tale to try to persuade their children into eating the healthy vegetable.</w:t>
+      </w:r>
+    </w:p>
+    <w:p>
+      <w:pPr>
+        <w:spacing w:before="0" w:after="0" w:line="269" w:lineRule="auto"/>
+        <w:ind w:left="180" w:hanging="180"/>
+        <w:snapToGrid w:val="0"/>
+      </w:pPr>
+      <w:r>
+        <w:rPr>
+          <w:rFonts w:ascii="맑은 고딕" w:hAnsi="맑은 고딕" w:eastAsia="맑은 고딕"/>
+          <w:b w:val="0"/>
+          <w:sz w:val="17"/>
+          <w:u w:val="none"/>
+        </w:rPr>
+        <w:t>① The belief about spinach’s iron content goes back to the late nineteenth century.</w:t>
+      </w:r>
+    </w:p>
+    <w:p>
+      <w:pPr>
+        <w:spacing w:before="0" w:after="0" w:line="269" w:lineRule="auto"/>
+        <w:ind w:left="180" w:hanging="180"/>
+        <w:snapToGrid w:val="0"/>
+      </w:pPr>
+      <w:r>
+        <w:rPr>
+          <w:rFonts w:ascii="맑은 고딕" w:hAnsi="맑은 고딕" w:eastAsia="맑은 고딕"/>
+          <w:b w:val="0"/>
+          <w:sz w:val="17"/>
+          <w:u w:val="none"/>
+        </w:rPr>
+        <w:t>② Bunge measured fresh spinach and found that it contained 35 milligrams of iron per 100 grams.</w:t>
+      </w:r>
+    </w:p>
+    <w:p>
+      <w:pPr>
+        <w:spacing w:before="0" w:after="0" w:line="269" w:lineRule="auto"/>
+        <w:ind w:left="180" w:hanging="180"/>
+        <w:snapToGrid w:val="0"/>
+      </w:pPr>
+      <w:r>
+        <w:rPr>
+          <w:rFonts w:ascii="맑은 고딕" w:hAnsi="맑은 고딕" w:eastAsia="맑은 고딕"/>
+          <w:b w:val="0"/>
+          <w:sz w:val="17"/>
+          <w:u w:val="none"/>
+        </w:rPr>
+        <w:t>③ Dried spinach contains far more iron than the same weight of fresh spinach.</w:t>
+      </w:r>
+    </w:p>
+    <w:p>
+      <w:pPr>
+        <w:spacing w:before="0" w:after="0" w:line="269" w:lineRule="auto"/>
+        <w:ind w:left="180" w:hanging="180"/>
+        <w:snapToGrid w:val="0"/>
+      </w:pPr>
+      <w:r>
+        <w:rPr>
+          <w:rFonts w:ascii="맑은 고딕" w:hAnsi="맑은 고딕" w:eastAsia="맑은 고딕"/>
+          <w:b w:val="0"/>
+          <w:sz w:val="17"/>
+          <w:u w:val="none"/>
+        </w:rPr>
+        <w:t>④ The error was corrected quickly, but people did not remember the correction.</w:t>
+      </w:r>
+    </w:p>
+    <w:p>
+      <w:pPr>
+        <w:spacing w:before="0" w:after="0" w:line="269" w:lineRule="auto"/>
+        <w:ind w:left="180" w:hanging="180"/>
+        <w:snapToGrid w:val="0"/>
+      </w:pPr>
+      <w:r>
+        <w:rPr>
+          <w:rFonts w:ascii="맑은 고딕" w:hAnsi="맑은 고딕" w:eastAsia="맑은 고딕"/>
+          <w:b w:val="0"/>
+          <w:sz w:val="17"/>
+          <w:u w:val="none"/>
+        </w:rPr>
+        <w:t>⑤ Parents in many countries still use the spinach story to get children to eat it.</w:t>
+      </w:r>
+    </w:p>
+    <w:p>
+      <w:pPr>
+        <w:keepNext/>
+        <w:spacing w:before="80" w:after="20" w:line="276" w:lineRule="auto"/>
+        <w:snapToGrid w:val="0"/>
+      </w:pPr>
+      <w:r>
+        <w:rPr>
+          <w:rFonts w:ascii="맑은 고딕" w:hAnsi="맑은 고딕" w:eastAsia="맑은 고딕"/>
+          <w:b/>
+          <w:sz w:val="17"/>
+          <w:u w:val="none"/>
+        </w:rPr>
+        <w:t>31-5.</w:t>
+      </w:r>
+      <w:r>
+        <w:rPr>
+          <w:rFonts w:ascii="맑은 고딕" w:hAnsi="맑은 고딕" w:eastAsia="맑은 고딕"/>
+          <w:b w:val="0"/>
+          <w:sz w:val="17"/>
+          <w:u w:val="none"/>
+        </w:rPr>
+        <w:t xml:space="preserve"> [A]와 [B]를 읽고 이해한 것으로 가장 적절한 것은? [3.2점]</w:t>
+      </w:r>
+    </w:p>
+    <w:p>
+      <w:pPr>
+        <w:spacing w:before="0" w:after="60" w:line="288" w:lineRule="auto"/>
+        <w:ind w:left="40"/>
+        <w:snapToGrid w:val="0"/>
+        <w:pBdr>
+          <w:top w:val="single" w:sz="4" w:space="2" w:color="999999"/>
+          <w:left w:val="single" w:sz="4" w:space="2" w:color="999999"/>
+          <w:bottom w:val="single" w:sz="4" w:space="2" w:color="999999"/>
+          <w:right w:val="single" w:sz="4" w:space="2" w:color="999999"/>
+        </w:pBdr>
+        <w:shd w:val="clear" w:color="auto" w:fill="F6F3EA"/>
+      </w:pPr>
+      <w:r>
+        <w:rPr>
+          <w:rFonts w:ascii="맑은 고딕" w:hAnsi="맑은 고딕" w:eastAsia="맑은 고딕"/>
+          <w:b w:val="0"/>
+          <w:sz w:val="17"/>
+          <w:u w:val="none"/>
+        </w:rPr>
+        <w:t>[A] This is a legend that dates back to 1890 and originates from a simple miscalculation by physiologist Gustav von Bunge. … Although the error was swiftly corrected, the correction was just as swiftly forgotten. The myth had taken hold. Popeye, who gained superhuman strength from the leafy greens and defended himself with iron fists, contributed to its endurance.</w:t>
       </w:r>
     </w:p>
     <w:p>
@@ -1799,20 +2218,11 @@
       <w:r>
         <w:rPr>
           <w:rFonts w:ascii="맑은 고딕" w:hAnsi="맑은 고딕" w:eastAsia="맑은 고딕"/>
-          <w:b/>
-          <w:sz w:val="17"/>
-          <w:u w:val="none"/>
-        </w:rPr>
-        <w:t>[B]</w:t>
-      </w:r>
-      <w:r>
-        <w:rPr>
-          <w:rFonts w:ascii="맑은 고딕" w:hAnsi="맑은 고딕" w:eastAsia="맑은 고딕"/>
           <w:b w:val="0"/>
           <w:sz w:val="17"/>
           <w:u w:val="none"/>
         </w:rPr>
-        <w:t xml:space="preserve"> Another myth of this kind is the belief that eating carrots lets you see in the dark. The story is often traced to Britain during the Second World War, when the air force is said to have credited its pilots’ success at night to carrots in order to keep its new radar secret. Carrots do contain vitamin A, which the eyes need, but extra carrots will not give anyone night vision. Long after the war ended, the tale lives on, repeated at dinner tables wherever children refuse their vegetables.</w:t>
+        <w:t>[B] For decades, students in one town were taught that its old stone bridge had been built backwards by mistake. A local historian later showed that the story came from a misprinted drawing in an old newspaper, and the paper printed a correction the following week. Few people read it. A popular children’s song about the ‘backwards bridge’ kept the tale alive, and guides still tell it to visitors today.</w:t>
       </w:r>
     </w:p>
     <w:p>
@@ -1828,7 +2238,7 @@
           <w:sz w:val="17"/>
           <w:u w:val="none"/>
         </w:rPr>
-        <w:t>① [A]와 [B]는 모두 사실과 다른 믿음이 오랫동안 이어지는 사례를 다룬다.</w:t>
+        <w:t>① [A] shows that myths always begin with deliberate lies, while [B] shows that they begin with accidents.</w:t>
       </w:r>
     </w:p>
     <w:p>
@@ -1844,7 +2254,7 @@
           <w:sz w:val="17"/>
           <w:u w:val="none"/>
         </w:rPr>
-        <w:t>② [A]의 믿음은 분석상의 착오에서, [B]의 믿음은 일부러 퍼뜨린 이야기에서 비롯된 것으로 설명된다.</w:t>
+        <w:t>② Both texts state that the corrections of the errors were never published.</w:t>
       </w:r>
     </w:p>
     <w:p>
@@ -1860,7 +2270,7 @@
           <w:sz w:val="17"/>
           <w:u w:val="none"/>
         </w:rPr>
-        <w:t>③ [A]와 [B] 모두에서 잘못된 믿음은 아이들에게 채소를 먹이려는 상황에서 되풀이된다.</w:t>
+        <w:t>③ In both texts, a mistake was corrected, but a popular story helped the false belief survive.</w:t>
       </w:r>
     </w:p>
     <w:p>
@@ -1876,7 +2286,7 @@
           <w:sz w:val="17"/>
           <w:u w:val="none"/>
         </w:rPr>
-        <w:t>④ [A]와 [B]에서 믿음의 대상이 된 채소는 모두 해당 영양소를 전혀 함유하고 있지 않다.</w:t>
+        <w:t>④ [B] suggests that the visitors themselves invented the story of the bridge.</w:t>
       </w:r>
     </w:p>
     <w:p>
@@ -1892,7 +2302,7 @@
           <w:sz w:val="17"/>
           <w:u w:val="none"/>
         </w:rPr>
-        <w:t>⑤ [A]에서는 오류가 바로잡힌 뒤에도, [B]에서는 전쟁이 끝난 뒤에도 이야기가 사라지지 않았다.</w:t>
+        <w:t>⑤ Both texts argue that popular culture usually corrects false beliefs.</w:t>
       </w:r>
     </w:p>
     <w:p>
@@ -1908,7 +2318,7 @@
           <w:sz w:val="17"/>
           <w:u w:val="none"/>
         </w:rPr>
-        <w:t>31-4.</w:t>
+        <w:t>31-6.</w:t>
       </w:r>
       <w:r>
         <w:rPr>
@@ -1917,25 +2327,25 @@
           <w:sz w:val="17"/>
           <w:u w:val="none"/>
         </w:rPr>
-        <w:t xml:space="preserve"> 다음 글의 밑줄 친 부분 중, 문맥상 낱말의 쓰임이 적절하지 </w:t>
-      </w:r>
-      <w:r>
-        <w:rPr>
-          <w:rFonts w:ascii="맑은 고딕" w:hAnsi="맑은 고딕" w:eastAsia="맑은 고딕"/>
-          <w:b/>
-          <w:sz w:val="17"/>
-          <w:u w:val="none"/>
-        </w:rPr>
-        <w:t>않은</w:t>
+        <w:t xml:space="preserve"> 윗글의 밑줄 친 </w:t>
       </w:r>
       <w:r>
         <w:rPr>
           <w:rFonts w:ascii="맑은 고딕" w:hAnsi="맑은 고딕" w:eastAsia="맑은 고딕"/>
           <w:b w:val="0"/>
           <w:sz w:val="17"/>
-          <w:u w:val="none"/>
-        </w:rPr>
-        <w:t xml:space="preserve"> 것은? [3.0점]</w:t>
+          <w:u w:val="single"/>
+        </w:rPr>
+        <w:t>The myth had taken hold</w:t>
+      </w:r>
+      <w:r>
+        <w:rPr>
+          <w:rFonts w:ascii="맑은 고딕" w:hAnsi="맑은 고딕" w:eastAsia="맑은 고딕"/>
+          <w:b w:val="0"/>
+          <w:sz w:val="17"/>
+          <w:u w:val="none"/>
+        </w:rPr>
+        <w:t>가 의미하는 바로 가장 적절한 것은? [2.9점]</w:t>
       </w:r>
     </w:p>
     <w:p>
@@ -1958,7 +2368,7 @@
           <w:sz w:val="17"/>
           <w:u w:val="none"/>
         </w:rPr>
-        <w:t>Myths aren’t only stories. For example, a well-known myth that ①</w:t>
+        <w:t xml:space="preserve">Myths aren’t only stories. For example, a well-known myth that persists today is the supposed high iron content in spinach. This is a legend that dates back to 1890 and originates from a simple miscalculation by physiologist Gustav von Bunge. He accurately determined that 100 grams of spinach contained 35 milligrams of iron but he was analyzing dried spinach, which held ten times more iron than the same amount of fresh leafy greens. Although the error was swiftly corrected, the correction was just as swiftly forgotten. </w:t>
       </w:r>
       <w:r>
         <w:rPr>
@@ -1967,7 +2377,7 @@
           <w:sz w:val="17"/>
           <w:u w:val="single"/>
         </w:rPr>
-        <w:t>persists</w:t>
+        <w:t>The myth had taken hold</w:t>
       </w:r>
       <w:r>
         <w:rPr>
@@ -1976,7 +2386,112 @@
           <w:sz w:val="17"/>
           <w:u w:val="none"/>
         </w:rPr>
-        <w:t xml:space="preserve"> today is the supposed high iron content in spinach. This is a legend that dates back to 1890 and originates from a ②</w:t>
+        <w:t>. Popeye, who gained superhuman strength from the leafy greens and defended himself with iron fists, contributed to its endurance and even today, some nearly 150 years later, parents the world over use this tale to try to persuade their children into eating the healthy vegetable.</w:t>
+      </w:r>
+    </w:p>
+    <w:p>
+      <w:pPr>
+        <w:spacing w:before="0" w:after="0" w:line="269" w:lineRule="auto"/>
+        <w:ind w:left="180" w:hanging="180"/>
+        <w:snapToGrid w:val="0"/>
+      </w:pPr>
+      <w:r>
+        <w:rPr>
+          <w:rFonts w:ascii="맑은 고딕" w:hAnsi="맑은 고딕" w:eastAsia="맑은 고딕"/>
+          <w:b w:val="0"/>
+          <w:sz w:val="17"/>
+          <w:u w:val="none"/>
+        </w:rPr>
+        <w:t>① Bunge had finally admitted his mistake in public.</w:t>
+      </w:r>
+    </w:p>
+    <w:p>
+      <w:pPr>
+        <w:spacing w:before="0" w:after="0" w:line="269" w:lineRule="auto"/>
+        <w:ind w:left="180" w:hanging="180"/>
+        <w:snapToGrid w:val="0"/>
+      </w:pPr>
+      <w:r>
+        <w:rPr>
+          <w:rFonts w:ascii="맑은 고딕" w:hAnsi="맑은 고딕" w:eastAsia="맑은 고딕"/>
+          <w:b w:val="0"/>
+          <w:sz w:val="17"/>
+          <w:u w:val="none"/>
+        </w:rPr>
+        <w:t>② The correction had spread faster than the original error.</w:t>
+      </w:r>
+    </w:p>
+    <w:p>
+      <w:pPr>
+        <w:spacing w:before="0" w:after="0" w:line="269" w:lineRule="auto"/>
+        <w:ind w:left="180" w:hanging="180"/>
+        <w:snapToGrid w:val="0"/>
+      </w:pPr>
+      <w:r>
+        <w:rPr>
+          <w:rFonts w:ascii="맑은 고딕" w:hAnsi="맑은 고딕" w:eastAsia="맑은 고딕"/>
+          <w:b w:val="0"/>
+          <w:sz w:val="17"/>
+          <w:u w:val="none"/>
+        </w:rPr>
+        <w:t>③ People had begun to doubt that spinach was healthy.</w:t>
+      </w:r>
+    </w:p>
+    <w:p>
+      <w:pPr>
+        <w:spacing w:before="0" w:after="0" w:line="269" w:lineRule="auto"/>
+        <w:ind w:left="180" w:hanging="180"/>
+        <w:snapToGrid w:val="0"/>
+      </w:pPr>
+      <w:r>
+        <w:rPr>
+          <w:rFonts w:ascii="맑은 고딕" w:hAnsi="맑은 고딕" w:eastAsia="맑은 고딕"/>
+          <w:b w:val="0"/>
+          <w:sz w:val="17"/>
+          <w:u w:val="none"/>
+        </w:rPr>
+        <w:t>④ Scientists had stopped studying the iron in vegetables.</w:t>
+      </w:r>
+    </w:p>
+    <w:p>
+      <w:pPr>
+        <w:spacing w:before="0" w:after="0" w:line="269" w:lineRule="auto"/>
+        <w:ind w:left="180" w:hanging="180"/>
+        <w:snapToGrid w:val="0"/>
+      </w:pPr>
+      <w:r>
+        <w:rPr>
+          <w:rFonts w:ascii="맑은 고딕" w:hAnsi="맑은 고딕" w:eastAsia="맑은 고딕"/>
+          <w:b w:val="0"/>
+          <w:sz w:val="17"/>
+          <w:u w:val="none"/>
+        </w:rPr>
+        <w:t>⑤ The false belief had already become firmly established among people.</w:t>
+      </w:r>
+    </w:p>
+    <w:p>
+      <w:pPr>
+        <w:keepNext/>
+        <w:spacing w:before="80" w:after="20" w:line="276" w:lineRule="auto"/>
+        <w:snapToGrid w:val="0"/>
+      </w:pPr>
+      <w:r>
+        <w:rPr>
+          <w:rFonts w:ascii="맑은 고딕" w:hAnsi="맑은 고딕" w:eastAsia="맑은 고딕"/>
+          <w:b/>
+          <w:sz w:val="17"/>
+          <w:u w:val="none"/>
+        </w:rPr>
+        <w:t>31-7.</w:t>
+      </w:r>
+      <w:r>
+        <w:rPr>
+          <w:rFonts w:ascii="맑은 고딕" w:hAnsi="맑은 고딕" w:eastAsia="맑은 고딕"/>
+          <w:b w:val="0"/>
+          <w:sz w:val="17"/>
+          <w:u w:val="none"/>
+        </w:rPr>
+        <w:t xml:space="preserve"> 윗글을 읽고 이해한 학생의 반응으로 적절하지 </w:t>
       </w:r>
       <w:r>
         <w:rPr>
@@ -1985,7 +2500,7 @@
           <w:sz w:val="17"/>
           <w:u w:val="single"/>
         </w:rPr>
-        <w:t>simple</w:t>
+        <w:t>않은</w:t>
       </w:r>
       <w:r>
         <w:rPr>
@@ -1994,104 +2509,7 @@
           <w:sz w:val="17"/>
           <w:u w:val="none"/>
         </w:rPr>
-        <w:t xml:space="preserve"> miscalculation by physiologist Gustav von Bunge. He ③</w:t>
-      </w:r>
-      <w:r>
-        <w:rPr>
-          <w:rFonts w:ascii="맑은 고딕" w:hAnsi="맑은 고딕" w:eastAsia="맑은 고딕"/>
-          <w:b w:val="0"/>
-          <w:sz w:val="17"/>
-          <w:u w:val="single"/>
-        </w:rPr>
-        <w:t>accurately</w:t>
-      </w:r>
-      <w:r>
-        <w:rPr>
-          <w:rFonts w:ascii="맑은 고딕" w:hAnsi="맑은 고딕" w:eastAsia="맑은 고딕"/>
-          <w:b w:val="0"/>
-          <w:sz w:val="17"/>
-          <w:u w:val="none"/>
-        </w:rPr>
-        <w:t xml:space="preserve"> determined that 100 grams of spinach contained 35 milligrams of iron but he was analyzing dried spinach, which held ten times more iron than the same amount of fresh leafy greens. Although the error was ④</w:t>
-      </w:r>
-      <w:r>
-        <w:rPr>
-          <w:rFonts w:ascii="맑은 고딕" w:hAnsi="맑은 고딕" w:eastAsia="맑은 고딕"/>
-          <w:b w:val="0"/>
-          <w:sz w:val="17"/>
-          <w:u w:val="single"/>
-        </w:rPr>
-        <w:t>swiftly</w:t>
-      </w:r>
-      <w:r>
-        <w:rPr>
-          <w:rFonts w:ascii="맑은 고딕" w:hAnsi="맑은 고딕" w:eastAsia="맑은 고딕"/>
-          <w:b w:val="0"/>
-          <w:sz w:val="17"/>
-          <w:u w:val="none"/>
-        </w:rPr>
-        <w:t xml:space="preserve"> corrected, the correction was just as swiftly forgotten. The myth had taken hold. Popeye, who gained superhuman strength from the leafy greens and defended himself with iron fists, contributed to its ⑤</w:t>
-      </w:r>
-      <w:r>
-        <w:rPr>
-          <w:rFonts w:ascii="맑은 고딕" w:hAnsi="맑은 고딕" w:eastAsia="맑은 고딕"/>
-          <w:b w:val="0"/>
-          <w:sz w:val="17"/>
-          <w:u w:val="single"/>
-        </w:rPr>
-        <w:t>decline</w:t>
-      </w:r>
-      <w:r>
-        <w:rPr>
-          <w:rFonts w:ascii="맑은 고딕" w:hAnsi="맑은 고딕" w:eastAsia="맑은 고딕"/>
-          <w:b w:val="0"/>
-          <w:sz w:val="17"/>
-          <w:u w:val="none"/>
-        </w:rPr>
-        <w:t xml:space="preserve"> and even today, some nearly 150 years later, parents the world over use this tale to try to persuade their children into eating the healthy vegetable.</w:t>
-      </w:r>
-    </w:p>
-    <w:p>
-      <w:pPr>
-        <w:keepNext/>
-        <w:spacing w:before="80" w:after="20" w:line="276" w:lineRule="auto"/>
-        <w:snapToGrid w:val="0"/>
-      </w:pPr>
-      <w:r>
-        <w:rPr>
-          <w:rFonts w:ascii="맑은 고딕" w:hAnsi="맑은 고딕" w:eastAsia="맑은 고딕"/>
-          <w:b/>
-          <w:sz w:val="17"/>
-          <w:u w:val="none"/>
-        </w:rPr>
-        <w:t>31-5.</w:t>
-      </w:r>
-      <w:r>
-        <w:rPr>
-          <w:rFonts w:ascii="맑은 고딕" w:hAnsi="맑은 고딕" w:eastAsia="맑은 고딕"/>
-          <w:b w:val="0"/>
-          <w:sz w:val="17"/>
-          <w:u w:val="none"/>
-        </w:rPr>
-        <w:t xml:space="preserve"> 다음 글에 대한 &lt;보기&gt;의 설명 중 옳은 것만을 </w:t>
-      </w:r>
-      <w:r>
-        <w:rPr>
-          <w:rFonts w:ascii="맑은 고딕" w:hAnsi="맑은 고딕" w:eastAsia="맑은 고딕"/>
-          <w:b/>
-          <w:sz w:val="17"/>
-          <w:u w:val="none"/>
-        </w:rPr>
-        <w:t>있는 대로</w:t>
-      </w:r>
-      <w:r>
-        <w:rPr>
-          <w:rFonts w:ascii="맑은 고딕" w:hAnsi="맑은 고딕" w:eastAsia="맑은 고딕"/>
-          <w:b w:val="0"/>
-          <w:sz w:val="17"/>
-          <w:u w:val="none"/>
-        </w:rPr>
-        <w:t xml:space="preserve"> 고른 것은? [3.3점]</w:t>
+        <w:t xml:space="preserve"> 것은? [3.0점]</w:t>
       </w:r>
     </w:p>
     <w:p>
@@ -2114,7 +2532,130 @@
           <w:sz w:val="17"/>
           <w:u w:val="none"/>
         </w:rPr>
-        <w:t>Some myths do more than entertain; they shape what people do. Take the idea that spinach is packed with iron. It began in 1890, when the physiologist Gustav von Bunge reported 35 milligrams of iron in 100 grams of spinach. ⓐ</w:t>
+        <w:t>Myths aren’t only stories. For example, a well-known myth that persists today is the supposed high iron content in spinach. This is a legend that dates back to 1890 and originates from a simple miscalculation by physiologist Gustav von Bunge. He accurately determined that 100 grams of spinach contained 35 milligrams of iron but he was analyzing dried spinach, which held ten times more iron than the same amount of fresh leafy greens. Although the error was swiftly corrected, the correction was just as swiftly forgotten. The myth had taken hold. Popeye, who gained superhuman strength from the leafy greens and defended himself with iron fists, contributed to its endurance and even today, some nearly 150 years later, parents the world over use this tale to try to persuade their children into eating the healthy vegetable.</w:t>
+      </w:r>
+    </w:p>
+    <w:p>
+      <w:pPr>
+        <w:spacing w:before="0" w:after="0" w:line="269" w:lineRule="auto"/>
+        <w:ind w:left="180" w:hanging="180"/>
+        <w:snapToGrid w:val="0"/>
+      </w:pPr>
+      <w:r>
+        <w:rPr>
+          <w:rFonts w:ascii="맑은 고딕" w:hAnsi="맑은 고딕" w:eastAsia="맑은 고딕"/>
+          <w:b w:val="0"/>
+          <w:sz w:val="17"/>
+          <w:u w:val="none"/>
+        </w:rPr>
+        <w:t>① 지아: 결국 시금치는 몸에 좋지 않은 채소라는 게 이 글의 결론이네.</w:t>
+      </w:r>
+    </w:p>
+    <w:p>
+      <w:pPr>
+        <w:spacing w:before="0" w:after="0" w:line="269" w:lineRule="auto"/>
+        <w:ind w:left="180" w:hanging="180"/>
+        <w:snapToGrid w:val="0"/>
+      </w:pPr>
+      <w:r>
+        <w:rPr>
+          <w:rFonts w:ascii="맑은 고딕" w:hAnsi="맑은 고딕" w:eastAsia="맑은 고딕"/>
+          <w:b w:val="0"/>
+          <w:sz w:val="17"/>
+          <w:u w:val="none"/>
+        </w:rPr>
+        <w:t>② 현우: 말린 시금치를 분석한 게 문제였지, 측정 자체가 틀린 건 아니었구나.</w:t>
+      </w:r>
+    </w:p>
+    <w:p>
+      <w:pPr>
+        <w:spacing w:before="0" w:after="0" w:line="269" w:lineRule="auto"/>
+        <w:ind w:left="180" w:hanging="180"/>
+        <w:snapToGrid w:val="0"/>
+      </w:pPr>
+      <w:r>
+        <w:rPr>
+          <w:rFonts w:ascii="맑은 고딕" w:hAnsi="맑은 고딕" w:eastAsia="맑은 고딕"/>
+          <w:b w:val="0"/>
+          <w:sz w:val="17"/>
+          <w:u w:val="none"/>
+        </w:rPr>
+        <w:t>③ 수아: 오류를 고친 기록보다 뽀빠이 같은 이야기가 사람들 기억에 더 오래 남은 셈이야.</w:t>
+      </w:r>
+    </w:p>
+    <w:p>
+      <w:pPr>
+        <w:spacing w:before="0" w:after="0" w:line="269" w:lineRule="auto"/>
+        <w:ind w:left="180" w:hanging="180"/>
+        <w:snapToGrid w:val="0"/>
+      </w:pPr>
+      <w:r>
+        <w:rPr>
+          <w:rFonts w:ascii="맑은 고딕" w:hAnsi="맑은 고딕" w:eastAsia="맑은 고딕"/>
+          <w:b w:val="0"/>
+          <w:sz w:val="17"/>
+          <w:u w:val="none"/>
+        </w:rPr>
+        <w:t>④ 민재: 첫 문장처럼 신화는 단순한 이야기가 아니라 부모가 아이를 설득하는 실제 행동에도 영향을 주는구나.</w:t>
+      </w:r>
+    </w:p>
+    <w:p>
+      <w:pPr>
+        <w:spacing w:before="0" w:after="0" w:line="269" w:lineRule="auto"/>
+        <w:ind w:left="180" w:hanging="180"/>
+        <w:snapToGrid w:val="0"/>
+      </w:pPr>
+      <w:r>
+        <w:rPr>
+          <w:rFonts w:ascii="맑은 고딕" w:hAnsi="맑은 고딕" w:eastAsia="맑은 고딕"/>
+          <w:b w:val="0"/>
+          <w:sz w:val="17"/>
+          <w:u w:val="none"/>
+        </w:rPr>
+        <w:t>⑤ 예린: 정정이 빨랐더라도 금방 잊히면 잘못된 믿음은 계속 이어질 수 있겠네.</w:t>
+      </w:r>
+    </w:p>
+    <w:p>
+      <w:pPr>
+        <w:keepNext/>
+        <w:spacing w:before="80" w:after="40" w:line="276" w:lineRule="auto"/>
+        <w:snapToGrid w:val="0"/>
+        <w:shd w:val="clear" w:color="auto" w:fill="8A3A12"/>
+      </w:pPr>
+      <w:r>
+        <w:rPr>
+          <w:rFonts w:ascii="맑은 고딕" w:hAnsi="맑은 고딕" w:eastAsia="맑은 고딕"/>
+          <w:b/>
+          <w:color w:val="FFFFFF"/>
+          <w:sz w:val="17"/>
+          <w:u w:val="none"/>
+        </w:rPr>
+        <w:t>서답형  31-서1 ~ 31-서2</w:t>
+      </w:r>
+    </w:p>
+    <w:p>
+      <w:pPr>
+        <w:keepNext/>
+        <w:spacing w:before="80" w:after="20" w:line="276" w:lineRule="auto"/>
+        <w:snapToGrid w:val="0"/>
+      </w:pPr>
+      <w:r>
+        <w:rPr>
+          <w:rFonts w:ascii="맑은 고딕" w:hAnsi="맑은 고딕" w:eastAsia="맑은 고딕"/>
+          <w:b/>
+          <w:sz w:val="17"/>
+          <w:u w:val="none"/>
+        </w:rPr>
+        <w:t>31-서1.</w:t>
+      </w:r>
+      <w:r>
+        <w:rPr>
+          <w:rFonts w:ascii="맑은 고딕" w:hAnsi="맑은 고딕" w:eastAsia="맑은 고딕"/>
+          <w:b w:val="0"/>
+          <w:sz w:val="17"/>
+          <w:u w:val="none"/>
+        </w:rPr>
+        <w:t xml:space="preserve"> 다음 글의 내용을 요약하고자 한다. 빈칸 (1)~(3)에 들어갈 말을 본문에서 찾아 </w:t>
       </w:r>
       <w:r>
         <w:rPr>
@@ -2123,7 +2664,7 @@
           <w:sz w:val="17"/>
           <w:u w:val="single"/>
         </w:rPr>
-        <w:t>His measurement was sound, but the spinach he tested had been dried</w:t>
+        <w:t>반드시 변형하여</w:t>
       </w:r>
       <w:r>
         <w:rPr>
@@ -2132,17 +2673,22 @@
           <w:sz w:val="17"/>
           <w:u w:val="none"/>
         </w:rPr>
-        <w:t>, so the figure was ten times ⓑ</w:t>
-      </w:r>
-      <w:r>
-        <w:rPr>
-          <w:rFonts w:ascii="맑은 고딕" w:hAnsi="맑은 고딕" w:eastAsia="맑은 고딕"/>
-          <w:b/>
-          <w:sz w:val="17"/>
-          <w:u w:val="none"/>
-        </w:rPr>
-        <w:t>[ as / more ]</w:t>
-      </w:r>
+        <w:t xml:space="preserve"> 쓰시오. (한 칸에 한 단어) [각 1점, 총 3점] [3.0점]</w:t>
+      </w:r>
+    </w:p>
+    <w:p>
+      <w:pPr>
+        <w:spacing w:before="0" w:after="60" w:line="288" w:lineRule="auto"/>
+        <w:ind w:left="40"/>
+        <w:snapToGrid w:val="0"/>
+        <w:pBdr>
+          <w:top w:val="single" w:sz="4" w:space="2" w:color="999999"/>
+          <w:left w:val="single" w:sz="4" w:space="2" w:color="999999"/>
+          <w:bottom w:val="single" w:sz="4" w:space="2" w:color="999999"/>
+          <w:right w:val="single" w:sz="4" w:space="2" w:color="999999"/>
+        </w:pBdr>
+        <w:shd w:val="clear" w:color="auto" w:fill="F6F3EA"/>
+      </w:pPr>
       <w:r>
         <w:rPr>
           <w:rFonts w:ascii="맑은 고딕" w:hAnsi="맑은 고딕" w:eastAsia="맑은 고딕"/>
@@ -2150,7 +2696,30 @@
           <w:sz w:val="17"/>
           <w:u w:val="none"/>
         </w:rPr>
-        <w:t xml:space="preserve"> high as it would have been for fresh leaves. The mistake was soon put right, yet few people noticed. With a spinach-eating cartoon hero keeping the idea alive, parents still tell the story to children who would rather leave their greens untouched.</w:t>
+        <w:t>Myths aren’t only stories. For example, a well-known myth that persists today is the supposed high iron content in spinach. This is a legend that dates back to 1890 and originates from a simple miscalculation by physiologist Gustav von Bunge. He accurately determined that 100 grams of spinach contained 35 milligrams of iron but he was analyzing dried spinach, which held ten times more iron than the same amount of fresh leafy greens. Although the error was swiftly corrected, the correction was just as swiftly forgotten. The myth had taken hold. Popeye, who gained superhuman strength from the leafy greens and defended himself with iron fists, contributed to its endurance and even today, some nearly 150 years later, parents the world over use this tale to try to persuade their children into eating the healthy vegetable.</w:t>
+      </w:r>
+    </w:p>
+    <w:p>
+      <w:pPr>
+        <w:spacing w:before="0" w:after="60" w:line="288" w:lineRule="auto"/>
+        <w:ind w:left="40"/>
+        <w:snapToGrid w:val="0"/>
+        <w:pBdr>
+          <w:top w:val="single" w:sz="4" w:space="2" w:color="C99B4E"/>
+          <w:left w:val="single" w:sz="4" w:space="2" w:color="C99B4E"/>
+          <w:bottom w:val="single" w:sz="4" w:space="2" w:color="C99B4E"/>
+          <w:right w:val="single" w:sz="4" w:space="2" w:color="C99B4E"/>
+        </w:pBdr>
+        <w:shd w:val="clear" w:color="auto" w:fill="FFF8E1"/>
+      </w:pPr>
+      <w:r>
+        <w:rPr>
+          <w:rFonts w:ascii="맑은 고딕" w:hAnsi="맑은 고딕" w:eastAsia="맑은 고딕"/>
+          <w:b w:val="0"/>
+          <w:sz w:val="17"/>
+          <w:u w:val="none"/>
+        </w:rPr>
+        <w:t>Bunge (1) ________ the iron in spinach by testing dried leaves, yet the myth has (2) ________ for nearly 150 years, and parents still use it so that their children will eat (3) ________.</w:t>
       </w:r>
     </w:p>
     <w:p>
@@ -2173,7 +2742,30 @@
           <w:sz w:val="17"/>
           <w:u w:val="none"/>
         </w:rPr>
-        <w:t>&lt;보 기&gt;</w:t>
+        <w:t>&lt;조 건&gt;</w:t>
+      </w:r>
+    </w:p>
+    <w:p>
+      <w:pPr>
+        <w:spacing w:before="0" w:after="0" w:line="288" w:lineRule="auto"/>
+        <w:ind w:left="40"/>
+        <w:snapToGrid w:val="0"/>
+        <w:pBdr>
+          <w:top w:val="single" w:sz="4" w:space="2" w:color="9B6BD0"/>
+          <w:left w:val="single" w:sz="4" w:space="2" w:color="9B6BD0"/>
+          <w:bottom w:val="single" w:sz="4" w:space="2" w:color="9B6BD0"/>
+          <w:right w:val="single" w:sz="4" w:space="2" w:color="9B6BD0"/>
+        </w:pBdr>
+        <w:shd w:val="clear" w:color="auto" w:fill="FAF5FF"/>
+      </w:pPr>
+      <w:r>
+        <w:rPr>
+          <w:rFonts w:ascii="맑은 고딕" w:hAnsi="맑은 고딕" w:eastAsia="맑은 고딕"/>
+          <w:b w:val="0"/>
+          <w:sz w:val="17"/>
+          <w:u w:val="none"/>
+        </w:rPr>
+        <w:t>1. 본문의 단어를 반드시 변형(품사·어형)하여 쓸 것 — 본문 형태 그대로 쓰면 0점</w:t>
       </w:r>
     </w:p>
     <w:p>
@@ -2196,13 +2788,12 @@
           <w:sz w:val="17"/>
           <w:u w:val="none"/>
         </w:rPr>
-        <w:t>(A) 윗글에서 시금치 이야기는 ‘신화가 사람들의 행동에 영향을 미친다’는 점을 보여 주는 사례로 쓰였다.</w:t>
+        <w:t>2. 답안지에 소문항 번호를 정확하게 기입할 것  예) 1-(1) 1-(2) 1-(3)</w:t>
       </w:r>
     </w:p>
     <w:p>
       <w:pPr>
-        <w:spacing w:before="0" w:after="20" w:line="276" w:lineRule="auto"/>
-        <w:ind w:left="80"/>
+        <w:spacing w:before="0" w:after="40" w:line="360" w:lineRule="auto"/>
         <w:snapToGrid w:val="0"/>
       </w:pPr>
       <w:r>
@@ -2212,7 +2803,7 @@
           <w:sz w:val="17"/>
           <w:u w:val="none"/>
         </w:rPr>
-        <w:t>① (A), (C)    ② (A), (B)    ③ (B), (D)    ④ (A), (B), (D)    ⑤ (B), (C), (D)</w:t>
+        <w:t>(1) ______________   (2) ______________   (3) ______________</w:t>
       </w:r>
     </w:p>
     <w:p>
@@ -2228,7 +2819,7 @@
           <w:sz w:val="17"/>
           <w:u w:val="none"/>
         </w:rPr>
-        <w:t>31-6.</w:t>
+        <w:t>31-서2.</w:t>
       </w:r>
       <w:r>
         <w:rPr>
@@ -2237,25 +2828,7 @@
           <w:sz w:val="17"/>
           <w:u w:val="none"/>
         </w:rPr>
-        <w:t xml:space="preserve"> 다음 글의 내용과 일치하지 </w:t>
-      </w:r>
-      <w:r>
-        <w:rPr>
-          <w:rFonts w:ascii="맑은 고딕" w:hAnsi="맑은 고딕" w:eastAsia="맑은 고딕"/>
-          <w:b/>
-          <w:sz w:val="17"/>
-          <w:u w:val="none"/>
-        </w:rPr>
-        <w:t>않는</w:t>
-      </w:r>
-      <w:r>
-        <w:rPr>
-          <w:rFonts w:ascii="맑은 고딕" w:hAnsi="맑은 고딕" w:eastAsia="맑은 고딕"/>
-          <w:b w:val="0"/>
-          <w:sz w:val="17"/>
-          <w:u w:val="none"/>
-        </w:rPr>
-        <w:t xml:space="preserve"> 것은? [2.7점]</w:t>
+        <w:t xml:space="preserve"> 다음 글의 밑줄 친 부분과 같은 뜻이 되도록 &lt;보기&gt;의 표현을 사용하여 &lt;조건&gt;에 맞게 영작하시오. [3점] [3.0점]</w:t>
       </w:r>
     </w:p>
     <w:p>
@@ -2278,15 +2851,49 @@
           <w:sz w:val="17"/>
           <w:u w:val="none"/>
         </w:rPr>
-        <w:t>A well-known myth that persists today is the supposed high iron content in spinach, a legend that dates back to 1890. The physiologist Gustav von Bunge accurately determined that 100 grams of spinach contained 35 milligrams of iron, but he was analyzing dried spinach, which held ten times more iron than the same amount of fresh leafy greens. Although the error was swiftly corrected, the correction was just as swiftly forgotten, and the myth took hold. Some nearly 150 years later, parents the world over still use this tale to try to persuade their children into eating the healthy vegetable.</w:t>
+        <w:t xml:space="preserve">He accurately determined that 100 grams of spinach contained 35 milligrams of iron but he was analyzing dried spinach, </w:t>
+      </w:r>
+      <w:r>
+        <w:rPr>
+          <w:rFonts w:ascii="맑은 고딕" w:hAnsi="맑은 고딕" w:eastAsia="맑은 고딕"/>
+          <w:b w:val="0"/>
+          <w:sz w:val="17"/>
+          <w:u w:val="single"/>
+        </w:rPr>
+        <w:t>which held ten times more iron than the same amount of fresh leafy greens</w:t>
+      </w:r>
+      <w:r>
+        <w:rPr>
+          <w:rFonts w:ascii="맑은 고딕" w:hAnsi="맑은 고딕" w:eastAsia="맑은 고딕"/>
+          <w:b w:val="0"/>
+          <w:sz w:val="17"/>
+          <w:u w:val="none"/>
+        </w:rPr>
+        <w:t>.</w:t>
       </w:r>
     </w:p>
     <w:p>
       <w:pPr>
-        <w:spacing w:before="0" w:after="0" w:line="269" w:lineRule="auto"/>
-        <w:ind w:left="180" w:hanging="180"/>
+        <w:spacing w:before="0" w:after="60" w:line="288" w:lineRule="auto"/>
+        <w:ind w:left="40"/>
         <w:snapToGrid w:val="0"/>
-      </w:pPr>
+        <w:pBdr>
+          <w:top w:val="single" w:sz="4" w:space="2" w:color="9B6BD0"/>
+          <w:left w:val="single" w:sz="4" w:space="2" w:color="9B6BD0"/>
+          <w:bottom w:val="single" w:sz="4" w:space="2" w:color="9B6BD0"/>
+          <w:right w:val="single" w:sz="4" w:space="2" w:color="9B6BD0"/>
+        </w:pBdr>
+        <w:shd w:val="clear" w:color="auto" w:fill="FAF5FF"/>
+      </w:pPr>
+      <w:r>
+        <w:rPr>
+          <w:rFonts w:ascii="맑은 고딕" w:hAnsi="맑은 고딕" w:eastAsia="맑은 고딕"/>
+          <w:b/>
+          <w:sz w:val="17"/>
+          <w:u w:val="none"/>
+        </w:rPr>
+        <w:t>&lt;보 기&gt;</w:t>
+      </w:r>
       <w:r>
         <w:rPr>
           <w:rFonts w:ascii="맑은 고딕" w:hAnsi="맑은 고딕" w:eastAsia="맑은 고딕"/>
@@ -2294,14 +2901,44 @@
           <w:sz w:val="17"/>
           <w:u w:val="none"/>
         </w:rPr>
-        <w:t>① The belief that spinach is rich in iron is still widespread today.</w:t>
+        <w:t xml:space="preserve"> dried spinach / held / ten times / as / much / more / iron / as / than / the same amount of / fresh leafy greens</w:t>
       </w:r>
     </w:p>
     <w:p>
       <w:pPr>
-        <w:spacing w:before="0" w:after="0" w:line="269" w:lineRule="auto"/>
-        <w:ind w:left="180" w:hanging="180"/>
+        <w:spacing w:before="0" w:after="0" w:line="288" w:lineRule="auto"/>
+        <w:ind w:left="40"/>
         <w:snapToGrid w:val="0"/>
+        <w:pBdr>
+          <w:top w:val="single" w:sz="4" w:space="2" w:color="9B6BD0"/>
+          <w:left w:val="single" w:sz="4" w:space="2" w:color="9B6BD0"/>
+          <w:bottom w:val="single" w:sz="4" w:space="2" w:color="9B6BD0"/>
+          <w:right w:val="single" w:sz="4" w:space="2" w:color="9B6BD0"/>
+        </w:pBdr>
+        <w:shd w:val="clear" w:color="auto" w:fill="FAF5FF"/>
+      </w:pPr>
+      <w:r>
+        <w:rPr>
+          <w:rFonts w:ascii="맑은 고딕" w:hAnsi="맑은 고딕" w:eastAsia="맑은 고딕"/>
+          <w:b/>
+          <w:sz w:val="17"/>
+          <w:u w:val="none"/>
+        </w:rPr>
+        <w:t>&lt;조 건&gt;</w:t>
+      </w:r>
+    </w:p>
+    <w:p>
+      <w:pPr>
+        <w:spacing w:before="0" w:after="0" w:line="288" w:lineRule="auto"/>
+        <w:ind w:left="40"/>
+        <w:snapToGrid w:val="0"/>
+        <w:pBdr>
+          <w:top w:val="single" w:sz="4" w:space="2" w:color="9B6BD0"/>
+          <w:left w:val="single" w:sz="4" w:space="2" w:color="9B6BD0"/>
+          <w:bottom w:val="single" w:sz="4" w:space="2" w:color="9B6BD0"/>
+          <w:right w:val="single" w:sz="4" w:space="2" w:color="9B6BD0"/>
+        </w:pBdr>
+        <w:shd w:val="clear" w:color="auto" w:fill="FAF5FF"/>
       </w:pPr>
       <w:r>
         <w:rPr>
@@ -2310,14 +2947,21 @@
           <w:sz w:val="17"/>
           <w:u w:val="none"/>
         </w:rPr>
-        <w:t>② Dried spinach holds far more iron than the same amount of fresh spinach.</w:t>
+        <w:t>1. &lt;보기&gt;에서 필요 없는 단어 2개를 제외하고 나머지를 모두 한 번씩만 사용할 것</w:t>
       </w:r>
     </w:p>
     <w:p>
       <w:pPr>
-        <w:spacing w:before="0" w:after="0" w:line="269" w:lineRule="auto"/>
-        <w:ind w:left="180" w:hanging="180"/>
+        <w:spacing w:before="0" w:after="0" w:line="288" w:lineRule="auto"/>
+        <w:ind w:left="40"/>
         <w:snapToGrid w:val="0"/>
+        <w:pBdr>
+          <w:top w:val="single" w:sz="4" w:space="2" w:color="9B6BD0"/>
+          <w:left w:val="single" w:sz="4" w:space="2" w:color="9B6BD0"/>
+          <w:bottom w:val="single" w:sz="4" w:space="2" w:color="9B6BD0"/>
+          <w:right w:val="single" w:sz="4" w:space="2" w:color="9B6BD0"/>
+        </w:pBdr>
+        <w:shd w:val="clear" w:color="auto" w:fill="FAF5FF"/>
       </w:pPr>
       <w:r>
         <w:rPr>
@@ -2326,14 +2970,21 @@
           <w:sz w:val="17"/>
           <w:u w:val="none"/>
         </w:rPr>
-        <w:t>③ The correction of the error did not stay long in people’s memory.</w:t>
+        <w:t>2. 어형을 바꾸지 말고 다른 단어를 추가하지 말 것</w:t>
       </w:r>
     </w:p>
     <w:p>
       <w:pPr>
-        <w:spacing w:before="0" w:after="0" w:line="269" w:lineRule="auto"/>
-        <w:ind w:left="180" w:hanging="180"/>
+        <w:spacing w:before="0" w:after="0" w:line="288" w:lineRule="auto"/>
+        <w:ind w:left="40"/>
         <w:snapToGrid w:val="0"/>
+        <w:pBdr>
+          <w:top w:val="single" w:sz="4" w:space="2" w:color="9B6BD0"/>
+          <w:left w:val="single" w:sz="4" w:space="2" w:color="9B6BD0"/>
+          <w:bottom w:val="single" w:sz="4" w:space="2" w:color="9B6BD0"/>
+          <w:right w:val="single" w:sz="4" w:space="2" w:color="9B6BD0"/>
+        </w:pBdr>
+        <w:shd w:val="clear" w:color="auto" w:fill="FAF5FF"/>
       </w:pPr>
       <w:r>
         <w:rPr>
@@ -2342,14 +2993,21 @@
           <w:sz w:val="17"/>
           <w:u w:val="none"/>
         </w:rPr>
-        <w:t>④ Parents in many countries use the tale to get their children to eat spinach.</w:t>
+        <w:t>3. ‘배수사 + as ~ as’ 구문으로 쓸 것</w:t>
       </w:r>
     </w:p>
     <w:p>
       <w:pPr>
-        <w:spacing w:before="0" w:after="0" w:line="269" w:lineRule="auto"/>
-        <w:ind w:left="180" w:hanging="180"/>
+        <w:spacing w:before="0" w:after="0" w:line="288" w:lineRule="auto"/>
+        <w:ind w:left="40"/>
         <w:snapToGrid w:val="0"/>
+        <w:pBdr>
+          <w:top w:val="single" w:sz="4" w:space="2" w:color="9B6BD0"/>
+          <w:left w:val="single" w:sz="4" w:space="2" w:color="9B6BD0"/>
+          <w:bottom w:val="single" w:sz="4" w:space="2" w:color="9B6BD0"/>
+          <w:right w:val="single" w:sz="4" w:space="2" w:color="9B6BD0"/>
+        </w:pBdr>
+        <w:shd w:val="clear" w:color="auto" w:fill="FAF5FF"/>
       </w:pPr>
       <w:r>
         <w:rPr>
@@ -2358,7 +3016,63 @@
           <w:sz w:val="17"/>
           <w:u w:val="none"/>
         </w:rPr>
-        <w:t>⑤ The figure Bunge reported was inaccurate for the spinach he actually analyzed.</w:t>
+        <w:t>4. 총 16단어로 쓸 것</w:t>
+      </w:r>
+    </w:p>
+    <w:p>
+      <w:pPr>
+        <w:spacing w:before="0" w:after="60" w:line="288" w:lineRule="auto"/>
+        <w:ind w:left="40"/>
+        <w:snapToGrid w:val="0"/>
+        <w:pBdr>
+          <w:top w:val="single" w:sz="4" w:space="2" w:color="9B6BD0"/>
+          <w:left w:val="single" w:sz="4" w:space="2" w:color="9B6BD0"/>
+          <w:bottom w:val="single" w:sz="4" w:space="2" w:color="9B6BD0"/>
+          <w:right w:val="single" w:sz="4" w:space="2" w:color="9B6BD0"/>
+        </w:pBdr>
+        <w:shd w:val="clear" w:color="auto" w:fill="FAF5FF"/>
+      </w:pPr>
+      <w:r>
+        <w:rPr>
+          <w:rFonts w:ascii="맑은 고딕" w:hAnsi="맑은 고딕" w:eastAsia="맑은 고딕"/>
+          <w:b w:val="0"/>
+          <w:sz w:val="17"/>
+          <w:u w:val="none"/>
+        </w:rPr>
+        <w:t>5. 답안지에 소문항 번호를 정확하게 기입할 것</w:t>
+      </w:r>
+    </w:p>
+    <w:p>
+      <w:pPr>
+        <w:spacing w:before="0" w:after="40" w:line="360" w:lineRule="auto"/>
+        <w:snapToGrid w:val="0"/>
+      </w:pPr>
+      <w:r>
+        <w:rPr>
+          <w:rFonts w:ascii="맑은 고딕" w:hAnsi="맑은 고딕" w:eastAsia="맑은 고딕"/>
+          <w:b w:val="0"/>
+          <w:sz w:val="17"/>
+          <w:u w:val="none"/>
+        </w:rPr>
+        <w:t>⇒ ______________________________________________________________ .</w:t>
+      </w:r>
+    </w:p>
+    <w:p>
+      <w:pPr>
+        <w:keepNext/>
+        <w:spacing w:before="80" w:after="40" w:line="276" w:lineRule="auto"/>
+        <w:snapToGrid w:val="0"/>
+        <w:shd w:val="clear" w:color="auto" w:fill="6B21A8"/>
+      </w:pPr>
+      <w:r>
+        <w:rPr>
+          <w:rFonts w:ascii="맑은 고딕" w:hAnsi="맑은 고딕" w:eastAsia="맑은 고딕"/>
+          <w:b/>
+          <w:color w:val="FFFFFF"/>
+          <w:sz w:val="17"/>
+          <w:u w:val="none"/>
+        </w:rPr>
+        <w:t>[지문 구조]  ※ 앞 문항을 모두 푼 뒤에 풀 것</w:t>
       </w:r>
     </w:p>
     <w:p>
@@ -2374,7 +3088,7 @@
           <w:sz w:val="17"/>
           <w:u w:val="none"/>
         </w:rPr>
-        <w:t>31-7.</w:t>
+        <w:t>31-8.</w:t>
       </w:r>
       <w:r>
         <w:rPr>
@@ -2383,7 +3097,30 @@
           <w:sz w:val="17"/>
           <w:u w:val="none"/>
         </w:rPr>
-        <w:t xml:space="preserve"> 다음 글의 내용을 한 문장으로 요약하고자 한다. 빈칸 (A), (B)에 들어갈 말로 가장 적절한 것은? [3.0점]</w:t>
+        <w:t xml:space="preserve"> 글의 흐름으로 보아, 주어진 문장이 들어가기에 가장 적절한 곳은? [2.7점]</w:t>
+      </w:r>
+    </w:p>
+    <w:p>
+      <w:pPr>
+        <w:spacing w:before="0" w:after="60" w:line="288" w:lineRule="auto"/>
+        <w:ind w:left="40"/>
+        <w:snapToGrid w:val="0"/>
+        <w:pBdr>
+          <w:top w:val="single" w:sz="4" w:space="2" w:color="C99B4E"/>
+          <w:left w:val="single" w:sz="4" w:space="2" w:color="C99B4E"/>
+          <w:bottom w:val="single" w:sz="4" w:space="2" w:color="C99B4E"/>
+          <w:right w:val="single" w:sz="4" w:space="2" w:color="C99B4E"/>
+        </w:pBdr>
+        <w:shd w:val="clear" w:color="auto" w:fill="FFF8E1"/>
+      </w:pPr>
+      <w:r>
+        <w:rPr>
+          <w:rFonts w:ascii="맑은 고딕" w:hAnsi="맑은 고딕" w:eastAsia="맑은 고딕"/>
+          <w:b w:val="0"/>
+          <w:sz w:val="17"/>
+          <w:u w:val="none"/>
+        </w:rPr>
+        <w:t>Although the error was swiftly corrected, the correction was just as swiftly forgotten.</w:t>
       </w:r>
     </w:p>
     <w:p>
@@ -2406,21 +3143,14 @@
           <w:sz w:val="17"/>
           <w:u w:val="none"/>
         </w:rPr>
-        <w:t>The supposed high iron content in spinach is a myth that goes back to 1890. A physiologist determined that 100 grams of spinach contained 35 milligrams of iron, but the spinach he was analyzing was dried, and dried spinach holds ten times more iron than the same amount of fresh leaves. The error was swiftly corrected. The correction, however, was forgotten just as swiftly, and the myth took hold. A cartoon sailor who gained his strength from spinach helped it last, and parents the world over still tell the tale to persuade their children into eating the vegetable.</w:t>
+        <w:t>Myths aren’t only stories. ( ① ) For example, a well-known myth that persists today is the supposed high iron content in spinach. ( ② ) This is a legend that dates back to 1890 and originates from a simple miscalculation by physiologist Gustav von Bunge. ( ③ ) He accurately determined that 100 grams of spinach contained 35 milligrams of iron but he was analyzing dried spinach, which held ten times more iron than the same amount of fresh leafy greens. ( ④ ) The myth had taken hold. ( ⑤ ) Popeye, who gained superhuman strength from the leafy greens and defended himself with iron fists, contributed to its endurance.</w:t>
       </w:r>
     </w:p>
     <w:p>
       <w:pPr>
-        <w:spacing w:before="0" w:after="60" w:line="288" w:lineRule="auto"/>
-        <w:ind w:left="40"/>
+        <w:spacing w:before="0" w:after="20" w:line="276" w:lineRule="auto"/>
+        <w:ind w:left="80"/>
         <w:snapToGrid w:val="0"/>
-        <w:pBdr>
-          <w:top w:val="single" w:sz="4" w:space="2" w:color="C99B4E"/>
-          <w:left w:val="single" w:sz="4" w:space="2" w:color="C99B4E"/>
-          <w:bottom w:val="single" w:sz="4" w:space="2" w:color="C99B4E"/>
-          <w:right w:val="single" w:sz="4" w:space="2" w:color="C99B4E"/>
-        </w:pBdr>
-        <w:shd w:val="clear" w:color="auto" w:fill="FFF8E1"/>
       </w:pPr>
       <w:r>
         <w:rPr>
@@ -2429,583 +3159,7 @@
           <w:sz w:val="17"/>
           <w:u w:val="none"/>
         </w:rPr>
-        <w:t>The spinach myth arose from ______(A)______, and it has survived because ______(B)______.</w:t>
-      </w:r>
-    </w:p>
-    <w:p>
-      <w:pPr>
-        <w:spacing w:before="0" w:after="0" w:line="269" w:lineRule="auto"/>
-        <w:ind w:left="180" w:hanging="180"/>
-        <w:snapToGrid w:val="0"/>
-      </w:pPr>
-      <w:r>
-        <w:rPr>
-          <w:rFonts w:ascii="맑은 고딕" w:hAnsi="맑은 고딕" w:eastAsia="맑은 고딕"/>
-          <w:b w:val="0"/>
-          <w:sz w:val="17"/>
-          <w:u w:val="none"/>
-        </w:rPr>
-        <w:t>① (A) a deliberate lie told by a scientist  (B) a popular character kept it alive</w:t>
-      </w:r>
-    </w:p>
-    <w:p>
-      <w:pPr>
-        <w:spacing w:before="0" w:after="0" w:line="269" w:lineRule="auto"/>
-        <w:ind w:left="180" w:hanging="180"/>
-        <w:snapToGrid w:val="0"/>
-      </w:pPr>
-      <w:r>
-        <w:rPr>
-          <w:rFonts w:ascii="맑은 고딕" w:hAnsi="맑은 고딕" w:eastAsia="맑은 고딕"/>
-          <w:b w:val="0"/>
-          <w:sz w:val="17"/>
-          <w:u w:val="none"/>
-        </w:rPr>
-        <w:t>② (A) an analysis of the vegetable in the wrong state  (B) scientists never tried to correct it</w:t>
-      </w:r>
-    </w:p>
-    <w:p>
-      <w:pPr>
-        <w:spacing w:before="0" w:after="0" w:line="269" w:lineRule="auto"/>
-        <w:ind w:left="180" w:hanging="180"/>
-        <w:snapToGrid w:val="0"/>
-      </w:pPr>
-      <w:r>
-        <w:rPr>
-          <w:rFonts w:ascii="맑은 고딕" w:hAnsi="맑은 고딕" w:eastAsia="맑은 고딕"/>
-          <w:b w:val="0"/>
-          <w:sz w:val="17"/>
-          <w:u w:val="none"/>
-        </w:rPr>
-        <w:t>③ (A) an analysis of the vegetable in the wrong state  (B) the correction failed to take root</w:t>
-      </w:r>
-    </w:p>
-    <w:p>
-      <w:pPr>
-        <w:spacing w:before="0" w:after="0" w:line="269" w:lineRule="auto"/>
-        <w:ind w:left="180" w:hanging="180"/>
-        <w:snapToGrid w:val="0"/>
-      </w:pPr>
-      <w:r>
-        <w:rPr>
-          <w:rFonts w:ascii="맑은 고딕" w:hAnsi="맑은 고딕" w:eastAsia="맑은 고딕"/>
-          <w:b w:val="0"/>
-          <w:sz w:val="17"/>
-          <w:u w:val="none"/>
-        </w:rPr>
-        <w:t>④ (A) a decimal point printed in the wrong place  (B) the correction failed to take root</w:t>
-      </w:r>
-    </w:p>
-    <w:p>
-      <w:pPr>
-        <w:spacing w:before="0" w:after="0" w:line="269" w:lineRule="auto"/>
-        <w:ind w:left="180" w:hanging="180"/>
-        <w:snapToGrid w:val="0"/>
-      </w:pPr>
-      <w:r>
-        <w:rPr>
-          <w:rFonts w:ascii="맑은 고딕" w:hAnsi="맑은 고딕" w:eastAsia="맑은 고딕"/>
-          <w:b w:val="0"/>
-          <w:sz w:val="17"/>
-          <w:u w:val="none"/>
-        </w:rPr>
-        <w:t>⑤ (A) an advertisement that exaggerated the facts  (B) parents found the story useful</w:t>
-      </w:r>
-    </w:p>
-    <w:p>
-      <w:pPr>
-        <w:keepNext/>
-        <w:spacing w:before="80" w:after="40" w:line="276" w:lineRule="auto"/>
-        <w:snapToGrid w:val="0"/>
-        <w:shd w:val="clear" w:color="auto" w:fill="8A3A12"/>
-      </w:pPr>
-      <w:r>
-        <w:rPr>
-          <w:rFonts w:ascii="맑은 고딕" w:hAnsi="맑은 고딕" w:eastAsia="맑은 고딕"/>
-          <w:b/>
-          <w:color w:val="FFFFFF"/>
-          <w:sz w:val="17"/>
-          <w:u w:val="none"/>
-        </w:rPr>
-        <w:t>서답형  31-서1 ~ 31-서2</w:t>
-      </w:r>
-    </w:p>
-    <w:p>
-      <w:pPr>
-        <w:keepNext/>
-        <w:spacing w:before="80" w:after="20" w:line="276" w:lineRule="auto"/>
-        <w:snapToGrid w:val="0"/>
-      </w:pPr>
-      <w:r>
-        <w:rPr>
-          <w:rFonts w:ascii="맑은 고딕" w:hAnsi="맑은 고딕" w:eastAsia="맑은 고딕"/>
-          <w:b/>
-          <w:sz w:val="17"/>
-          <w:u w:val="none"/>
-        </w:rPr>
-        <w:t>31-서1.</w:t>
-      </w:r>
-      <w:r>
-        <w:rPr>
-          <w:rFonts w:ascii="맑은 고딕" w:hAnsi="맑은 고딕" w:eastAsia="맑은 고딕"/>
-          <w:b w:val="0"/>
-          <w:sz w:val="17"/>
-          <w:u w:val="none"/>
-        </w:rPr>
-        <w:t xml:space="preserve"> 다음 글의 밑줄 친 부분과 의미가 같도록 &lt;조건&gt;에 맞게 아래 문장을 완성하시오. [3.0점]</w:t>
-      </w:r>
-    </w:p>
-    <w:p>
-      <w:pPr>
-        <w:spacing w:before="0" w:after="60" w:line="288" w:lineRule="auto"/>
-        <w:ind w:left="40"/>
-        <w:snapToGrid w:val="0"/>
-        <w:pBdr>
-          <w:top w:val="single" w:sz="4" w:space="2" w:color="999999"/>
-          <w:left w:val="single" w:sz="4" w:space="2" w:color="999999"/>
-          <w:bottom w:val="single" w:sz="4" w:space="2" w:color="999999"/>
-          <w:right w:val="single" w:sz="4" w:space="2" w:color="999999"/>
-        </w:pBdr>
-        <w:shd w:val="clear" w:color="auto" w:fill="F6F3EA"/>
-      </w:pPr>
-      <w:r>
-        <w:rPr>
-          <w:rFonts w:ascii="맑은 고딕" w:hAnsi="맑은 고딕" w:eastAsia="맑은 고딕"/>
-          <w:b w:val="0"/>
-          <w:sz w:val="17"/>
-          <w:u w:val="single"/>
-        </w:rPr>
-        <w:t>Although the error was swiftly corrected</w:t>
-      </w:r>
-      <w:r>
-        <w:rPr>
-          <w:rFonts w:ascii="맑은 고딕" w:hAnsi="맑은 고딕" w:eastAsia="맑은 고딕"/>
-          <w:b w:val="0"/>
-          <w:sz w:val="17"/>
-          <w:u w:val="none"/>
-        </w:rPr>
-        <w:t>, the correction was just as swiftly forgotten. The myth had taken hold.</w:t>
-      </w:r>
-    </w:p>
-    <w:p>
-      <w:pPr>
-        <w:spacing w:before="0" w:after="0" w:line="288" w:lineRule="auto"/>
-        <w:ind w:left="40"/>
-        <w:snapToGrid w:val="0"/>
-        <w:pBdr>
-          <w:top w:val="single" w:sz="4" w:space="2" w:color="9B6BD0"/>
-          <w:left w:val="single" w:sz="4" w:space="2" w:color="9B6BD0"/>
-          <w:bottom w:val="single" w:sz="4" w:space="2" w:color="9B6BD0"/>
-          <w:right w:val="single" w:sz="4" w:space="2" w:color="9B6BD0"/>
-        </w:pBdr>
-        <w:shd w:val="clear" w:color="auto" w:fill="FAF5FF"/>
-      </w:pPr>
-      <w:r>
-        <w:rPr>
-          <w:rFonts w:ascii="맑은 고딕" w:hAnsi="맑은 고딕" w:eastAsia="맑은 고딕"/>
-          <w:b/>
-          <w:sz w:val="17"/>
-          <w:u w:val="none"/>
-        </w:rPr>
-        <w:t>&lt;조 건&gt;</w:t>
-      </w:r>
-    </w:p>
-    <w:p>
-      <w:pPr>
-        <w:spacing w:before="0" w:after="60" w:line="288" w:lineRule="auto"/>
-        <w:ind w:left="40"/>
-        <w:snapToGrid w:val="0"/>
-        <w:pBdr>
-          <w:top w:val="single" w:sz="4" w:space="2" w:color="9B6BD0"/>
-          <w:left w:val="single" w:sz="4" w:space="2" w:color="9B6BD0"/>
-          <w:bottom w:val="single" w:sz="4" w:space="2" w:color="9B6BD0"/>
-          <w:right w:val="single" w:sz="4" w:space="2" w:color="9B6BD0"/>
-        </w:pBdr>
-        <w:shd w:val="clear" w:color="auto" w:fill="FAF5FF"/>
-      </w:pPr>
-      <w:r>
-        <w:rPr>
-          <w:rFonts w:ascii="맑은 고딕" w:hAnsi="맑은 고딕" w:eastAsia="맑은 고딕"/>
-          <w:b w:val="0"/>
-          <w:sz w:val="17"/>
-          <w:u w:val="none"/>
-        </w:rPr>
-        <w:t>1. 전치사 Despite 뒤에 명사구가 오도록 쓸 것</w:t>
-      </w:r>
-    </w:p>
-    <w:p>
-      <w:pPr>
-        <w:spacing w:before="0" w:after="40" w:line="360" w:lineRule="auto"/>
-        <w:snapToGrid w:val="0"/>
-      </w:pPr>
-      <w:r>
-        <w:rPr>
-          <w:rFonts w:ascii="맑은 고딕" w:hAnsi="맑은 고딕" w:eastAsia="맑은 고딕"/>
-          <w:b w:val="0"/>
-          <w:sz w:val="17"/>
-          <w:u w:val="none"/>
-        </w:rPr>
-        <w:t>→ Despite ________ ________ ________ ________ ________ ________, it was just as swiftly forgotten.</w:t>
-      </w:r>
-    </w:p>
-    <w:p>
-      <w:pPr>
-        <w:keepNext/>
-        <w:spacing w:before="80" w:after="20" w:line="276" w:lineRule="auto"/>
-        <w:snapToGrid w:val="0"/>
-      </w:pPr>
-      <w:r>
-        <w:rPr>
-          <w:rFonts w:ascii="맑은 고딕" w:hAnsi="맑은 고딕" w:eastAsia="맑은 고딕"/>
-          <w:b/>
-          <w:sz w:val="17"/>
-          <w:u w:val="none"/>
-        </w:rPr>
-        <w:t>31-서2.</w:t>
-      </w:r>
-      <w:r>
-        <w:rPr>
-          <w:rFonts w:ascii="맑은 고딕" w:hAnsi="맑은 고딕" w:eastAsia="맑은 고딕"/>
-          <w:b w:val="0"/>
-          <w:sz w:val="17"/>
-          <w:u w:val="none"/>
-        </w:rPr>
-        <w:t xml:space="preserve"> 다음 글의 내용을 요약한 문장의 빈칸 (A)~(C)에 들어갈 말을 &lt;보기&gt;에서 골라 쓰시오. (단, 필요한 경우 어형을 바꾸고, 각 빈칸에 한 단어만 쓸 것) [3.0점]</w:t>
-      </w:r>
-    </w:p>
-    <w:p>
-      <w:pPr>
-        <w:spacing w:before="0" w:after="60" w:line="288" w:lineRule="auto"/>
-        <w:ind w:left="40"/>
-        <w:snapToGrid w:val="0"/>
-        <w:pBdr>
-          <w:top w:val="single" w:sz="4" w:space="2" w:color="999999"/>
-          <w:left w:val="single" w:sz="4" w:space="2" w:color="999999"/>
-          <w:bottom w:val="single" w:sz="4" w:space="2" w:color="999999"/>
-          <w:right w:val="single" w:sz="4" w:space="2" w:color="999999"/>
-        </w:pBdr>
-        <w:shd w:val="clear" w:color="auto" w:fill="F6F3EA"/>
-      </w:pPr>
-      <w:r>
-        <w:rPr>
-          <w:rFonts w:ascii="맑은 고딕" w:hAnsi="맑은 고딕" w:eastAsia="맑은 고딕"/>
-          <w:b w:val="0"/>
-          <w:sz w:val="17"/>
-          <w:u w:val="none"/>
-        </w:rPr>
-        <w:t>The idea that spinach is full of iron goes back to 1890, when a physiologist made a simple miscalculation. The error was quickly put right, but the myth has lasted for nearly 150 years. Even today, parents the world over rely on this tale when they want their children to eat the healthy vegetable.</w:t>
-      </w:r>
-    </w:p>
-    <w:p>
-      <w:pPr>
-        <w:spacing w:before="0" w:after="60" w:line="288" w:lineRule="auto"/>
-        <w:ind w:left="40"/>
-        <w:snapToGrid w:val="0"/>
-        <w:pBdr>
-          <w:top w:val="single" w:sz="4" w:space="2" w:color="C99B4E"/>
-          <w:left w:val="single" w:sz="4" w:space="2" w:color="C99B4E"/>
-          <w:bottom w:val="single" w:sz="4" w:space="2" w:color="C99B4E"/>
-          <w:right w:val="single" w:sz="4" w:space="2" w:color="C99B4E"/>
-        </w:pBdr>
-        <w:shd w:val="clear" w:color="auto" w:fill="FFF8E1"/>
-      </w:pPr>
-      <w:r>
-        <w:rPr>
-          <w:rFonts w:ascii="맑은 고딕" w:hAnsi="맑은 고딕" w:eastAsia="맑은 고딕"/>
-          <w:b w:val="0"/>
-          <w:sz w:val="17"/>
-          <w:u w:val="none"/>
-        </w:rPr>
-        <w:t>A legend ___(A)___ from a scientist’s miscalculation has ___(B)___ for well over a century, and it is still ___(C)___ by parents to get their children to eat spinach.</w:t>
-      </w:r>
-    </w:p>
-    <w:p>
-      <w:pPr>
-        <w:spacing w:before="0" w:after="60" w:line="288" w:lineRule="auto"/>
-        <w:ind w:left="40"/>
-        <w:snapToGrid w:val="0"/>
-        <w:pBdr>
-          <w:top w:val="single" w:sz="4" w:space="2" w:color="9B6BD0"/>
-          <w:left w:val="single" w:sz="4" w:space="2" w:color="9B6BD0"/>
-          <w:bottom w:val="single" w:sz="4" w:space="2" w:color="9B6BD0"/>
-          <w:right w:val="single" w:sz="4" w:space="2" w:color="9B6BD0"/>
-        </w:pBdr>
-        <w:shd w:val="clear" w:color="auto" w:fill="FAF5FF"/>
-      </w:pPr>
-      <w:r>
-        <w:rPr>
-          <w:rFonts w:ascii="맑은 고딕" w:hAnsi="맑은 고딕" w:eastAsia="맑은 고딕"/>
-          <w:b/>
-          <w:sz w:val="17"/>
-          <w:u w:val="none"/>
-        </w:rPr>
-        <w:t>&lt;보 기&gt;</w:t>
-      </w:r>
-      <w:r>
-        <w:rPr>
-          <w:rFonts w:ascii="맑은 고딕" w:hAnsi="맑은 고딕" w:eastAsia="맑은 고딕"/>
-          <w:b w:val="0"/>
-          <w:sz w:val="17"/>
-          <w:u w:val="none"/>
-        </w:rPr>
-        <w:t xml:space="preserve"> correct / originate / forget / persist / analyze / defend / use / contain / determine / persuade / dry / calculate</w:t>
-      </w:r>
-    </w:p>
-    <w:p>
-      <w:pPr>
-        <w:spacing w:before="0" w:after="40" w:line="360" w:lineRule="auto"/>
-        <w:snapToGrid w:val="0"/>
-      </w:pPr>
-      <w:r>
-        <w:rPr>
-          <w:rFonts w:ascii="맑은 고딕" w:hAnsi="맑은 고딕" w:eastAsia="맑은 고딕"/>
-          <w:b w:val="0"/>
-          <w:sz w:val="17"/>
-          <w:u w:val="none"/>
-        </w:rPr>
-        <w:t>(A) ______________   (B) ______________   (C) ______________</w:t>
-      </w:r>
-    </w:p>
-    <w:p>
-      <w:pPr>
-        <w:keepNext/>
-        <w:spacing w:before="80" w:after="40" w:line="276" w:lineRule="auto"/>
-        <w:snapToGrid w:val="0"/>
-        <w:shd w:val="clear" w:color="auto" w:fill="6B21A8"/>
-      </w:pPr>
-      <w:r>
-        <w:rPr>
-          <w:rFonts w:ascii="맑은 고딕" w:hAnsi="맑은 고딕" w:eastAsia="맑은 고딕"/>
-          <w:b/>
-          <w:color w:val="FFFFFF"/>
-          <w:sz w:val="17"/>
-          <w:u w:val="none"/>
-        </w:rPr>
-        <w:t>[지문 구조]  ※ 앞 문항을 모두 푼 뒤에 풀 것</w:t>
-      </w:r>
-    </w:p>
-    <w:p>
-      <w:pPr>
-        <w:keepNext/>
-        <w:spacing w:before="80" w:after="20" w:line="276" w:lineRule="auto"/>
-        <w:snapToGrid w:val="0"/>
-      </w:pPr>
-      <w:r>
-        <w:rPr>
-          <w:rFonts w:ascii="맑은 고딕" w:hAnsi="맑은 고딕" w:eastAsia="맑은 고딕"/>
-          <w:b/>
-          <w:sz w:val="17"/>
-          <w:u w:val="none"/>
-        </w:rPr>
-        <w:t>31-8.</w:t>
-      </w:r>
-      <w:r>
-        <w:rPr>
-          <w:rFonts w:ascii="맑은 고딕" w:hAnsi="맑은 고딕" w:eastAsia="맑은 고딕"/>
-          <w:b w:val="0"/>
-          <w:sz w:val="17"/>
-          <w:u w:val="none"/>
-        </w:rPr>
-        <w:t xml:space="preserve"> 주어진 글 다음에 이어질 글의 순서로 가장 적절한 것은? [2.7점]</w:t>
-      </w:r>
-    </w:p>
-    <w:p>
-      <w:pPr>
-        <w:spacing w:before="0" w:after="60" w:line="288" w:lineRule="auto"/>
-        <w:ind w:left="40"/>
-        <w:snapToGrid w:val="0"/>
-        <w:pBdr>
-          <w:top w:val="single" w:sz="4" w:space="2" w:color="C99B4E"/>
-          <w:left w:val="single" w:sz="4" w:space="2" w:color="C99B4E"/>
-          <w:bottom w:val="single" w:sz="4" w:space="2" w:color="C99B4E"/>
-          <w:right w:val="single" w:sz="4" w:space="2" w:color="C99B4E"/>
-        </w:pBdr>
-        <w:shd w:val="clear" w:color="auto" w:fill="FFF8E1"/>
-      </w:pPr>
-      <w:r>
-        <w:rPr>
-          <w:rFonts w:ascii="맑은 고딕" w:hAnsi="맑은 고딕" w:eastAsia="맑은 고딕"/>
-          <w:b w:val="0"/>
-          <w:sz w:val="17"/>
-          <w:u w:val="none"/>
-        </w:rPr>
-        <w:t>Myths aren’t only stories. For example, a well-known myth that persists today is the supposed high iron content in spinach.</w:t>
-      </w:r>
-    </w:p>
-    <w:p>
-      <w:pPr>
-        <w:spacing w:before="0" w:after="0" w:line="288" w:lineRule="auto"/>
-        <w:ind w:left="40"/>
-        <w:snapToGrid w:val="0"/>
-        <w:pBdr>
-          <w:top w:val="single" w:sz="4" w:space="2" w:color="999999"/>
-          <w:left w:val="single" w:sz="4" w:space="2" w:color="999999"/>
-          <w:bottom w:val="single" w:sz="4" w:space="2" w:color="999999"/>
-          <w:right w:val="single" w:sz="4" w:space="2" w:color="999999"/>
-        </w:pBdr>
-        <w:shd w:val="clear" w:color="auto" w:fill="F6F3EA"/>
-      </w:pPr>
-      <w:r>
-        <w:rPr>
-          <w:rFonts w:ascii="맑은 고딕" w:hAnsi="맑은 고딕" w:eastAsia="맑은 고딕"/>
-          <w:b/>
-          <w:sz w:val="17"/>
-          <w:u w:val="none"/>
-        </w:rPr>
-        <w:t>(A)</w:t>
-      </w:r>
-      <w:r>
-        <w:rPr>
-          <w:rFonts w:ascii="맑은 고딕" w:hAnsi="맑은 고딕" w:eastAsia="맑은 고딕"/>
-          <w:b w:val="0"/>
-          <w:sz w:val="17"/>
-          <w:u w:val="none"/>
-        </w:rPr>
-        <w:t xml:space="preserve"> Although the error was swiftly corrected, the correction was just as swiftly forgotten. The myth had taken hold.</w:t>
-      </w:r>
-    </w:p>
-    <w:p>
-      <w:pPr>
-        <w:spacing w:before="0" w:after="0" w:line="288" w:lineRule="auto"/>
-        <w:ind w:left="40"/>
-        <w:snapToGrid w:val="0"/>
-        <w:pBdr>
-          <w:top w:val="single" w:sz="4" w:space="2" w:color="999999"/>
-          <w:left w:val="single" w:sz="4" w:space="2" w:color="999999"/>
-          <w:bottom w:val="single" w:sz="4" w:space="2" w:color="999999"/>
-          <w:right w:val="single" w:sz="4" w:space="2" w:color="999999"/>
-        </w:pBdr>
-        <w:shd w:val="clear" w:color="auto" w:fill="F6F3EA"/>
-      </w:pPr>
-      <w:r>
-        <w:rPr>
-          <w:rFonts w:ascii="맑은 고딕" w:hAnsi="맑은 고딕" w:eastAsia="맑은 고딕"/>
-          <w:b/>
-          <w:sz w:val="17"/>
-          <w:u w:val="none"/>
-        </w:rPr>
-        <w:t>(B)</w:t>
-      </w:r>
-      <w:r>
-        <w:rPr>
-          <w:rFonts w:ascii="맑은 고딕" w:hAnsi="맑은 고딕" w:eastAsia="맑은 고딕"/>
-          <w:b w:val="0"/>
-          <w:sz w:val="17"/>
-          <w:u w:val="none"/>
-        </w:rPr>
-        <w:t xml:space="preserve"> This is a legend that dates back to 1890 and originates from a simple miscalculation by physiologist Gustav von Bunge. He accurately determined that 100 grams of spinach contained 35 milligrams of iron but he was analyzing dried spinach, which held ten times more iron than the same amount of fresh leafy greens.</w:t>
-      </w:r>
-    </w:p>
-    <w:p>
-      <w:pPr>
-        <w:spacing w:before="0" w:after="60" w:line="288" w:lineRule="auto"/>
-        <w:ind w:left="40"/>
-        <w:snapToGrid w:val="0"/>
-        <w:pBdr>
-          <w:top w:val="single" w:sz="4" w:space="2" w:color="999999"/>
-          <w:left w:val="single" w:sz="4" w:space="2" w:color="999999"/>
-          <w:bottom w:val="single" w:sz="4" w:space="2" w:color="999999"/>
-          <w:right w:val="single" w:sz="4" w:space="2" w:color="999999"/>
-        </w:pBdr>
-        <w:shd w:val="clear" w:color="auto" w:fill="F6F3EA"/>
-      </w:pPr>
-      <w:r>
-        <w:rPr>
-          <w:rFonts w:ascii="맑은 고딕" w:hAnsi="맑은 고딕" w:eastAsia="맑은 고딕"/>
-          <w:b/>
-          <w:sz w:val="17"/>
-          <w:u w:val="none"/>
-        </w:rPr>
-        <w:t>(C)</w:t>
-      </w:r>
-      <w:r>
-        <w:rPr>
-          <w:rFonts w:ascii="맑은 고딕" w:hAnsi="맑은 고딕" w:eastAsia="맑은 고딕"/>
-          <w:b w:val="0"/>
-          <w:sz w:val="17"/>
-          <w:u w:val="none"/>
-        </w:rPr>
-        <w:t xml:space="preserve"> Popeye, who gained superhuman strength from the leafy greens and defended himself with iron fists, helped to keep it alive, and even today, some nearly 150 years later, parents the world over use this tale to try to persuade their children into eating the healthy vegetable.</w:t>
-      </w:r>
-    </w:p>
-    <w:p>
-      <w:pPr>
-        <w:spacing w:before="0" w:after="0" w:line="269" w:lineRule="auto"/>
-        <w:ind w:left="180" w:hanging="180"/>
-        <w:snapToGrid w:val="0"/>
-      </w:pPr>
-      <w:r>
-        <w:rPr>
-          <w:rFonts w:ascii="맑은 고딕" w:hAnsi="맑은 고딕" w:eastAsia="맑은 고딕"/>
-          <w:b w:val="0"/>
-          <w:sz w:val="17"/>
-          <w:u w:val="none"/>
-        </w:rPr>
-        <w:t>① (A) – (C) – (B)</w:t>
-      </w:r>
-    </w:p>
-    <w:p>
-      <w:pPr>
-        <w:spacing w:before="0" w:after="0" w:line="269" w:lineRule="auto"/>
-        <w:ind w:left="180" w:hanging="180"/>
-        <w:snapToGrid w:val="0"/>
-      </w:pPr>
-      <w:r>
-        <w:rPr>
-          <w:rFonts w:ascii="맑은 고딕" w:hAnsi="맑은 고딕" w:eastAsia="맑은 고딕"/>
-          <w:b w:val="0"/>
-          <w:sz w:val="17"/>
-          <w:u w:val="none"/>
-        </w:rPr>
-        <w:t>② (B) – (A) – (C)</w:t>
-      </w:r>
-    </w:p>
-    <w:p>
-      <w:pPr>
-        <w:spacing w:before="0" w:after="0" w:line="269" w:lineRule="auto"/>
-        <w:ind w:left="180" w:hanging="180"/>
-        <w:snapToGrid w:val="0"/>
-      </w:pPr>
-      <w:r>
-        <w:rPr>
-          <w:rFonts w:ascii="맑은 고딕" w:hAnsi="맑은 고딕" w:eastAsia="맑은 고딕"/>
-          <w:b w:val="0"/>
-          <w:sz w:val="17"/>
-          <w:u w:val="none"/>
-        </w:rPr>
-        <w:t>③ (B) – (C) – (A)</w:t>
-      </w:r>
-    </w:p>
-    <w:p>
-      <w:pPr>
-        <w:spacing w:before="0" w:after="0" w:line="269" w:lineRule="auto"/>
-        <w:ind w:left="180" w:hanging="180"/>
-        <w:snapToGrid w:val="0"/>
-      </w:pPr>
-      <w:r>
-        <w:rPr>
-          <w:rFonts w:ascii="맑은 고딕" w:hAnsi="맑은 고딕" w:eastAsia="맑은 고딕"/>
-          <w:b w:val="0"/>
-          <w:sz w:val="17"/>
-          <w:u w:val="none"/>
-        </w:rPr>
-        <w:t>④ (C) – (A) – (B)</w:t>
-      </w:r>
-    </w:p>
-    <w:p>
-      <w:pPr>
-        <w:spacing w:before="0" w:after="0" w:line="269" w:lineRule="auto"/>
-        <w:ind w:left="180" w:hanging="180"/>
-        <w:snapToGrid w:val="0"/>
-      </w:pPr>
-      <w:r>
-        <w:rPr>
-          <w:rFonts w:ascii="맑은 고딕" w:hAnsi="맑은 고딕" w:eastAsia="맑은 고딕"/>
-          <w:b w:val="0"/>
-          <w:sz w:val="17"/>
-          <w:u w:val="none"/>
-        </w:rPr>
-        <w:t>⑤ (C) – (B) – (A)</w:t>
+        <w:t>① ①    ② ②    ③ ③    ④ ④    ⑤ ⑤</w:t>
       </w:r>
     </w:p>
     <w:p>
@@ -3974,7 +4128,7 @@
           <w:sz w:val="15"/>
           <w:u w:val="none"/>
         </w:rPr>
-        <w:t xml:space="preserve"> 정답 ①</w:t>
+        <w:t xml:space="preserve"> 정답 ⑤ — (a) ○ (b) ○ (c) ✕ (d) ✕ (e) ✕</w:t>
       </w:r>
     </w:p>
     <w:p>
@@ -3999,7 +4153,7 @@
           <w:sz w:val="15"/>
           <w:u w:val="none"/>
         </w:rPr>
-        <w:t xml:space="preserve"> 정답 ③</w:t>
+        <w:t xml:space="preserve"> 정답 ④ — ⓑ is originated → originates / ⓓ Despite → Although / ⓕ into eat → into eating</w:t>
       </w:r>
     </w:p>
     <w:p>
@@ -4024,7 +4178,7 @@
           <w:sz w:val="15"/>
           <w:u w:val="none"/>
         </w:rPr>
-        <w:t xml:space="preserve"> 정답 ④</w:t>
+        <w:t xml:space="preserve"> 정답 ② — miscalculation · forgotten · endurance</w:t>
       </w:r>
     </w:p>
     <w:p>
@@ -4049,7 +4203,7 @@
           <w:sz w:val="15"/>
           <w:u w:val="none"/>
         </w:rPr>
-        <w:t xml:space="preserve"> 정답 ⑤ (decline → endurance)</w:t>
+        <w:t xml:space="preserve"> 정답 ②</w:t>
       </w:r>
     </w:p>
     <w:p>
@@ -4074,7 +4228,7 @@
           <w:sz w:val="15"/>
           <w:u w:val="none"/>
         </w:rPr>
-        <w:t xml:space="preserve"> 정답 ② — (A) ○ (B) ○ (C) ✕ (D) ✕</w:t>
+        <w:t xml:space="preserve"> 정답 ③</w:t>
       </w:r>
     </w:p>
     <w:p>
@@ -4124,7 +4278,7 @@
           <w:sz w:val="15"/>
           <w:u w:val="none"/>
         </w:rPr>
-        <w:t xml:space="preserve"> 정답 ③</w:t>
+        <w:t xml:space="preserve"> 정답 ①</w:t>
       </w:r>
     </w:p>
     <w:p>
@@ -4149,7 +4303,7 @@
           <w:sz w:val="15"/>
           <w:u w:val="none"/>
         </w:rPr>
-        <w:t xml:space="preserve"> the swift correction of the error</w:t>
+        <w:t xml:space="preserve"> (1) miscalculated  (2) endured  (3) healthily</w:t>
       </w:r>
     </w:p>
     <w:p>
@@ -4174,7 +4328,7 @@
           <w:sz w:val="15"/>
           <w:u w:val="none"/>
         </w:rPr>
-        <w:t xml:space="preserve"> (A) originating  (B) persisted  (C) used</w:t>
+        <w:t xml:space="preserve"> Dried spinach held ten times as much iron as the same amount of fresh leafy greens. (제외: more, than)</w:t>
       </w:r>
     </w:p>
     <w:p>
@@ -4199,7 +4353,7 @@
           <w:sz w:val="15"/>
           <w:u w:val="none"/>
         </w:rPr>
-        <w:t xml:space="preserve"> 정답 ② (B) – (A) – (C)</w:t>
+        <w:t xml:space="preserve"> 정답 ④</w:t>
       </w:r>
     </w:p>
     <w:p>
@@ -4240,7 +4394,7 @@
           <w:sz w:val="14"/>
           <w:u w:val="none"/>
         </w:rPr>
-        <w:t xml:space="preserve"> 원문 the correction was just as swiftly forgotten을 correction → the fix, forgotten → lost sight of로 2단계 환언. </w:t>
+        <w:t xml:space="preserve"> </w:t>
       </w:r>
       <w:r>
         <w:rPr>
@@ -4249,7 +4403,7 @@
           <w:sz w:val="14"/>
           <w:u w:val="none"/>
         </w:rPr>
-        <w:t>② [한 끗]</w:t>
+        <w:t>(d) [오류의 위치 함정]</w:t>
       </w:r>
       <w:r>
         <w:rPr>
@@ -4258,7 +4412,7 @@
           <w:sz w:val="14"/>
           <w:u w:val="none"/>
         </w:rPr>
-        <w:t xml:space="preserve"> 신화가 지속됐다는 결과와는 맞지만 ‘교과서’는 글에 없는 내용 — 배경지식으로 고르기 쉬운 선지. </w:t>
+        <w:t xml:space="preserve"> ‘계산 착오’라는 말 때문에 측정 자체가 틀렸다고 착각 — 오류는 ‘무엇을 쟀는가’에 있었다. </w:t>
       </w:r>
       <w:r>
         <w:rPr>
@@ -4267,7 +4421,7 @@
           <w:sz w:val="14"/>
           <w:u w:val="none"/>
         </w:rPr>
-        <w:t>⑤ [앞 문장과 모순]</w:t>
+        <w:t>(a)</w:t>
       </w:r>
       <w:r>
         <w:rPr>
@@ -4276,25 +4430,7 @@
           <w:sz w:val="14"/>
           <w:u w:val="none"/>
         </w:rPr>
-        <w:t xml:space="preserve"> 원인(말린 시금치)은 이미 밝혀져 바로잡혔다. </w:t>
-      </w:r>
-      <w:r>
-        <w:rPr>
-          <w:rFonts w:ascii="맑은 고딕" w:hAnsi="맑은 고딕" w:eastAsia="맑은 고딕"/>
-          <w:b/>
-          <w:sz w:val="14"/>
-          <w:u w:val="none"/>
-        </w:rPr>
-        <w:t>③④</w:t>
-      </w:r>
-      <w:r>
-        <w:rPr>
-          <w:rFonts w:ascii="맑은 고딕" w:hAnsi="맑은 고딕" w:eastAsia="맑은 고딕"/>
-          <w:b w:val="0"/>
-          <w:sz w:val="14"/>
-          <w:u w:val="none"/>
-        </w:rPr>
-        <w:t xml:space="preserve"> 근거 없음. just as swiftly의 대구(swiftly corrected ↔ swiftly forgotten)가 핵심.</w:t>
+        <w:t xml:space="preserve"> 같은 이유로 옳은 진술. ④는 (a)(d)를 뒤바꾼 경우.</w:t>
       </w:r>
     </w:p>
     <w:p>
@@ -4328,7 +4464,7 @@
           <w:sz w:val="14"/>
           <w:u w:val="none"/>
         </w:rPr>
-        <w:t>③</w:t>
+        <w:t>ⓑ [자동사 함정]</w:t>
       </w:r>
       <w:r>
         <w:rPr>
@@ -4337,7 +4473,7 @@
           <w:sz w:val="14"/>
           <w:u w:val="none"/>
         </w:rPr>
-        <w:t xml:space="preserve"> The error was swiftly corrected는 수동태로, </w:t>
+        <w:t xml:space="preserve"> ‘~에서 비롯되다’를 수동으로 착각. </w:t>
       </w:r>
       <w:r>
         <w:rPr>
@@ -4346,7 +4482,7 @@
           <w:sz w:val="14"/>
           <w:u w:val="none"/>
         </w:rPr>
-        <w:t>누가</w:t>
+        <w:t>ⓔ [decoy]</w:t>
       </w:r>
       <w:r>
         <w:rPr>
@@ -4355,25 +4491,7 @@
           <w:sz w:val="14"/>
           <w:u w:val="none"/>
         </w:rPr>
-        <w:t xml:space="preserve"> 바로잡았는지는 나오지 않는다. ②와 같은 Who형 질문이지만 한쪽만 근거가 있다. </w:t>
-      </w:r>
-      <w:r>
-        <w:rPr>
-          <w:rFonts w:ascii="맑은 고딕" w:hAnsi="맑은 고딕" w:eastAsia="맑은 고딕"/>
-          <w:b/>
-          <w:sz w:val="14"/>
-          <w:u w:val="none"/>
-        </w:rPr>
-        <w:t>④ [한 끗]</w:t>
-      </w:r>
-      <w:r>
-        <w:rPr>
-          <w:rFonts w:ascii="맑은 고딕" w:hAnsi="맑은 고딕" w:eastAsia="맑은 고딕"/>
-          <w:b w:val="0"/>
-          <w:sz w:val="14"/>
-          <w:u w:val="none"/>
-        </w:rPr>
-        <w:t xml:space="preserve"> ‘신선한 시금치’의 철분량은 직접 나오지 않지만, 질문은 ‘분석된(말린) 시금치’의 수치를 묻고 있어 35mg으로 답할 수 있다.</w:t>
+        <w:t xml:space="preserve"> 시제가 튀어 보이지만 정정이 잊히기 ‘전에 이미’ 자리 잡았다는 대과거. ②는 ⓕ를 놓친 선지.</w:t>
       </w:r>
     </w:p>
     <w:p>
@@ -4407,7 +4525,7 @@
           <w:sz w:val="14"/>
           <w:u w:val="none"/>
         </w:rPr>
-        <w:t>④ [절대어 악용]</w:t>
+        <w:t>③ [양보 함정]</w:t>
       </w:r>
       <w:r>
         <w:rPr>
@@ -4416,7 +4534,7 @@
           <w:sz w:val="14"/>
           <w:u w:val="none"/>
         </w:rPr>
-        <w:t xml:space="preserve"> [A]의 시금치에도 철분은 있고(말린 것의 10분의 1), [B]는 Carrots </w:t>
+        <w:t xml:space="preserve"> Although 때문에 ‘정정되었지만 기억되었다’로 읽으면 뒤 문장(신화가 자리 잡음)과 충돌. </w:t>
       </w:r>
       <w:r>
         <w:rPr>
@@ -4425,7 +4543,7 @@
           <w:sz w:val="14"/>
           <w:u w:val="none"/>
         </w:rPr>
-        <w:t>do contain</w:t>
+        <w:t>④ [한 끗]</w:t>
       </w:r>
       <w:r>
         <w:rPr>
@@ -4434,25 +4552,7 @@
           <w:sz w:val="14"/>
           <w:u w:val="none"/>
         </w:rPr>
-        <w:t xml:space="preserve"> vitamin A라고 강조한다. 틀린 것은 ‘들어 있다’가 아니라 ‘그만큼 많다 / 그런 효과가 있다’는 과장. </w:t>
-      </w:r>
-      <w:r>
-        <w:rPr>
-          <w:rFonts w:ascii="맑은 고딕" w:hAnsi="맑은 고딕" w:eastAsia="맑은 고딕"/>
-          <w:b/>
-          <w:sz w:val="14"/>
-          <w:u w:val="none"/>
-        </w:rPr>
-        <w:t>② [한 끗]</w:t>
-      </w:r>
-      <w:r>
-        <w:rPr>
-          <w:rFonts w:ascii="맑은 고딕" w:hAnsi="맑은 고딕" w:eastAsia="맑은 고딕"/>
-          <w:b w:val="0"/>
-          <w:sz w:val="14"/>
-          <w:u w:val="none"/>
-        </w:rPr>
-        <w:t xml:space="preserve"> [B]의 is said to have credited … in order to keep its new radar secret에서 ‘의도적’임이 확인된다.</w:t>
+        <w:t xml:space="preserve"> (C)만 동사 endure — 소유격 뒤 명사 자리.</w:t>
       </w:r>
     </w:p>
     <w:p>
@@ -4477,7 +4577,7 @@
           <w:sz w:val="14"/>
           <w:u w:val="none"/>
         </w:rPr>
-        <w:t xml:space="preserve"> Popeye가 신화의 ‘쇠퇴’에 기여했다면 오늘날까지 이어진다는 뒤 내용과 모순 → </w:t>
+        <w:t xml:space="preserve"> </w:t>
       </w:r>
       <w:r>
         <w:rPr>
@@ -4486,7 +4586,7 @@
           <w:sz w:val="14"/>
           <w:u w:val="none"/>
         </w:rPr>
-        <w:t>endurance</w:t>
+        <w:t>② [대상 교체]</w:t>
       </w:r>
       <w:r>
         <w:rPr>
@@ -4495,7 +4595,7 @@
           <w:sz w:val="14"/>
           <w:u w:val="none"/>
         </w:rPr>
-        <w:t xml:space="preserve">(지속). </w:t>
+        <w:t xml:space="preserve"> 수치(35mg/100g)는 본문 그대로라 맞아 보이지만 측정 대상을 fresh로 바꿨다. </w:t>
       </w:r>
       <w:r>
         <w:rPr>
@@ -4504,7 +4604,7 @@
           <w:sz w:val="14"/>
           <w:u w:val="none"/>
         </w:rPr>
-        <w:t>③ [한 끗 함정]</w:t>
+        <w:t>①</w:t>
       </w:r>
       <w:r>
         <w:rPr>
@@ -4513,25 +4613,7 @@
           <w:sz w:val="14"/>
           <w:u w:val="none"/>
         </w:rPr>
-        <w:t xml:space="preserve"> ‘계산 착오’라고 했으니 accurately가 틀려 보이지만, 수치 자체(말린 시금치의 35mg)는 정확했고 문제는 ‘말린 것’을 분석했다는 점이다 — but 이하가 이를 설명한다. </w:t>
-      </w:r>
-      <w:r>
-        <w:rPr>
-          <w:rFonts w:ascii="맑은 고딕" w:hAnsi="맑은 고딕" w:eastAsia="맑은 고딕"/>
-          <w:b/>
-          <w:sz w:val="14"/>
-          <w:u w:val="none"/>
-        </w:rPr>
-        <w:t>②</w:t>
-      </w:r>
-      <w:r>
-        <w:rPr>
-          <w:rFonts w:ascii="맑은 고딕" w:hAnsi="맑은 고딕" w:eastAsia="맑은 고딕"/>
-          <w:b w:val="0"/>
-          <w:sz w:val="14"/>
-          <w:u w:val="none"/>
-        </w:rPr>
-        <w:t xml:space="preserve"> 복잡한 조작이 아닌 ‘단순한’ 착오.</w:t>
+        <w:t xml:space="preserve"> 1890 → late nineteenth century 환언 — 참.</w:t>
       </w:r>
     </w:p>
     <w:p>
@@ -4565,7 +4647,7 @@
           <w:sz w:val="14"/>
           <w:u w:val="none"/>
         </w:rPr>
-        <w:t>(A) ○</w:t>
+        <w:t>② [사실 반전]</w:t>
       </w:r>
       <w:r>
         <w:rPr>
@@ -4574,7 +4656,7 @@
           <w:sz w:val="14"/>
           <w:u w:val="none"/>
         </w:rPr>
-        <w:t xml:space="preserve"> 첫 문장의 주장 뒤 Take ~로 든 예. </w:t>
+        <w:t xml:space="preserve"> 정정은 둘 다 있었다(swiftly corrected / printed a correction) — 문제는 ‘망각’. </w:t>
       </w:r>
       <w:r>
         <w:rPr>
@@ -4583,7 +4665,7 @@
           <w:sz w:val="14"/>
           <w:u w:val="none"/>
         </w:rPr>
-        <w:t>(B) ○</w:t>
+        <w:t>⑤ [역할 반전]</w:t>
       </w:r>
       <w:r>
         <w:rPr>
@@ -4592,7 +4674,7 @@
           <w:sz w:val="14"/>
           <w:u w:val="none"/>
         </w:rPr>
-        <w:t xml:space="preserve"> 뒤에 원급 high와 as가 있으므로 ten times </w:t>
+        <w:t xml:space="preserve"> 뽀빠이·동요는 오히려 신화를 지속시켰다. </w:t>
       </w:r>
       <w:r>
         <w:rPr>
@@ -4601,7 +4683,7 @@
           <w:sz w:val="14"/>
           <w:u w:val="none"/>
         </w:rPr>
-        <w:t>as</w:t>
+        <w:t>①</w:t>
       </w:r>
       <w:r>
         <w:rPr>
@@ -4610,43 +4692,7 @@
           <w:sz w:val="14"/>
           <w:u w:val="none"/>
         </w:rPr>
-        <w:t xml:space="preserve"> high as. more를 쓰려면 ten times higher than. </w:t>
-      </w:r>
-      <w:r>
-        <w:rPr>
-          <w:rFonts w:ascii="맑은 고딕" w:hAnsi="맑은 고딕" w:eastAsia="맑은 고딕"/>
-          <w:b/>
-          <w:sz w:val="14"/>
-          <w:u w:val="none"/>
-        </w:rPr>
-        <w:t>(C) ✕ [의미 역전]</w:t>
-      </w:r>
-      <w:r>
-        <w:rPr>
-          <w:rFonts w:ascii="맑은 고딕" w:hAnsi="맑은 고딕" w:eastAsia="맑은 고딕"/>
-          <w:b w:val="0"/>
-          <w:sz w:val="14"/>
-          <w:u w:val="none"/>
-        </w:rPr>
-        <w:t xml:space="preserve"> ⓐ는 측정은 ‘정확했다’(sound), 문제는 말린 시금치였다는 뜻. </w:t>
-      </w:r>
-      <w:r>
-        <w:rPr>
-          <w:rFonts w:ascii="맑은 고딕" w:hAnsi="맑은 고딕" w:eastAsia="맑은 고딕"/>
-          <w:b/>
-          <w:sz w:val="14"/>
-          <w:u w:val="none"/>
-        </w:rPr>
-        <w:t>(D) ✕</w:t>
-      </w:r>
-      <w:r>
-        <w:rPr>
-          <w:rFonts w:ascii="맑은 고딕" w:hAnsi="맑은 고딕" w:eastAsia="맑은 고딕"/>
-          <w:b w:val="0"/>
-          <w:sz w:val="14"/>
-          <w:u w:val="none"/>
-        </w:rPr>
-        <w:t xml:space="preserve"> 주어 the correction이 단수이므로 fails가 옳다. → ④는 (D)에 속은 경우, ①은 sound의 뜻을 놓친 경우.</w:t>
+        <w:t xml:space="preserve"> [A]는 a simple miscalculation — 고의가 아니다.</w:t>
       </w:r>
     </w:p>
     <w:p>
@@ -4680,7 +4726,7 @@
           <w:sz w:val="14"/>
           <w:u w:val="none"/>
         </w:rPr>
-        <w:t>⑤ [대상 치환]</w:t>
+        <w:t>② [방향 반전]</w:t>
       </w:r>
       <w:r>
         <w:rPr>
@@ -4689,7 +4735,7 @@
           <w:sz w:val="14"/>
           <w:u w:val="none"/>
         </w:rPr>
-        <w:t xml:space="preserve"> 수치는 ‘말린 시금치’에 대해서는 정확했고, 그것을 ‘신선한 시금치’의 값으로 받아들인 것이 착오다. miscalculation이라는 낱말만 보고 일치로 판단하기 쉬운 한 끗 선지. </w:t>
+        <w:t xml:space="preserve"> 정정이 아니라 오류가 이겼다. </w:t>
       </w:r>
       <w:r>
         <w:rPr>
@@ -4707,7 +4753,7 @@
           <w:sz w:val="14"/>
           <w:u w:val="none"/>
         </w:rPr>
-        <w:t xml:space="preserve"> just as swiftly forgotten → did not stay long in memory. </w:t>
+        <w:t xml:space="preserve"> the healthy vegetable — 건강하다는 인식은 그대로. </w:t>
       </w:r>
       <w:r>
         <w:rPr>
@@ -4716,7 +4762,7 @@
           <w:sz w:val="14"/>
           <w:u w:val="none"/>
         </w:rPr>
-        <w:t>②</w:t>
+        <w:t>①</w:t>
       </w:r>
       <w:r>
         <w:rPr>
@@ -4725,7 +4771,7 @@
           <w:sz w:val="14"/>
           <w:u w:val="none"/>
         </w:rPr>
-        <w:t xml:space="preserve"> ten times more → far more.</w:t>
+        <w:t xml:space="preserve"> 인정 여부는 본문에 없다.</w:t>
       </w:r>
     </w:p>
     <w:p>
@@ -4750,7 +4796,7 @@
           <w:sz w:val="14"/>
           <w:u w:val="none"/>
         </w:rPr>
-        <w:t xml:space="preserve"> (A) dried(말린 상태) → in the wrong state. (B) forgotten → failed to take root. </w:t>
+        <w:t xml:space="preserve"> </w:t>
       </w:r>
       <w:r>
         <w:rPr>
@@ -4759,7 +4805,7 @@
           <w:sz w:val="14"/>
           <w:u w:val="none"/>
         </w:rPr>
-        <w:t>② [한 끗]</w:t>
+        <w:t>① [과잉 일반화]</w:t>
       </w:r>
       <w:r>
         <w:rPr>
@@ -4768,7 +4814,7 @@
           <w:sz w:val="14"/>
           <w:u w:val="none"/>
         </w:rPr>
-        <w:t xml:space="preserve"> (A)는 맞지만 (B)가 글과 반대 — 오류는 ‘신속히 바로잡혔다’. </w:t>
+        <w:t xml:space="preserve"> ‘철분 신화가 틀렸다’ → ‘시금치가 나쁘다’로 비약. </w:t>
       </w:r>
       <w:r>
         <w:rPr>
@@ -4777,7 +4823,7 @@
           <w:sz w:val="14"/>
           <w:u w:val="none"/>
         </w:rPr>
-        <w:t>④ [배경지식 함정]</w:t>
+        <w:t>④</w:t>
       </w:r>
       <w:r>
         <w:rPr>
@@ -4786,43 +4832,7 @@
           <w:sz w:val="14"/>
           <w:u w:val="none"/>
         </w:rPr>
-        <w:t xml:space="preserve"> (B)는 맞지만 (A)의 ‘소수점 오류’는 이 글에 없는 설명이다. 다른 곳에서 들은 이야기로 고르면 틀린다. </w:t>
-      </w:r>
-      <w:r>
-        <w:rPr>
-          <w:rFonts w:ascii="맑은 고딕" w:hAnsi="맑은 고딕" w:eastAsia="맑은 고딕"/>
-          <w:b/>
-          <w:sz w:val="14"/>
-          <w:u w:val="none"/>
-        </w:rPr>
-        <w:t>①</w:t>
-      </w:r>
-      <w:r>
-        <w:rPr>
-          <w:rFonts w:ascii="맑은 고딕" w:hAnsi="맑은 고딕" w:eastAsia="맑은 고딕"/>
-          <w:b w:val="0"/>
-          <w:sz w:val="14"/>
-          <w:u w:val="none"/>
-        </w:rPr>
-        <w:t xml:space="preserve"> 착오이지 거짓말이 아니다. </w:t>
-      </w:r>
-      <w:r>
-        <w:rPr>
-          <w:rFonts w:ascii="맑은 고딕" w:hAnsi="맑은 고딕" w:eastAsia="맑은 고딕"/>
-          <w:b/>
-          <w:sz w:val="14"/>
-          <w:u w:val="none"/>
-        </w:rPr>
-        <w:t>①⑤</w:t>
-      </w:r>
-      <w:r>
-        <w:rPr>
-          <w:rFonts w:ascii="맑은 고딕" w:hAnsi="맑은 고딕" w:eastAsia="맑은 고딕"/>
-          <w:b w:val="0"/>
-          <w:sz w:val="14"/>
-          <w:u w:val="none"/>
-        </w:rPr>
-        <w:t>의 (B)는 부분적으로 맞아 보이나 (A)가 틀렸다.</w:t>
+        <w:t xml:space="preserve"> 첫 문장 Myths aren’t only stories(신화는 행동을 움직인다)를 바르게 해석 — 적절.</w:t>
       </w:r>
     </w:p>
     <w:p>
@@ -4847,7 +4857,7 @@
           <w:sz w:val="14"/>
           <w:u w:val="none"/>
         </w:rPr>
-        <w:t xml:space="preserve"> despite는 전치사이므로 뒤에 절(the error was …)이 올 수 없다. the swiftly correction ✕(명사를 수식하는 것은 형용사), the swift correcting the error ✕. Despite of ✕. [채점] 명사화 correction 1 · 형용사 swift 1 · of the error 1.</w:t>
+        <w:t xml:space="preserve"> (1) miscalculation ✕ — 동사 자리. (2) endurance ✕ — 현재완료 has + p.p. (3) healthy ✕ — 자동사 eat 뒤 부사. [채점] 각 1점.</w:t>
       </w:r>
     </w:p>
     <w:p>
@@ -4881,7 +4891,7 @@
           <w:sz w:val="14"/>
           <w:u w:val="none"/>
         </w:rPr>
-        <w:t>(A)</w:t>
+        <w:t>as many iron</w:t>
       </w:r>
       <w:r>
         <w:rPr>
@@ -4890,7 +4900,7 @@
           <w:sz w:val="14"/>
           <w:u w:val="none"/>
         </w:rPr>
-        <w:t xml:space="preserve"> A legend를 뒤에서 수식 — originate는 자동사(~에서 비롯되다)이므로 수동의 과거분사가 아니라 현재분사 </w:t>
+        <w:t xml:space="preserve"> ✕ — 불가산 명사. </w:t>
       </w:r>
       <w:r>
         <w:rPr>
@@ -4899,7 +4909,7 @@
           <w:sz w:val="14"/>
           <w:u w:val="none"/>
         </w:rPr>
-        <w:t>originating</w:t>
+        <w:t>as much as iron</w:t>
       </w:r>
       <w:r>
         <w:rPr>
@@ -4908,7 +4918,7 @@
           <w:sz w:val="14"/>
           <w:u w:val="none"/>
         </w:rPr>
-        <w:t xml:space="preserve">(originated ✕ — 가장 틀리기 쉬운 칸). </w:t>
+        <w:t xml:space="preserve"> ✕ — as much + 명사 + as. </w:t>
       </w:r>
       <w:r>
         <w:rPr>
@@ -4917,7 +4927,7 @@
           <w:sz w:val="14"/>
           <w:u w:val="none"/>
         </w:rPr>
-        <w:t>(B)</w:t>
+        <w:t>ten times as more</w:t>
       </w:r>
       <w:r>
         <w:rPr>
@@ -4926,61 +4936,7 @@
           <w:sz w:val="14"/>
           <w:u w:val="none"/>
         </w:rPr>
-        <w:t xml:space="preserve"> has + p.p., lasted → </w:t>
-      </w:r>
-      <w:r>
-        <w:rPr>
-          <w:rFonts w:ascii="맑은 고딕" w:hAnsi="맑은 고딕" w:eastAsia="맑은 고딕"/>
-          <w:b/>
-          <w:sz w:val="14"/>
-          <w:u w:val="none"/>
-        </w:rPr>
-        <w:t>persisted</w:t>
-      </w:r>
-      <w:r>
-        <w:rPr>
-          <w:rFonts w:ascii="맑은 고딕" w:hAnsi="맑은 고딕" w:eastAsia="맑은 고딕"/>
-          <w:b w:val="0"/>
-          <w:sz w:val="14"/>
-          <w:u w:val="none"/>
-        </w:rPr>
-        <w:t xml:space="preserve">. </w:t>
-      </w:r>
-      <w:r>
-        <w:rPr>
-          <w:rFonts w:ascii="맑은 고딕" w:hAnsi="맑은 고딕" w:eastAsia="맑은 고딕"/>
-          <w:b/>
-          <w:sz w:val="14"/>
-          <w:u w:val="none"/>
-        </w:rPr>
-        <w:t>(C)</w:t>
-      </w:r>
-      <w:r>
-        <w:rPr>
-          <w:rFonts w:ascii="맑은 고딕" w:hAnsi="맑은 고딕" w:eastAsia="맑은 고딕"/>
-          <w:b w:val="0"/>
-          <w:sz w:val="14"/>
-          <w:u w:val="none"/>
-        </w:rPr>
-        <w:t xml:space="preserve"> is still + p.p. + by → </w:t>
-      </w:r>
-      <w:r>
-        <w:rPr>
-          <w:rFonts w:ascii="맑은 고딕" w:hAnsi="맑은 고딕" w:eastAsia="맑은 고딕"/>
-          <w:b/>
-          <w:sz w:val="14"/>
-          <w:u w:val="none"/>
-        </w:rPr>
-        <w:t>used</w:t>
-      </w:r>
-      <w:r>
-        <w:rPr>
-          <w:rFonts w:ascii="맑은 고딕" w:hAnsi="맑은 고딕" w:eastAsia="맑은 고딕"/>
-          <w:b w:val="0"/>
-          <w:sz w:val="14"/>
-          <w:u w:val="none"/>
-        </w:rPr>
-        <w:t>. persuaded는 부모가 ‘설득당하는’ 뜻이 되어 불가. [채점] 각 1점, 어형 오류 0점.</w:t>
+        <w:t xml:space="preserve"> ✕ — as 사이 원급. [채점] 배수 구조 1.5 / 제외 단어 1 / 어순·철자 0.5.</w:t>
       </w:r>
     </w:p>
     <w:p>
@@ -5005,7 +4961,7 @@
           <w:sz w:val="14"/>
           <w:u w:val="none"/>
         </w:rPr>
-        <w:t xml:space="preserve"> 오류의 내용이 (B)에 나온 뒤에야 (A)의 the error가 성립하고, (A)의 The myth had taken hold 뒤에 그 신화를 지속시킨 (C)가 온다. </w:t>
+        <w:t xml:space="preserve"> </w:t>
       </w:r>
       <w:r>
         <w:rPr>
@@ -5014,7 +4970,7 @@
           <w:sz w:val="14"/>
           <w:u w:val="none"/>
         </w:rPr>
-        <w:t>③ [한 끗]</w:t>
+        <w:t>⑤ [한 끗]</w:t>
       </w:r>
       <w:r>
         <w:rPr>
@@ -5023,7 +4979,7 @@
           <w:sz w:val="14"/>
           <w:u w:val="none"/>
         </w:rPr>
-        <w:t xml:space="preserve"> (B)의 leafy greens와 (C)의 the leafy greens가 이어져 보이지만, (C)가 먼저 오면 it이 가리킬 The myth가 없고, 150년 뒤 이야기 다음에 1890년대의 수정 (A)가 오게 된다.</w:t>
+        <w:t xml:space="preserve"> ‘신화가 자리 잡았다 → 정정은 잊혔다’도 그럴듯하지만, 그러면 had taken hold(과거완료)의 원인이 뒤에 오고 Popeye 문장의 its가 myth에서 멀어진다.</w:t>
       </w:r>
     </w:p>
     <w:p>

--- a/shinmok1/pack/2510/H1MOGO25-10_31_SET.docx
+++ b/shinmok1/pack/2510/H1MOGO25-10_31_SET.docx
@@ -107,7 +107,7 @@
     </w:p>
     <w:p>
       <w:pPr>
-        <w:spacing w:before="0" w:after="20" w:line="360" w:lineRule="auto"/>
+        <w:spacing w:before="0" w:after="20" w:line="300" w:lineRule="auto"/>
         <w:jc w:val="both"/>
         <w:snapToGrid w:val="0"/>
       </w:pPr>
@@ -147,7 +147,7 @@
           <w:sz w:val="17"/>
           <w:u w:val="none"/>
         </w:rPr>
-        <w:t xml:space="preserve"> only stories. For example, a well-known myth that </w:t>
+        <w:t xml:space="preserve"> only stories. For example, a well-known myth </w:t>
       </w:r>
       <w:r>
         <w:rPr>
@@ -167,7 +167,7 @@
           <w:sz w:val="17"/>
           <w:u w:val="none"/>
         </w:rPr>
-        <w:t>[ persists / persist ]</w:t>
+        <w:t>[ that / what ]</w:t>
       </w:r>
       <w:r>
         <w:rPr>
@@ -176,7 +176,7 @@
           <w:sz w:val="17"/>
           <w:u w:val="none"/>
         </w:rPr>
-        <w:t xml:space="preserve"> today is the </w:t>
+        <w:t xml:space="preserve"> </w:t>
       </w:r>
       <w:r>
         <w:rPr>
@@ -192,20 +192,11 @@
       <w:r>
         <w:rPr>
           <w:rFonts w:ascii="맑은 고딕" w:hAnsi="맑은 고딕" w:eastAsia="맑은 고딕"/>
-          <w:b/>
-          <w:sz w:val="17"/>
-          <w:u w:val="none"/>
-        </w:rPr>
-        <w:t>[ supposed / proven ]</w:t>
-      </w:r>
-      <w:r>
-        <w:rPr>
-          <w:rFonts w:ascii="맑은 고딕" w:hAnsi="맑은 고딕" w:eastAsia="맑은 고딕"/>
           <w:b w:val="0"/>
           <w:sz w:val="17"/>
           <w:u w:val="none"/>
         </w:rPr>
-        <w:t xml:space="preserve"> high iron content in spinach. This is a legend that dates back to 1890 and </w:t>
+        <w:t xml:space="preserve">________(persist) today is the supposed high </w:t>
       </w:r>
       <w:r>
         <w:rPr>
@@ -221,20 +212,11 @@
       <w:r>
         <w:rPr>
           <w:rFonts w:ascii="맑은 고딕" w:hAnsi="맑은 고딕" w:eastAsia="맑은 고딕"/>
-          <w:b/>
-          <w:sz w:val="17"/>
-          <w:u w:val="none"/>
-        </w:rPr>
-        <w:t>[ originates / originating ]</w:t>
-      </w:r>
-      <w:r>
-        <w:rPr>
-          <w:rFonts w:ascii="맑은 고딕" w:hAnsi="맑은 고딕" w:eastAsia="맑은 고딕"/>
           <w:b w:val="0"/>
           <w:sz w:val="17"/>
           <w:u w:val="none"/>
         </w:rPr>
-        <w:t xml:space="preserve"> from a simple </w:t>
+        <w:t xml:space="preserve">i________ content in spinach. This is a legend that </w:t>
       </w:r>
       <w:r>
         <w:rPr>
@@ -250,11 +232,20 @@
       <w:r>
         <w:rPr>
           <w:rFonts w:ascii="맑은 고딕" w:hAnsi="맑은 고딕" w:eastAsia="맑은 고딕"/>
+          <w:b/>
+          <w:sz w:val="17"/>
+          <w:u w:val="none"/>
+        </w:rPr>
+        <w:t>[ dates / dating ]</w:t>
+      </w:r>
+      <w:r>
+        <w:rPr>
+          <w:rFonts w:ascii="맑은 고딕" w:hAnsi="맑은 고딕" w:eastAsia="맑은 고딕"/>
           <w:b w:val="0"/>
           <w:sz w:val="17"/>
           <w:u w:val="none"/>
         </w:rPr>
-        <w:t xml:space="preserve">________(miscalculate) by physiologist Gustav von </w:t>
+        <w:t xml:space="preserve"> back to 1890 and </w:t>
       </w:r>
       <w:r>
         <w:rPr>
@@ -274,7 +265,7 @@
           <w:sz w:val="17"/>
           <w:u w:val="none"/>
         </w:rPr>
-        <w:t xml:space="preserve">B________. He </w:t>
+        <w:t xml:space="preserve">________(origin) from a simple </w:t>
       </w:r>
       <w:r>
         <w:rPr>
@@ -290,20 +281,11 @@
       <w:r>
         <w:rPr>
           <w:rFonts w:ascii="맑은 고딕" w:hAnsi="맑은 고딕" w:eastAsia="맑은 고딕"/>
-          <w:b/>
-          <w:sz w:val="17"/>
-          <w:u w:val="none"/>
-        </w:rPr>
-        <w:t>[ accurately / accurate ]</w:t>
-      </w:r>
-      <w:r>
-        <w:rPr>
-          <w:rFonts w:ascii="맑은 고딕" w:hAnsi="맑은 고딕" w:eastAsia="맑은 고딕"/>
           <w:b w:val="0"/>
           <w:sz w:val="17"/>
           <w:u w:val="none"/>
         </w:rPr>
-        <w:t xml:space="preserve"> determined that 100 grams of spinach </w:t>
+        <w:t xml:space="preserve">m________ by </w:t>
       </w:r>
       <w:r>
         <w:rPr>
@@ -319,20 +301,11 @@
       <w:r>
         <w:rPr>
           <w:rFonts w:ascii="맑은 고딕" w:hAnsi="맑은 고딕" w:eastAsia="맑은 고딕"/>
-          <w:b/>
-          <w:sz w:val="17"/>
-          <w:u w:val="none"/>
-        </w:rPr>
-        <w:t>[ contained / contains ]</w:t>
-      </w:r>
-      <w:r>
-        <w:rPr>
-          <w:rFonts w:ascii="맑은 고딕" w:hAnsi="맑은 고딕" w:eastAsia="맑은 고딕"/>
           <w:b w:val="0"/>
           <w:sz w:val="17"/>
           <w:u w:val="none"/>
         </w:rPr>
-        <w:t xml:space="preserve"> 35 milligrams of iron but he was analyzing </w:t>
+        <w:t xml:space="preserve">p________ Gustav von Bunge. He </w:t>
       </w:r>
       <w:r>
         <w:rPr>
@@ -352,7 +325,7 @@
           <w:sz w:val="17"/>
           <w:u w:val="none"/>
         </w:rPr>
-        <w:t>[ dried / drying ]</w:t>
+        <w:t>[ accurately / accurate ]</w:t>
       </w:r>
       <w:r>
         <w:rPr>
@@ -361,7 +334,7 @@
           <w:sz w:val="17"/>
           <w:u w:val="none"/>
         </w:rPr>
-        <w:t xml:space="preserve"> spinach, </w:t>
+        <w:t xml:space="preserve"> determined that 100 grams of spinach </w:t>
       </w:r>
       <w:r>
         <w:rPr>
@@ -381,7 +354,7 @@
           <w:sz w:val="17"/>
           <w:u w:val="none"/>
         </w:rPr>
-        <w:t>[ which / that ]</w:t>
+        <w:t>[ contained / contains ]</w:t>
       </w:r>
       <w:r>
         <w:rPr>
@@ -390,7 +363,7 @@
           <w:sz w:val="17"/>
           <w:u w:val="none"/>
         </w:rPr>
-        <w:t xml:space="preserve"> held </w:t>
+        <w:t xml:space="preserve"> 35 milligrams of iron but he was analyzing </w:t>
       </w:r>
       <w:r>
         <w:rPr>
@@ -406,11 +379,20 @@
       <w:r>
         <w:rPr>
           <w:rFonts w:ascii="맑은 고딕" w:hAnsi="맑은 고딕" w:eastAsia="맑은 고딕"/>
+          <w:b/>
+          <w:sz w:val="17"/>
+          <w:u w:val="none"/>
+        </w:rPr>
+        <w:t>[ dried / drying ]</w:t>
+      </w:r>
+      <w:r>
+        <w:rPr>
+          <w:rFonts w:ascii="맑은 고딕" w:hAnsi="맑은 고딕" w:eastAsia="맑은 고딕"/>
           <w:b w:val="0"/>
           <w:sz w:val="17"/>
           <w:u w:val="none"/>
         </w:rPr>
-        <w:t xml:space="preserve">t________ times more iron than the same amount of fresh leafy greens. Although the error was </w:t>
+        <w:t xml:space="preserve"> spinach, </w:t>
       </w:r>
       <w:r>
         <w:rPr>
@@ -430,7 +412,7 @@
           <w:sz w:val="17"/>
           <w:u w:val="none"/>
         </w:rPr>
-        <w:t>[ swiftly / slowly ]</w:t>
+        <w:t>[ which / that ]</w:t>
       </w:r>
       <w:r>
         <w:rPr>
@@ -439,7 +421,7 @@
           <w:sz w:val="17"/>
           <w:u w:val="none"/>
         </w:rPr>
-        <w:t xml:space="preserve"> corrected, the </w:t>
+        <w:t xml:space="preserve"> held ten times more iron than the same amount of </w:t>
       </w:r>
       <w:r>
         <w:rPr>
@@ -455,11 +437,20 @@
       <w:r>
         <w:rPr>
           <w:rFonts w:ascii="맑은 고딕" w:hAnsi="맑은 고딕" w:eastAsia="맑은 고딕"/>
+          <w:b/>
+          <w:sz w:val="17"/>
+          <w:u w:val="none"/>
+        </w:rPr>
+        <w:t>[ fresh / dried ]</w:t>
+      </w:r>
+      <w:r>
+        <w:rPr>
+          <w:rFonts w:ascii="맑은 고딕" w:hAnsi="맑은 고딕" w:eastAsia="맑은 고딕"/>
           <w:b w:val="0"/>
           <w:sz w:val="17"/>
           <w:u w:val="none"/>
         </w:rPr>
-        <w:t xml:space="preserve">________(correct) was just as swiftly </w:t>
+        <w:t xml:space="preserve"> leafy greens. Although the error was </w:t>
       </w:r>
       <w:r>
         <w:rPr>
@@ -475,11 +466,20 @@
       <w:r>
         <w:rPr>
           <w:rFonts w:ascii="맑은 고딕" w:hAnsi="맑은 고딕" w:eastAsia="맑은 고딕"/>
+          <w:b/>
+          <w:sz w:val="17"/>
+          <w:u w:val="none"/>
+        </w:rPr>
+        <w:t>[ swiftly / swift ]</w:t>
+      </w:r>
+      <w:r>
+        <w:rPr>
+          <w:rFonts w:ascii="맑은 고딕" w:hAnsi="맑은 고딕" w:eastAsia="맑은 고딕"/>
           <w:b w:val="0"/>
           <w:sz w:val="17"/>
           <w:u w:val="none"/>
         </w:rPr>
-        <w:t xml:space="preserve">________(forget). The </w:t>
+        <w:t xml:space="preserve"> corrected, the correction was just as swiftly </w:t>
       </w:r>
       <w:r>
         <w:rPr>
@@ -495,11 +495,20 @@
       <w:r>
         <w:rPr>
           <w:rFonts w:ascii="맑은 고딕" w:hAnsi="맑은 고딕" w:eastAsia="맑은 고딕"/>
+          <w:b/>
+          <w:sz w:val="17"/>
+          <w:u w:val="none"/>
+        </w:rPr>
+        <w:t>[ forgotten / remembered ]</w:t>
+      </w:r>
+      <w:r>
+        <w:rPr>
+          <w:rFonts w:ascii="맑은 고딕" w:hAnsi="맑은 고딕" w:eastAsia="맑은 고딕"/>
           <w:b w:val="0"/>
           <w:sz w:val="17"/>
           <w:u w:val="none"/>
         </w:rPr>
-        <w:t xml:space="preserve">m________ </w:t>
+        <w:t xml:space="preserve">. The myth had </w:t>
       </w:r>
       <w:r>
         <w:rPr>
@@ -515,20 +524,11 @@
       <w:r>
         <w:rPr>
           <w:rFonts w:ascii="맑은 고딕" w:hAnsi="맑은 고딕" w:eastAsia="맑은 고딕"/>
-          <w:b/>
-          <w:sz w:val="17"/>
-          <w:u w:val="none"/>
-        </w:rPr>
-        <w:t>[ had taken / has taken ]</w:t>
-      </w:r>
-      <w:r>
-        <w:rPr>
-          <w:rFonts w:ascii="맑은 고딕" w:hAnsi="맑은 고딕" w:eastAsia="맑은 고딕"/>
           <w:b w:val="0"/>
           <w:sz w:val="17"/>
           <w:u w:val="none"/>
         </w:rPr>
-        <w:t xml:space="preserve"> hold. Popeye, who gained </w:t>
+        <w:t xml:space="preserve">________(take) hold. Popeye, who </w:t>
       </w:r>
       <w:r>
         <w:rPr>
@@ -544,11 +544,20 @@
       <w:r>
         <w:rPr>
           <w:rFonts w:ascii="맑은 고딕" w:hAnsi="맑은 고딕" w:eastAsia="맑은 고딕"/>
+          <w:b/>
+          <w:sz w:val="17"/>
+          <w:u w:val="none"/>
+        </w:rPr>
+        <w:t>[ gained / gaining ]</w:t>
+      </w:r>
+      <w:r>
+        <w:rPr>
+          <w:rFonts w:ascii="맑은 고딕" w:hAnsi="맑은 고딕" w:eastAsia="맑은 고딕"/>
           <w:b w:val="0"/>
           <w:sz w:val="17"/>
           <w:u w:val="none"/>
         </w:rPr>
-        <w:t xml:space="preserve">s________ strength from the leafy greens and </w:t>
+        <w:t xml:space="preserve"> superhuman strength from the leafy greens and defended himself with iron fists, </w:t>
       </w:r>
       <w:r>
         <w:rPr>
@@ -564,20 +573,11 @@
       <w:r>
         <w:rPr>
           <w:rFonts w:ascii="맑은 고딕" w:hAnsi="맑은 고딕" w:eastAsia="맑은 고딕"/>
-          <w:b/>
-          <w:sz w:val="17"/>
-          <w:u w:val="none"/>
-        </w:rPr>
-        <w:t>[ defended / defending ]</w:t>
-      </w:r>
-      <w:r>
-        <w:rPr>
-          <w:rFonts w:ascii="맑은 고딕" w:hAnsi="맑은 고딕" w:eastAsia="맑은 고딕"/>
           <w:b w:val="0"/>
           <w:sz w:val="17"/>
           <w:u w:val="none"/>
         </w:rPr>
-        <w:t xml:space="preserve"> himself with iron fists, contributed to its </w:t>
+        <w:t xml:space="preserve">________(contribute) to its </w:t>
       </w:r>
       <w:r>
         <w:rPr>
@@ -617,7 +617,7 @@
           <w:sz w:val="17"/>
           <w:u w:val="none"/>
         </w:rPr>
-        <w:t>[ persuade / dissuade ]</w:t>
+        <w:t>[ persuade / discourage ]</w:t>
       </w:r>
       <w:r>
         <w:rPr>
@@ -626,7 +626,7 @@
           <w:sz w:val="17"/>
           <w:u w:val="none"/>
         </w:rPr>
-        <w:t xml:space="preserve"> their children into </w:t>
+        <w:t xml:space="preserve"> their children into eating the </w:t>
       </w:r>
       <w:r>
         <w:rPr>
@@ -646,7 +646,7 @@
           <w:sz w:val="17"/>
           <w:u w:val="none"/>
         </w:rPr>
-        <w:t>________(eat) the healthy vegetable.</w:t>
+        <w:t>h________ vegetable.</w:t>
       </w:r>
     </w:p>
     <w:p>
@@ -698,7 +698,7 @@
           <w:sz w:val="17"/>
           <w:u w:val="none"/>
         </w:rPr>
-        <w:t xml:space="preserve">… he was analyzing dried spinach, </w:t>
+        <w:t xml:space="preserve">This is a legend </w:t>
       </w:r>
       <w:r>
         <w:rPr>
@@ -707,7 +707,7 @@
           <w:sz w:val="17"/>
           <w:u w:val="single"/>
         </w:rPr>
-        <w:t>which</w:t>
+        <w:t>that dates back to</w:t>
       </w:r>
       <w:r>
         <w:rPr>
@@ -716,7 +716,7 @@
           <w:sz w:val="17"/>
           <w:u w:val="none"/>
         </w:rPr>
-        <w:t xml:space="preserve"> held ten times more iron …  → 제시 교정: </w:t>
+        <w:t xml:space="preserve"> 1890 and originates from a simple miscalculation by physiologist Gustav von Bunge.  → 제시 교정: </w:t>
       </w:r>
       <w:r>
         <w:rPr>
@@ -725,7 +725,7 @@
           <w:sz w:val="17"/>
           <w:u w:val="none"/>
         </w:rPr>
-        <w:t>that</w:t>
+        <w:t>dating back to</w:t>
       </w:r>
       <w:r>
         <w:rPr>
@@ -758,18 +758,27 @@
           <w:rFonts w:ascii="맑은 고딕" w:hAnsi="맑은 고딕" w:eastAsia="맑은 고딕"/>
           <w:b w:val="0"/>
           <w:sz w:val="17"/>
-          <w:u w:val="single"/>
-        </w:rPr>
-        <w:t>Although</w:t>
+          <w:u w:val="none"/>
+        </w:rPr>
+        <w:t xml:space="preserve">… but he was analyzing dried spinach, </w:t>
       </w:r>
       <w:r>
         <w:rPr>
           <w:rFonts w:ascii="맑은 고딕" w:hAnsi="맑은 고딕" w:eastAsia="맑은 고딕"/>
           <w:b w:val="0"/>
           <w:sz w:val="17"/>
-          <w:u w:val="none"/>
-        </w:rPr>
-        <w:t xml:space="preserve"> the error was swiftly corrected, the correction was just as swiftly forgotten.  → 제시 교정: </w:t>
+          <w:u w:val="single"/>
+        </w:rPr>
+        <w:t>which held</w:t>
+      </w:r>
+      <w:r>
+        <w:rPr>
+          <w:rFonts w:ascii="맑은 고딕" w:hAnsi="맑은 고딕" w:eastAsia="맑은 고딕"/>
+          <w:b w:val="0"/>
+          <w:sz w:val="17"/>
+          <w:u w:val="none"/>
+        </w:rPr>
+        <w:t xml:space="preserve"> ten times more iron than the same amount of fresh leafy greens.  → 제시 교정: </w:t>
       </w:r>
       <w:r>
         <w:rPr>
@@ -778,7 +787,7 @@
           <w:sz w:val="17"/>
           <w:u w:val="none"/>
         </w:rPr>
-        <w:t>Even though</w:t>
+        <w:t>that held</w:t>
       </w:r>
       <w:r>
         <w:rPr>
@@ -813,7 +822,7 @@
           <w:sz w:val="17"/>
           <w:u w:val="none"/>
         </w:rPr>
-        <w:t xml:space="preserve">Popeye … contributed to </w:t>
+        <w:t xml:space="preserve">… parents the world over use this tale </w:t>
       </w:r>
       <w:r>
         <w:rPr>
@@ -822,7 +831,7 @@
           <w:sz w:val="17"/>
           <w:u w:val="single"/>
         </w:rPr>
-        <w:t>its</w:t>
+        <w:t>to try to persuade</w:t>
       </w:r>
       <w:r>
         <w:rPr>
@@ -831,7 +840,7 @@
           <w:sz w:val="17"/>
           <w:u w:val="none"/>
         </w:rPr>
-        <w:t xml:space="preserve"> endurance  → 제시 교정: </w:t>
+        <w:t xml:space="preserve"> their children into eating the healthy vegetable.  → 제시 교정: </w:t>
       </w:r>
       <w:r>
         <w:rPr>
@@ -840,7 +849,7 @@
           <w:sz w:val="17"/>
           <w:u w:val="none"/>
         </w:rPr>
-        <w:t>the myth’s</w:t>
+        <w:t>in an attempt to persuade</w:t>
       </w:r>
       <w:r>
         <w:rPr>
@@ -901,7 +910,7 @@
           <w:sz w:val="17"/>
           <w:u w:val="none"/>
         </w:rPr>
-        <w:t>이것은 1890년으로 거슬러 올라가며 생리학자 Gustav von Bunge의 단순한 계산 착오에서 비롯된 전설이다.</w:t>
+        <w:t>비록 그 오류는 신속히 바로잡혔지만, 그 수정은 꼭 그만큼 신속히 잊혔다.</w:t>
       </w:r>
     </w:p>
     <w:p>
@@ -918,7 +927,7 @@
           <w:sz w:val="17"/>
           <w:u w:val="none"/>
         </w:rPr>
-        <w:t>this / is / a legend / that / date / to 1890 / and / originate / from / a simple miscalculation / by physiologist Gustav von Bunge / originally</w:t>
+        <w:t>be / the error / be / swiftly / just as swiftly / the correction / forget / correct / because</w:t>
       </w:r>
     </w:p>
     <w:p>
@@ -953,7 +962,7 @@
           <w:sz w:val="17"/>
           <w:u w:val="none"/>
         </w:rPr>
-        <w:t>그 오류는 재빨리 바로잡혔지만, 그 정정은 마찬가지로 재빨리 잊혔다.</w:t>
+        <w:t>예를 들어, 오늘날에도 지속되는 잘 알려진 신화 하나는 시금치의 철분 함량이 높다는 추정이다.</w:t>
       </w:r>
     </w:p>
     <w:p>
@@ -970,7 +979,7 @@
           <w:sz w:val="17"/>
           <w:u w:val="none"/>
         </w:rPr>
-        <w:t>although / the error / was / swiftly / correct / the correction / was / just / swiftly / forget / despite</w:t>
+        <w:t>today / persist / for example / a well-known myth / be / high iron content / the supposed / in spinach / what</w:t>
       </w:r>
     </w:p>
     <w:p>
@@ -1031,7 +1040,7 @@
           <w:sz w:val="17"/>
           <w:u w:val="none"/>
         </w:rPr>
-        <w:t>부모들은 자녀가 그 건강한 채소를 먹도록 설득하기 위해 이 이야기를 사용한다.</w:t>
+        <w:t>이것은 1890년으로 거슬러 올라가는 전설이며, 생리학자 Gustav von Bunge의 단순한 계산 착오에서 비롯되었다.</w:t>
       </w:r>
     </w:p>
     <w:p>
@@ -1048,7 +1057,7 @@
           <w:sz w:val="17"/>
           <w:u w:val="none"/>
         </w:rPr>
-        <w:t>parents / use / this tale / to try to / persuade / their children / into / eat / the healthy vegetable</w:t>
+        <w:t>is / this / and / a legend / date / back to 1890 / from / a simple miscalculation / originates / that / by physiologist Gustav von Bunge</w:t>
       </w:r>
     </w:p>
     <w:p>
@@ -1118,7 +1127,7 @@
           <w:sz w:val="17"/>
           <w:u w:val="none"/>
         </w:rPr>
-        <w:t xml:space="preserve"> is a legend — This가 가리키는 말을 본문에서(7단어): ______________________________________</w:t>
+        <w:t xml:space="preserve"> is a legend that dates back to 1890 — This가 가리키는 말을 본문에서(7단어): ____________________________________________</w:t>
       </w:r>
     </w:p>
     <w:p>
@@ -1144,7 +1153,25 @@
           <w:sz w:val="17"/>
           <w:u w:val="none"/>
         </w:rPr>
-        <w:t>the same amount of fresh leafy greens — 이것과 비교된 대상을 본문에서(2단어): ______________</w:t>
+        <w:t xml:space="preserve">dried spinach, </w:t>
+      </w:r>
+      <w:r>
+        <w:rPr>
+          <w:rFonts w:ascii="맑은 고딕" w:hAnsi="맑은 고딕" w:eastAsia="맑은 고딕"/>
+          <w:b/>
+          <w:sz w:val="17"/>
+          <w:u w:val="none"/>
+        </w:rPr>
+        <w:t>which</w:t>
+      </w:r>
+      <w:r>
+        <w:rPr>
+          <w:rFonts w:ascii="맑은 고딕" w:hAnsi="맑은 고딕" w:eastAsia="맑은 고딕"/>
+          <w:b w:val="0"/>
+          <w:sz w:val="17"/>
+          <w:u w:val="none"/>
+        </w:rPr>
+        <w:t xml:space="preserve"> held ten times more iron — which가 가리키는 말(2단어): ______________</w:t>
       </w:r>
     </w:p>
     <w:p>
@@ -1214,7 +1241,7 @@
           <w:sz w:val="17"/>
           <w:u w:val="none"/>
         </w:rPr>
-        <w:t xml:space="preserve">use </w:t>
+        <w:t xml:space="preserve">parents the world over use </w:t>
       </w:r>
       <w:r>
         <w:rPr>
@@ -1232,7 +1259,7 @@
           <w:sz w:val="17"/>
           <w:u w:val="none"/>
         </w:rPr>
-        <w:t xml:space="preserve"> — this tale이 가리키는 이야기를 우리말로: ______________________________________</w:t>
+        <w:t xml:space="preserve"> — this tale의 내용을 우리말로: ____________________________________________</w:t>
       </w:r>
     </w:p>
     <w:p>
@@ -1263,7 +1290,7 @@
     </w:p>
     <w:p>
       <w:pPr>
-        <w:spacing w:before="0" w:after="20" w:line="360" w:lineRule="auto"/>
+        <w:spacing w:before="0" w:after="20" w:line="300" w:lineRule="auto"/>
         <w:jc w:val="both"/>
         <w:snapToGrid w:val="0"/>
       </w:pPr>
@@ -1274,7 +1301,7 @@
           <w:sz w:val="17"/>
           <w:u w:val="none"/>
         </w:rPr>
-        <w:t xml:space="preserve">Many school ‘facts’ survive in the same way. The idea that a goldfish </w:t>
+        <w:t xml:space="preserve">A similar story surrounds Albert Einstein. Many people still believe that he </w:t>
       </w:r>
       <w:r>
         <w:rPr>
@@ -1294,7 +1321,7 @@
           <w:sz w:val="17"/>
           <w:u w:val="none"/>
         </w:rPr>
-        <w:t>[ remembers / remember ]</w:t>
+        <w:t>[ failed / has failed ]</w:t>
       </w:r>
       <w:r>
         <w:rPr>
@@ -1303,7 +1330,7 @@
           <w:sz w:val="17"/>
           <w:u w:val="none"/>
         </w:rPr>
-        <w:t xml:space="preserve"> things for only three seconds began as a casual guess, not a measured result. Researchers </w:t>
+        <w:t xml:space="preserve"> mathematics at school. The tale seems to have grown out of a misreading of his report card: his Swiss school had switched its grading scale, so marks </w:t>
       </w:r>
       <w:r>
         <w:rPr>
@@ -1323,7 +1350,7 @@
           <w:sz w:val="17"/>
           <w:u w:val="none"/>
         </w:rPr>
-        <w:t>[ have shown / showing ]</w:t>
+        <w:t>[ that / what ]</w:t>
       </w:r>
       <w:r>
         <w:rPr>
@@ -1332,7 +1359,7 @@
           <w:sz w:val="17"/>
           <w:u w:val="none"/>
         </w:rPr>
-        <w:t xml:space="preserve"> that goldfish can learn tasks and recall them for months, yet the three-second story keeps </w:t>
+        <w:t xml:space="preserve"> had once meant ‘excellent’ later looked like failures. The error was pointed out long ago, yet the story refused to die. Teachers everywhere repeat it to struggling students, </w:t>
       </w:r>
       <w:r>
         <w:rPr>
@@ -1352,7 +1379,7 @@
           <w:sz w:val="17"/>
           <w:u w:val="none"/>
         </w:rPr>
-        <w:t>[ being repeated / repeating ]</w:t>
+        <w:t>[ hoping / hoped ]</w:t>
       </w:r>
       <w:r>
         <w:rPr>
@@ -1361,7 +1388,7 @@
           <w:sz w:val="17"/>
           <w:u w:val="none"/>
         </w:rPr>
-        <w:t xml:space="preserve"> in cartoons and conversations, because a vivid tale spreads faster than its correction.</w:t>
+        <w:t xml:space="preserve"> to show them that early failure need not matter.</w:t>
       </w:r>
     </w:p>
     <w:p>
@@ -1413,7 +1440,7 @@
           <w:sz w:val="17"/>
           <w:u w:val="none"/>
         </w:rPr>
-        <w:t>Once a vivid error takes hold, later c____________ often fail to erase it.</w:t>
+        <w:t>A single measuring mistake made in 1890 became a lasting m____________ about spinach that parents still use today.</w:t>
       </w:r>
     </w:p>
     <w:p>
@@ -1456,7 +1483,7 @@
           <w:sz w:val="17"/>
           <w:u w:val="none"/>
         </w:rPr>
-        <w:t xml:space="preserve"> 다음 글에 대한 &lt;보기&gt;의 설명 중 </w:t>
+        <w:t xml:space="preserve"> 다음 대화를 읽고 민재가 정리한 표의 내용 중, 대화의 내용과 일치하지 </w:t>
       </w:r>
       <w:r>
         <w:rPr>
@@ -1465,7 +1492,7 @@
           <w:sz w:val="17"/>
           <w:u w:val="single"/>
         </w:rPr>
-        <w:t>틀린</w:t>
+        <w:t>않는</w:t>
       </w:r>
       <w:r>
         <w:rPr>
@@ -1474,7 +1501,214 @@
           <w:sz w:val="17"/>
           <w:u w:val="none"/>
         </w:rPr>
-        <w:t xml:space="preserve"> 것만을 있는 대로 고른 것은? [3.3점]</w:t>
+        <w:t xml:space="preserve"> 것은? [3.3점]</w:t>
+      </w:r>
+    </w:p>
+    <w:p>
+      <w:pPr>
+        <w:spacing w:before="0" w:after="0" w:line="288" w:lineRule="auto"/>
+        <w:ind w:left="40"/>
+        <w:snapToGrid w:val="0"/>
+        <w:pBdr>
+          <w:top w:val="single" w:sz="4" w:space="2" w:color="999999"/>
+          <w:left w:val="single" w:sz="4" w:space="2" w:color="999999"/>
+          <w:bottom w:val="single" w:sz="4" w:space="2" w:color="999999"/>
+          <w:right w:val="single" w:sz="4" w:space="2" w:color="999999"/>
+        </w:pBdr>
+        <w:shd w:val="clear" w:color="auto" w:fill="F6F3EA"/>
+      </w:pPr>
+      <w:r>
+        <w:rPr>
+          <w:rFonts w:ascii="맑은 고딕" w:hAnsi="맑은 고딕" w:eastAsia="맑은 고딕"/>
+          <w:b w:val="0"/>
+          <w:sz w:val="17"/>
+          <w:u w:val="none"/>
+        </w:rPr>
+        <w:t>Jiwoo: Did you know that the idea of spinach being packed with iron is basically a myth?</w:t>
+      </w:r>
+    </w:p>
+    <w:p>
+      <w:pPr>
+        <w:spacing w:before="0" w:after="0" w:line="288" w:lineRule="auto"/>
+        <w:ind w:left="40"/>
+        <w:snapToGrid w:val="0"/>
+        <w:pBdr>
+          <w:top w:val="single" w:sz="4" w:space="2" w:color="999999"/>
+          <w:left w:val="single" w:sz="4" w:space="2" w:color="999999"/>
+          <w:bottom w:val="single" w:sz="4" w:space="2" w:color="999999"/>
+          <w:right w:val="single" w:sz="4" w:space="2" w:color="999999"/>
+        </w:pBdr>
+        <w:shd w:val="clear" w:color="auto" w:fill="F6F3EA"/>
+      </w:pPr>
+      <w:r>
+        <w:rPr>
+          <w:rFonts w:ascii="맑은 고딕" w:hAnsi="맑은 고딕" w:eastAsia="맑은 고딕"/>
+          <w:b w:val="0"/>
+          <w:sz w:val="17"/>
+          <w:u w:val="none"/>
+        </w:rPr>
+        <w:t>Minjae: Really? I thought that was settled science.</w:t>
+      </w:r>
+    </w:p>
+    <w:p>
+      <w:pPr>
+        <w:spacing w:before="0" w:after="0" w:line="288" w:lineRule="auto"/>
+        <w:ind w:left="40"/>
+        <w:snapToGrid w:val="0"/>
+        <w:pBdr>
+          <w:top w:val="single" w:sz="4" w:space="2" w:color="999999"/>
+          <w:left w:val="single" w:sz="4" w:space="2" w:color="999999"/>
+          <w:bottom w:val="single" w:sz="4" w:space="2" w:color="999999"/>
+          <w:right w:val="single" w:sz="4" w:space="2" w:color="999999"/>
+        </w:pBdr>
+        <w:shd w:val="clear" w:color="auto" w:fill="F6F3EA"/>
+      </w:pPr>
+      <w:r>
+        <w:rPr>
+          <w:rFonts w:ascii="맑은 고딕" w:hAnsi="맑은 고딕" w:eastAsia="맑은 고딕"/>
+          <w:b w:val="0"/>
+          <w:sz w:val="17"/>
+          <w:u w:val="none"/>
+        </w:rPr>
+        <w:t>Jiwoo: It goes back to 1890. A physiologist, Gustav von Bunge, measured 35 milligrams of iron in 100 grams of spinach.</w:t>
+      </w:r>
+    </w:p>
+    <w:p>
+      <w:pPr>
+        <w:spacing w:before="0" w:after="0" w:line="288" w:lineRule="auto"/>
+        <w:ind w:left="40"/>
+        <w:snapToGrid w:val="0"/>
+        <w:pBdr>
+          <w:top w:val="single" w:sz="4" w:space="2" w:color="999999"/>
+          <w:left w:val="single" w:sz="4" w:space="2" w:color="999999"/>
+          <w:bottom w:val="single" w:sz="4" w:space="2" w:color="999999"/>
+          <w:right w:val="single" w:sz="4" w:space="2" w:color="999999"/>
+        </w:pBdr>
+        <w:shd w:val="clear" w:color="auto" w:fill="F6F3EA"/>
+      </w:pPr>
+      <w:r>
+        <w:rPr>
+          <w:rFonts w:ascii="맑은 고딕" w:hAnsi="맑은 고딕" w:eastAsia="맑은 고딕"/>
+          <w:b w:val="0"/>
+          <w:sz w:val="17"/>
+          <w:u w:val="none"/>
+        </w:rPr>
+        <w:t>Minjae: That sounds like a real number, not a myth.</w:t>
+      </w:r>
+    </w:p>
+    <w:p>
+      <w:pPr>
+        <w:spacing w:before="0" w:after="0" w:line="288" w:lineRule="auto"/>
+        <w:ind w:left="40"/>
+        <w:snapToGrid w:val="0"/>
+        <w:pBdr>
+          <w:top w:val="single" w:sz="4" w:space="2" w:color="999999"/>
+          <w:left w:val="single" w:sz="4" w:space="2" w:color="999999"/>
+          <w:bottom w:val="single" w:sz="4" w:space="2" w:color="999999"/>
+          <w:right w:val="single" w:sz="4" w:space="2" w:color="999999"/>
+        </w:pBdr>
+        <w:shd w:val="clear" w:color="auto" w:fill="F6F3EA"/>
+      </w:pPr>
+      <w:r>
+        <w:rPr>
+          <w:rFonts w:ascii="맑은 고딕" w:hAnsi="맑은 고딕" w:eastAsia="맑은 고딕"/>
+          <w:b w:val="0"/>
+          <w:sz w:val="17"/>
+          <w:u w:val="none"/>
+        </w:rPr>
+        <w:t>Jiwoo: The number was right — but he was measuring dried spinach. Fresh leaves have only a tenth of that.</w:t>
+      </w:r>
+    </w:p>
+    <w:p>
+      <w:pPr>
+        <w:spacing w:before="0" w:after="0" w:line="288" w:lineRule="auto"/>
+        <w:ind w:left="40"/>
+        <w:snapToGrid w:val="0"/>
+        <w:pBdr>
+          <w:top w:val="single" w:sz="4" w:space="2" w:color="999999"/>
+          <w:left w:val="single" w:sz="4" w:space="2" w:color="999999"/>
+          <w:bottom w:val="single" w:sz="4" w:space="2" w:color="999999"/>
+          <w:right w:val="single" w:sz="4" w:space="2" w:color="999999"/>
+        </w:pBdr>
+        <w:shd w:val="clear" w:color="auto" w:fill="F6F3EA"/>
+      </w:pPr>
+      <w:r>
+        <w:rPr>
+          <w:rFonts w:ascii="맑은 고딕" w:hAnsi="맑은 고딕" w:eastAsia="맑은 고딕"/>
+          <w:b w:val="0"/>
+          <w:sz w:val="17"/>
+          <w:u w:val="none"/>
+        </w:rPr>
+        <w:t>Minjae: So somebody must have fixed the mistake.</w:t>
+      </w:r>
+    </w:p>
+    <w:p>
+      <w:pPr>
+        <w:spacing w:before="0" w:after="0" w:line="288" w:lineRule="auto"/>
+        <w:ind w:left="40"/>
+        <w:snapToGrid w:val="0"/>
+        <w:pBdr>
+          <w:top w:val="single" w:sz="4" w:space="2" w:color="999999"/>
+          <w:left w:val="single" w:sz="4" w:space="2" w:color="999999"/>
+          <w:bottom w:val="single" w:sz="4" w:space="2" w:color="999999"/>
+          <w:right w:val="single" w:sz="4" w:space="2" w:color="999999"/>
+        </w:pBdr>
+        <w:shd w:val="clear" w:color="auto" w:fill="F6F3EA"/>
+      </w:pPr>
+      <w:r>
+        <w:rPr>
+          <w:rFonts w:ascii="맑은 고딕" w:hAnsi="맑은 고딕" w:eastAsia="맑은 고딕"/>
+          <w:b w:val="0"/>
+          <w:sz w:val="17"/>
+          <w:u w:val="none"/>
+        </w:rPr>
+        <w:t>Jiwoo: They did, and quickly. But the correction was forgotten just as quickly.</w:t>
+      </w:r>
+    </w:p>
+    <w:p>
+      <w:pPr>
+        <w:spacing w:before="0" w:after="0" w:line="288" w:lineRule="auto"/>
+        <w:ind w:left="40"/>
+        <w:snapToGrid w:val="0"/>
+        <w:pBdr>
+          <w:top w:val="single" w:sz="4" w:space="2" w:color="999999"/>
+          <w:left w:val="single" w:sz="4" w:space="2" w:color="999999"/>
+          <w:bottom w:val="single" w:sz="4" w:space="2" w:color="999999"/>
+          <w:right w:val="single" w:sz="4" w:space="2" w:color="999999"/>
+        </w:pBdr>
+        <w:shd w:val="clear" w:color="auto" w:fill="F6F3EA"/>
+      </w:pPr>
+      <w:r>
+        <w:rPr>
+          <w:rFonts w:ascii="맑은 고딕" w:hAnsi="맑은 고딕" w:eastAsia="맑은 고딕"/>
+          <w:b w:val="0"/>
+          <w:sz w:val="17"/>
+          <w:u w:val="none"/>
+        </w:rPr>
+        <w:t>Minjae: And Popeye made it worse, I guess?</w:t>
+      </w:r>
+    </w:p>
+    <w:p>
+      <w:pPr>
+        <w:spacing w:before="0" w:after="0" w:line="288" w:lineRule="auto"/>
+        <w:ind w:left="40"/>
+        <w:snapToGrid w:val="0"/>
+        <w:pBdr>
+          <w:top w:val="single" w:sz="4" w:space="2" w:color="999999"/>
+          <w:left w:val="single" w:sz="4" w:space="2" w:color="999999"/>
+          <w:bottom w:val="single" w:sz="4" w:space="2" w:color="999999"/>
+          <w:right w:val="single" w:sz="4" w:space="2" w:color="999999"/>
+        </w:pBdr>
+        <w:shd w:val="clear" w:color="auto" w:fill="F6F3EA"/>
+      </w:pPr>
+      <w:r>
+        <w:rPr>
+          <w:rFonts w:ascii="맑은 고딕" w:hAnsi="맑은 고딕" w:eastAsia="맑은 고딕"/>
+          <w:b w:val="0"/>
+          <w:sz w:val="17"/>
+          <w:u w:val="none"/>
+        </w:rPr>
+        <w:t>Jiwoo: Exactly. His iron fists kept the story alive, and even now parents use it to get kids to eat spinach.</w:t>
       </w:r>
     </w:p>
     <w:p>
@@ -1497,7 +1731,186 @@
           <w:sz w:val="17"/>
           <w:u w:val="none"/>
         </w:rPr>
-        <w:t>Myths aren’t only stories. For example, a well-known myth that persists today is the supposed high iron content in spinach. This is a legend that dates back to 1890 and originates from a simple miscalculation by physiologist Gustav von Bunge. He ⓐ</w:t>
+        <w:t>Minjae: Nearly 150 years of a mistake. That’s a long life for a wrong number.</w:t>
+      </w:r>
+    </w:p>
+    <w:p>
+      <w:pPr>
+        <w:spacing w:before="0" w:after="0" w:line="288" w:lineRule="auto"/>
+        <w:ind w:left="40"/>
+        <w:snapToGrid w:val="0"/>
+        <w:pBdr>
+          <w:top w:val="single" w:sz="4" w:space="2" w:color="555555"/>
+          <w:left w:val="single" w:sz="4" w:space="2" w:color="555555"/>
+          <w:bottom w:val="single" w:sz="4" w:space="2" w:color="555555"/>
+          <w:right w:val="single" w:sz="4" w:space="2" w:color="555555"/>
+        </w:pBdr>
+        <w:shd w:val="clear" w:color="auto" w:fill="FFFFFF"/>
+      </w:pPr>
+      <w:r>
+        <w:rPr>
+          <w:rFonts w:ascii="맑은 고딕" w:hAnsi="맑은 고딕" w:eastAsia="맑은 고딕"/>
+          <w:b w:val="0"/>
+          <w:sz w:val="17"/>
+          <w:u w:val="none"/>
+        </w:rPr>
+        <w:t xml:space="preserve">  |  항목  |  Minjae’s notes</w:t>
+      </w:r>
+    </w:p>
+    <w:p>
+      <w:pPr>
+        <w:spacing w:before="0" w:after="0" w:line="288" w:lineRule="auto"/>
+        <w:ind w:left="40"/>
+        <w:snapToGrid w:val="0"/>
+        <w:pBdr>
+          <w:top w:val="single" w:sz="4" w:space="2" w:color="555555"/>
+          <w:left w:val="single" w:sz="4" w:space="2" w:color="555555"/>
+          <w:bottom w:val="single" w:sz="4" w:space="2" w:color="555555"/>
+          <w:right w:val="single" w:sz="4" w:space="2" w:color="555555"/>
+        </w:pBdr>
+        <w:shd w:val="clear" w:color="auto" w:fill="FFFFFF"/>
+      </w:pPr>
+      <w:r>
+        <w:rPr>
+          <w:rFonts w:ascii="맑은 고딕" w:hAnsi="맑은 고딕" w:eastAsia="맑은 고딕"/>
+          <w:b w:val="0"/>
+          <w:sz w:val="17"/>
+          <w:u w:val="none"/>
+        </w:rPr>
+        <w:t>①  |  Origin  |  The myth began with a physiologist’s miscalculation in 1890.</w:t>
+      </w:r>
+    </w:p>
+    <w:p>
+      <w:pPr>
+        <w:spacing w:before="0" w:after="0" w:line="288" w:lineRule="auto"/>
+        <w:ind w:left="40"/>
+        <w:snapToGrid w:val="0"/>
+        <w:pBdr>
+          <w:top w:val="single" w:sz="4" w:space="2" w:color="555555"/>
+          <w:left w:val="single" w:sz="4" w:space="2" w:color="555555"/>
+          <w:bottom w:val="single" w:sz="4" w:space="2" w:color="555555"/>
+          <w:right w:val="single" w:sz="4" w:space="2" w:color="555555"/>
+        </w:pBdr>
+        <w:shd w:val="clear" w:color="auto" w:fill="FFFFFF"/>
+      </w:pPr>
+      <w:r>
+        <w:rPr>
+          <w:rFonts w:ascii="맑은 고딕" w:hAnsi="맑은 고딕" w:eastAsia="맑은 고딕"/>
+          <w:b w:val="0"/>
+          <w:sz w:val="17"/>
+          <w:u w:val="none"/>
+        </w:rPr>
+        <w:t>②  |  The number  |  The figure of 35 milligrams per 100 grams was itself accurate.</w:t>
+      </w:r>
+    </w:p>
+    <w:p>
+      <w:pPr>
+        <w:spacing w:before="0" w:after="0" w:line="288" w:lineRule="auto"/>
+        <w:ind w:left="40"/>
+        <w:snapToGrid w:val="0"/>
+        <w:pBdr>
+          <w:top w:val="single" w:sz="4" w:space="2" w:color="555555"/>
+          <w:left w:val="single" w:sz="4" w:space="2" w:color="555555"/>
+          <w:bottom w:val="single" w:sz="4" w:space="2" w:color="555555"/>
+          <w:right w:val="single" w:sz="4" w:space="2" w:color="555555"/>
+        </w:pBdr>
+        <w:shd w:val="clear" w:color="auto" w:fill="FFFFFF"/>
+      </w:pPr>
+      <w:r>
+        <w:rPr>
+          <w:rFonts w:ascii="맑은 고딕" w:hAnsi="맑은 고딕" w:eastAsia="맑은 고딕"/>
+          <w:b w:val="0"/>
+          <w:sz w:val="17"/>
+          <w:u w:val="none"/>
+        </w:rPr>
+        <w:t>③  |  Dried vs. fresh  |  Fresh spinach holds about ten times as much iron as dried spinach.</w:t>
+      </w:r>
+    </w:p>
+    <w:p>
+      <w:pPr>
+        <w:spacing w:before="0" w:after="0" w:line="288" w:lineRule="auto"/>
+        <w:ind w:left="40"/>
+        <w:snapToGrid w:val="0"/>
+        <w:pBdr>
+          <w:top w:val="single" w:sz="4" w:space="2" w:color="555555"/>
+          <w:left w:val="single" w:sz="4" w:space="2" w:color="555555"/>
+          <w:bottom w:val="single" w:sz="4" w:space="2" w:color="555555"/>
+          <w:right w:val="single" w:sz="4" w:space="2" w:color="555555"/>
+        </w:pBdr>
+        <w:shd w:val="clear" w:color="auto" w:fill="FFFFFF"/>
+      </w:pPr>
+      <w:r>
+        <w:rPr>
+          <w:rFonts w:ascii="맑은 고딕" w:hAnsi="맑은 고딕" w:eastAsia="맑은 고딕"/>
+          <w:b w:val="0"/>
+          <w:sz w:val="17"/>
+          <w:u w:val="none"/>
+        </w:rPr>
+        <w:t>④  |  The correction  |  The error was fixed quickly, but the fix was soon forgotten.</w:t>
+      </w:r>
+    </w:p>
+    <w:p>
+      <w:pPr>
+        <w:spacing w:before="0" w:after="60" w:line="288" w:lineRule="auto"/>
+        <w:ind w:left="40"/>
+        <w:snapToGrid w:val="0"/>
+        <w:pBdr>
+          <w:top w:val="single" w:sz="4" w:space="2" w:color="555555"/>
+          <w:left w:val="single" w:sz="4" w:space="2" w:color="555555"/>
+          <w:bottom w:val="single" w:sz="4" w:space="2" w:color="555555"/>
+          <w:right w:val="single" w:sz="4" w:space="2" w:color="555555"/>
+        </w:pBdr>
+        <w:shd w:val="clear" w:color="auto" w:fill="FFFFFF"/>
+      </w:pPr>
+      <w:r>
+        <w:rPr>
+          <w:rFonts w:ascii="맑은 고딕" w:hAnsi="맑은 고딕" w:eastAsia="맑은 고딕"/>
+          <w:b w:val="0"/>
+          <w:sz w:val="17"/>
+          <w:u w:val="none"/>
+        </w:rPr>
+        <w:t>⑤  |  Today  |  Parents still use the Popeye story to make children eat spinach.</w:t>
+      </w:r>
+    </w:p>
+    <w:p>
+      <w:pPr>
+        <w:spacing w:before="0" w:after="20" w:line="276" w:lineRule="auto"/>
+        <w:ind w:left="80"/>
+        <w:snapToGrid w:val="0"/>
+      </w:pPr>
+      <w:r>
+        <w:rPr>
+          <w:rFonts w:ascii="맑은 고딕" w:hAnsi="맑은 고딕" w:eastAsia="맑은 고딕"/>
+          <w:b w:val="0"/>
+          <w:sz w:val="17"/>
+          <w:u w:val="none"/>
+        </w:rPr>
+        <w:t>① ①    ② ②    ③ ③    ④ ④    ⑤ ⑤</w:t>
+      </w:r>
+    </w:p>
+    <w:p>
+      <w:pPr>
+        <w:keepNext/>
+        <w:spacing w:before="80" w:after="20" w:line="276" w:lineRule="auto"/>
+        <w:snapToGrid w:val="0"/>
+      </w:pPr>
+      <w:r>
+        <w:rPr>
+          <w:rFonts w:ascii="맑은 고딕" w:hAnsi="맑은 고딕" w:eastAsia="맑은 고딕"/>
+          <w:b/>
+          <w:sz w:val="17"/>
+          <w:u w:val="none"/>
+        </w:rPr>
+        <w:t>31-2.</w:t>
+      </w:r>
+      <w:r>
+        <w:rPr>
+          <w:rFonts w:ascii="맑은 고딕" w:hAnsi="맑은 고딕" w:eastAsia="맑은 고딕"/>
+          <w:b w:val="0"/>
+          <w:sz w:val="17"/>
+          <w:u w:val="none"/>
+        </w:rPr>
+        <w:t xml:space="preserve"> 다음 글의 밑줄 친 ⓐ ~ ⓕ 중, 어법상 </w:t>
       </w:r>
       <w:r>
         <w:rPr>
@@ -1506,7 +1919,7 @@
           <w:sz w:val="17"/>
           <w:u w:val="single"/>
         </w:rPr>
-        <w:t>accurately</w:t>
+        <w:t>틀린</w:t>
       </w:r>
       <w:r>
         <w:rPr>
@@ -1515,7 +1928,30 @@
           <w:sz w:val="17"/>
           <w:u w:val="none"/>
         </w:rPr>
-        <w:t xml:space="preserve"> determined that 100 grams of spinach contained 35 milligrams of iron but he was analyzing dried spinach, which held ten times more iron than the same amount of fresh leafy greens. Although the error was swiftly corrected, the correction was just as swiftly forgotten. (A) ________, the myth had taken hold. Popeye, who gained superhuman strength from the leafy greens and defended himself with iron fists, contributed to its ⓑ</w:t>
+        <w:t xml:space="preserve"> 것을 모두 고른 것은? [3.1점]</w:t>
+      </w:r>
+    </w:p>
+    <w:p>
+      <w:pPr>
+        <w:spacing w:before="0" w:after="60" w:line="288" w:lineRule="auto"/>
+        <w:ind w:left="40"/>
+        <w:snapToGrid w:val="0"/>
+        <w:pBdr>
+          <w:top w:val="single" w:sz="4" w:space="2" w:color="999999"/>
+          <w:left w:val="single" w:sz="4" w:space="2" w:color="999999"/>
+          <w:bottom w:val="single" w:sz="4" w:space="2" w:color="999999"/>
+          <w:right w:val="single" w:sz="4" w:space="2" w:color="999999"/>
+        </w:pBdr>
+        <w:shd w:val="clear" w:color="auto" w:fill="F6F3EA"/>
+      </w:pPr>
+      <w:r>
+        <w:rPr>
+          <w:rFonts w:ascii="맑은 고딕" w:hAnsi="맑은 고딕" w:eastAsia="맑은 고딕"/>
+          <w:b w:val="0"/>
+          <w:sz w:val="17"/>
+          <w:u w:val="none"/>
+        </w:rPr>
+        <w:t>Myths aren’t only stories. For example, a well-known myth that ⓑ</w:t>
       </w:r>
       <w:r>
         <w:rPr>
@@ -1524,7 +1960,7 @@
           <w:sz w:val="17"/>
           <w:u w:val="single"/>
         </w:rPr>
-        <w:t>endurance</w:t>
+        <w:t>persist</w:t>
       </w:r>
       <w:r>
         <w:rPr>
@@ -1533,7 +1969,990 @@
           <w:sz w:val="17"/>
           <w:u w:val="none"/>
         </w:rPr>
-        <w:t xml:space="preserve"> and even today, some nearly 150 years later, parents the world over use this tale to try to persuade their children into eating the healthy vegetable.</w:t>
+        <w:t xml:space="preserve"> today is the supposed high iron content in spinach. This is a legend that ⓐ</w:t>
+      </w:r>
+      <w:r>
+        <w:rPr>
+          <w:rFonts w:ascii="맑은 고딕" w:hAnsi="맑은 고딕" w:eastAsia="맑은 고딕"/>
+          <w:b w:val="0"/>
+          <w:sz w:val="17"/>
+          <w:u w:val="single"/>
+        </w:rPr>
+        <w:t>dates</w:t>
+      </w:r>
+      <w:r>
+        <w:rPr>
+          <w:rFonts w:ascii="맑은 고딕" w:hAnsi="맑은 고딕" w:eastAsia="맑은 고딕"/>
+          <w:b w:val="0"/>
+          <w:sz w:val="17"/>
+          <w:u w:val="none"/>
+        </w:rPr>
+        <w:t xml:space="preserve"> back to 1890 and originates from a simple miscalculation by physiologist Gustav von Bunge. He ⓒ</w:t>
+      </w:r>
+      <w:r>
+        <w:rPr>
+          <w:rFonts w:ascii="맑은 고딕" w:hAnsi="맑은 고딕" w:eastAsia="맑은 고딕"/>
+          <w:b w:val="0"/>
+          <w:sz w:val="17"/>
+          <w:u w:val="single"/>
+        </w:rPr>
+        <w:t>accurately</w:t>
+      </w:r>
+      <w:r>
+        <w:rPr>
+          <w:rFonts w:ascii="맑은 고딕" w:hAnsi="맑은 고딕" w:eastAsia="맑은 고딕"/>
+          <w:b w:val="0"/>
+          <w:sz w:val="17"/>
+          <w:u w:val="none"/>
+        </w:rPr>
+        <w:t xml:space="preserve"> determined that 100 grams of spinach contained 35 milligrams of iron but he was analyzing dried spinach, ⓓ</w:t>
+      </w:r>
+      <w:r>
+        <w:rPr>
+          <w:rFonts w:ascii="맑은 고딕" w:hAnsi="맑은 고딕" w:eastAsia="맑은 고딕"/>
+          <w:b w:val="0"/>
+          <w:sz w:val="17"/>
+          <w:u w:val="single"/>
+        </w:rPr>
+        <w:t>that held</w:t>
+      </w:r>
+      <w:r>
+        <w:rPr>
+          <w:rFonts w:ascii="맑은 고딕" w:hAnsi="맑은 고딕" w:eastAsia="맑은 고딕"/>
+          <w:b w:val="0"/>
+          <w:sz w:val="17"/>
+          <w:u w:val="none"/>
+        </w:rPr>
+        <w:t xml:space="preserve"> ten times more iron than the same amount of fresh leafy greens. Although the error was swiftly corrected, the correction was just as swiftly ⓔ</w:t>
+      </w:r>
+      <w:r>
+        <w:rPr>
+          <w:rFonts w:ascii="맑은 고딕" w:hAnsi="맑은 고딕" w:eastAsia="맑은 고딕"/>
+          <w:b w:val="0"/>
+          <w:sz w:val="17"/>
+          <w:u w:val="single"/>
+        </w:rPr>
+        <w:t>forgetting</w:t>
+      </w:r>
+      <w:r>
+        <w:rPr>
+          <w:rFonts w:ascii="맑은 고딕" w:hAnsi="맑은 고딕" w:eastAsia="맑은 고딕"/>
+          <w:b w:val="0"/>
+          <w:sz w:val="17"/>
+          <w:u w:val="none"/>
+        </w:rPr>
+        <w:t>. The myth had taken hold. Popeye, who gained superhuman strength from the leafy greens and defended himself with iron fists, ⓕ</w:t>
+      </w:r>
+      <w:r>
+        <w:rPr>
+          <w:rFonts w:ascii="맑은 고딕" w:hAnsi="맑은 고딕" w:eastAsia="맑은 고딕"/>
+          <w:b w:val="0"/>
+          <w:sz w:val="17"/>
+          <w:u w:val="single"/>
+        </w:rPr>
+        <w:t>contributed</w:t>
+      </w:r>
+      <w:r>
+        <w:rPr>
+          <w:rFonts w:ascii="맑은 고딕" w:hAnsi="맑은 고딕" w:eastAsia="맑은 고딕"/>
+          <w:b w:val="0"/>
+          <w:sz w:val="17"/>
+          <w:u w:val="none"/>
+        </w:rPr>
+        <w:t xml:space="preserve"> to its endurance and even today, some nearly 150 years later, parents the world over use this tale to try to persuade their children into eating the healthy vegetable.</w:t>
+      </w:r>
+    </w:p>
+    <w:p>
+      <w:pPr>
+        <w:spacing w:before="0" w:after="20" w:line="276" w:lineRule="auto"/>
+        <w:ind w:left="80"/>
+        <w:snapToGrid w:val="0"/>
+      </w:pPr>
+      <w:r>
+        <w:rPr>
+          <w:rFonts w:ascii="맑은 고딕" w:hAnsi="맑은 고딕" w:eastAsia="맑은 고딕"/>
+          <w:b w:val="0"/>
+          <w:sz w:val="17"/>
+          <w:u w:val="none"/>
+        </w:rPr>
+        <w:t>① ⓐ, ⓒ    ② ⓑ, ⓓ    ③ ⓒ, ⓔ, ⓕ    ④ ⓐ, ⓓ, ⓔ    ⑤ ⓑ, ⓓ, ⓔ</w:t>
+      </w:r>
+    </w:p>
+    <w:p>
+      <w:pPr>
+        <w:keepNext/>
+        <w:spacing w:before="80" w:after="20" w:line="276" w:lineRule="auto"/>
+        <w:snapToGrid w:val="0"/>
+      </w:pPr>
+      <w:r>
+        <w:rPr>
+          <w:rFonts w:ascii="맑은 고딕" w:hAnsi="맑은 고딕" w:eastAsia="맑은 고딕"/>
+          <w:b/>
+          <w:sz w:val="17"/>
+          <w:u w:val="none"/>
+        </w:rPr>
+        <w:t>31-3.</w:t>
+      </w:r>
+      <w:r>
+        <w:rPr>
+          <w:rFonts w:ascii="맑은 고딕" w:hAnsi="맑은 고딕" w:eastAsia="맑은 고딕"/>
+          <w:b w:val="0"/>
+          <w:sz w:val="17"/>
+          <w:u w:val="none"/>
+        </w:rPr>
+        <w:t xml:space="preserve"> 다음 글의 내용을 한 문장으로 요약하고자 한다. 빈칸 (A), (B)에 들어갈 말로 가장 적절한 것은? [3.0점]</w:t>
+      </w:r>
+    </w:p>
+    <w:p>
+      <w:pPr>
+        <w:spacing w:before="0" w:after="60" w:line="288" w:lineRule="auto"/>
+        <w:ind w:left="40"/>
+        <w:snapToGrid w:val="0"/>
+        <w:pBdr>
+          <w:top w:val="single" w:sz="4" w:space="2" w:color="999999"/>
+          <w:left w:val="single" w:sz="4" w:space="2" w:color="999999"/>
+          <w:bottom w:val="single" w:sz="4" w:space="2" w:color="999999"/>
+          <w:right w:val="single" w:sz="4" w:space="2" w:color="999999"/>
+        </w:pBdr>
+        <w:shd w:val="clear" w:color="auto" w:fill="F6F3EA"/>
+      </w:pPr>
+      <w:r>
+        <w:rPr>
+          <w:rFonts w:ascii="맑은 고딕" w:hAnsi="맑은 고딕" w:eastAsia="맑은 고딕"/>
+          <w:b w:val="0"/>
+          <w:sz w:val="17"/>
+          <w:u w:val="none"/>
+        </w:rPr>
+        <w:t>Myths are more than just stories. Take the widely held belief, still alive today, that spinach is unusually rich in iron. The legend goes back to 1890, when the physiologist Gustav von Bunge made a simple slip in his calculations. His measurement itself was correct — 100 grams of spinach did contain 35 milligrams of iron — but the spinach he examined was dried, and dried spinach holds ten times as much iron as an equal weight of fresh leaves. The mistake was quickly fixed, yet the fix was forgotten just as quickly. By then the myth had already put down roots. Popeye, who drew superhuman strength from the greens and fought with fists of iron, helped the story survive, and even now, close to 150 years on, parents everywhere use it to coax their children into eating the healthy vegetable.</w:t>
+      </w:r>
+    </w:p>
+    <w:p>
+      <w:pPr>
+        <w:spacing w:before="0" w:after="60" w:line="288" w:lineRule="auto"/>
+        <w:ind w:left="40"/>
+        <w:snapToGrid w:val="0"/>
+        <w:pBdr>
+          <w:top w:val="single" w:sz="4" w:space="2" w:color="C99B4E"/>
+          <w:left w:val="single" w:sz="4" w:space="2" w:color="C99B4E"/>
+          <w:bottom w:val="single" w:sz="4" w:space="2" w:color="C99B4E"/>
+          <w:right w:val="single" w:sz="4" w:space="2" w:color="C99B4E"/>
+        </w:pBdr>
+        <w:shd w:val="clear" w:color="auto" w:fill="FFF8E1"/>
+      </w:pPr>
+      <w:r>
+        <w:rPr>
+          <w:rFonts w:ascii="맑은 고딕" w:hAnsi="맑은 고딕" w:eastAsia="맑은 고딕"/>
+          <w:b w:val="0"/>
+          <w:sz w:val="17"/>
+          <w:u w:val="none"/>
+        </w:rPr>
+        <w:t>A small (A) ________ in an 1890 measurement gave spinach a false reputation for iron, and although the mistake was soon put right, popular culture has kept the myth (B) ________ ever since.</w:t>
+      </w:r>
+    </w:p>
+    <w:p>
+      <w:pPr>
+        <w:spacing w:before="0" w:after="0" w:line="269" w:lineRule="auto"/>
+        <w:ind w:left="180" w:hanging="180"/>
+        <w:snapToGrid w:val="0"/>
+      </w:pPr>
+      <w:r>
+        <w:rPr>
+          <w:rFonts w:ascii="맑은 고딕" w:hAnsi="맑은 고딕" w:eastAsia="맑은 고딕"/>
+          <w:b w:val="0"/>
+          <w:sz w:val="17"/>
+          <w:u w:val="none"/>
+        </w:rPr>
+        <w:t>① (A) slip  (B) alive</w:t>
+      </w:r>
+    </w:p>
+    <w:p>
+      <w:pPr>
+        <w:spacing w:before="0" w:after="0" w:line="269" w:lineRule="auto"/>
+        <w:ind w:left="180" w:hanging="180"/>
+        <w:snapToGrid w:val="0"/>
+      </w:pPr>
+      <w:r>
+        <w:rPr>
+          <w:rFonts w:ascii="맑은 고딕" w:hAnsi="맑은 고딕" w:eastAsia="맑은 고딕"/>
+          <w:b w:val="0"/>
+          <w:sz w:val="17"/>
+          <w:u w:val="none"/>
+        </w:rPr>
+        <w:t>② (A) slip  (B) hidden</w:t>
+      </w:r>
+    </w:p>
+    <w:p>
+      <w:pPr>
+        <w:spacing w:before="0" w:after="0" w:line="269" w:lineRule="auto"/>
+        <w:ind w:left="180" w:hanging="180"/>
+        <w:snapToGrid w:val="0"/>
+      </w:pPr>
+      <w:r>
+        <w:rPr>
+          <w:rFonts w:ascii="맑은 고딕" w:hAnsi="맑은 고딕" w:eastAsia="맑은 고딕"/>
+          <w:b w:val="0"/>
+          <w:sz w:val="17"/>
+          <w:u w:val="none"/>
+        </w:rPr>
+        <w:t>③ (A) success  (B) alive</w:t>
+      </w:r>
+    </w:p>
+    <w:p>
+      <w:pPr>
+        <w:spacing w:before="0" w:after="0" w:line="269" w:lineRule="auto"/>
+        <w:ind w:left="180" w:hanging="180"/>
+        <w:snapToGrid w:val="0"/>
+      </w:pPr>
+      <w:r>
+        <w:rPr>
+          <w:rFonts w:ascii="맑은 고딕" w:hAnsi="맑은 고딕" w:eastAsia="맑은 고딕"/>
+          <w:b w:val="0"/>
+          <w:sz w:val="17"/>
+          <w:u w:val="none"/>
+        </w:rPr>
+        <w:t>④ (A) success  (B) forgotten</w:t>
+      </w:r>
+    </w:p>
+    <w:p>
+      <w:pPr>
+        <w:spacing w:before="0" w:after="0" w:line="269" w:lineRule="auto"/>
+        <w:ind w:left="180" w:hanging="180"/>
+        <w:snapToGrid w:val="0"/>
+      </w:pPr>
+      <w:r>
+        <w:rPr>
+          <w:rFonts w:ascii="맑은 고딕" w:hAnsi="맑은 고딕" w:eastAsia="맑은 고딕"/>
+          <w:b w:val="0"/>
+          <w:sz w:val="17"/>
+          <w:u w:val="none"/>
+        </w:rPr>
+        <w:t>⑤ (A) delay  (B) alive</w:t>
+      </w:r>
+    </w:p>
+    <w:p>
+      <w:pPr>
+        <w:keepNext/>
+        <w:spacing w:before="80" w:after="20" w:line="276" w:lineRule="auto"/>
+        <w:snapToGrid w:val="0"/>
+      </w:pPr>
+      <w:r>
+        <w:rPr>
+          <w:rFonts w:ascii="맑은 고딕" w:hAnsi="맑은 고딕" w:eastAsia="맑은 고딕"/>
+          <w:b/>
+          <w:sz w:val="17"/>
+          <w:u w:val="none"/>
+        </w:rPr>
+        <w:t>31-4.</w:t>
+      </w:r>
+      <w:r>
+        <w:rPr>
+          <w:rFonts w:ascii="맑은 고딕" w:hAnsi="맑은 고딕" w:eastAsia="맑은 고딕"/>
+          <w:b w:val="0"/>
+          <w:sz w:val="17"/>
+          <w:u w:val="none"/>
+        </w:rPr>
+        <w:t xml:space="preserve"> 윗글의 밑줄 친 </w:t>
+      </w:r>
+      <w:r>
+        <w:rPr>
+          <w:rFonts w:ascii="맑은 고딕" w:hAnsi="맑은 고딕" w:eastAsia="맑은 고딕"/>
+          <w:b w:val="0"/>
+          <w:sz w:val="17"/>
+          <w:u w:val="single"/>
+        </w:rPr>
+        <w:t>The myth had taken hold</w:t>
+      </w:r>
+      <w:r>
+        <w:rPr>
+          <w:rFonts w:ascii="맑은 고딕" w:hAnsi="맑은 고딕" w:eastAsia="맑은 고딕"/>
+          <w:b w:val="0"/>
+          <w:sz w:val="17"/>
+          <w:u w:val="none"/>
+        </w:rPr>
+        <w:t>가 의미하는 바로 가장 적절한 것은? [2.9점]</w:t>
+      </w:r>
+    </w:p>
+    <w:p>
+      <w:pPr>
+        <w:spacing w:before="0" w:after="60" w:line="288" w:lineRule="auto"/>
+        <w:ind w:left="40"/>
+        <w:snapToGrid w:val="0"/>
+        <w:pBdr>
+          <w:top w:val="single" w:sz="4" w:space="2" w:color="999999"/>
+          <w:left w:val="single" w:sz="4" w:space="2" w:color="999999"/>
+          <w:bottom w:val="single" w:sz="4" w:space="2" w:color="999999"/>
+          <w:right w:val="single" w:sz="4" w:space="2" w:color="999999"/>
+        </w:pBdr>
+        <w:shd w:val="clear" w:color="auto" w:fill="F6F3EA"/>
+      </w:pPr>
+      <w:r>
+        <w:rPr>
+          <w:rFonts w:ascii="맑은 고딕" w:hAnsi="맑은 고딕" w:eastAsia="맑은 고딕"/>
+          <w:b w:val="0"/>
+          <w:sz w:val="17"/>
+          <w:u w:val="none"/>
+        </w:rPr>
+        <w:t xml:space="preserve">This is a legend that dates back to 1890 and originates from a simple miscalculation by physiologist Gustav von Bunge. He accurately determined that 100 grams of spinach contained 35 milligrams of iron but he was analyzing dried spinach, which held ten times more iron than the same amount of fresh leafy greens. The mistake was quickly fixed, yet the fix was forgotten just as quickly. </w:t>
+      </w:r>
+      <w:r>
+        <w:rPr>
+          <w:rFonts w:ascii="맑은 고딕" w:hAnsi="맑은 고딕" w:eastAsia="맑은 고딕"/>
+          <w:b w:val="0"/>
+          <w:sz w:val="17"/>
+          <w:u w:val="single"/>
+        </w:rPr>
+        <w:t>The myth had taken hold</w:t>
+      </w:r>
+      <w:r>
+        <w:rPr>
+          <w:rFonts w:ascii="맑은 고딕" w:hAnsi="맑은 고딕" w:eastAsia="맑은 고딕"/>
+          <w:b w:val="0"/>
+          <w:sz w:val="17"/>
+          <w:u w:val="none"/>
+        </w:rPr>
+        <w:t>. Popeye, who gained superhuman strength from the leafy greens and defended himself with iron fists, contributed to its endurance and even today, some nearly 150 years later, parents the world over use this tale to try to persuade their children into eating the healthy vegetable.</w:t>
+      </w:r>
+    </w:p>
+    <w:p>
+      <w:pPr>
+        <w:spacing w:before="0" w:after="0" w:line="269" w:lineRule="auto"/>
+        <w:ind w:left="180" w:hanging="180"/>
+        <w:snapToGrid w:val="0"/>
+      </w:pPr>
+      <w:r>
+        <w:rPr>
+          <w:rFonts w:ascii="맑은 고딕" w:hAnsi="맑은 고딕" w:eastAsia="맑은 고딕"/>
+          <w:b w:val="0"/>
+          <w:sz w:val="17"/>
+          <w:u w:val="none"/>
+        </w:rPr>
+        <w:t>① The story had been proven wrong once and for all.</w:t>
+      </w:r>
+    </w:p>
+    <w:p>
+      <w:pPr>
+        <w:spacing w:before="0" w:after="0" w:line="269" w:lineRule="auto"/>
+        <w:ind w:left="180" w:hanging="180"/>
+        <w:snapToGrid w:val="0"/>
+      </w:pPr>
+      <w:r>
+        <w:rPr>
+          <w:rFonts w:ascii="맑은 고딕" w:hAnsi="맑은 고딕" w:eastAsia="맑은 고딕"/>
+          <w:b w:val="0"/>
+          <w:sz w:val="17"/>
+          <w:u w:val="none"/>
+        </w:rPr>
+        <w:t>② The false belief had already become firmly fixed in people’s minds.</w:t>
+      </w:r>
+    </w:p>
+    <w:p>
+      <w:pPr>
+        <w:spacing w:before="0" w:after="0" w:line="269" w:lineRule="auto"/>
+        <w:ind w:left="180" w:hanging="180"/>
+        <w:snapToGrid w:val="0"/>
+      </w:pPr>
+      <w:r>
+        <w:rPr>
+          <w:rFonts w:ascii="맑은 고딕" w:hAnsi="맑은 고딕" w:eastAsia="맑은 고딕"/>
+          <w:b w:val="0"/>
+          <w:sz w:val="17"/>
+          <w:u w:val="none"/>
+        </w:rPr>
+        <w:t>③ The scientists had finally agreed on the true iron content of spinach.</w:t>
+      </w:r>
+    </w:p>
+    <w:p>
+      <w:pPr>
+        <w:spacing w:before="0" w:after="0" w:line="269" w:lineRule="auto"/>
+        <w:ind w:left="180" w:hanging="180"/>
+        <w:snapToGrid w:val="0"/>
+      </w:pPr>
+      <w:r>
+        <w:rPr>
+          <w:rFonts w:ascii="맑은 고딕" w:hAnsi="맑은 고딕" w:eastAsia="맑은 고딕"/>
+          <w:b w:val="0"/>
+          <w:sz w:val="17"/>
+          <w:u w:val="none"/>
+        </w:rPr>
+        <w:t>④ The correction had reached the public before the error could spread.</w:t>
+      </w:r>
+    </w:p>
+    <w:p>
+      <w:pPr>
+        <w:spacing w:before="0" w:after="0" w:line="269" w:lineRule="auto"/>
+        <w:ind w:left="180" w:hanging="180"/>
+        <w:snapToGrid w:val="0"/>
+      </w:pPr>
+      <w:r>
+        <w:rPr>
+          <w:rFonts w:ascii="맑은 고딕" w:hAnsi="맑은 고딕" w:eastAsia="맑은 고딕"/>
+          <w:b w:val="0"/>
+          <w:sz w:val="17"/>
+          <w:u w:val="none"/>
+        </w:rPr>
+        <w:t>⑤ The legend had begun to lose its grip on popular imagination.</w:t>
+      </w:r>
+    </w:p>
+    <w:p>
+      <w:pPr>
+        <w:keepNext/>
+        <w:spacing w:before="80" w:after="20" w:line="276" w:lineRule="auto"/>
+        <w:snapToGrid w:val="0"/>
+      </w:pPr>
+      <w:r>
+        <w:rPr>
+          <w:rFonts w:ascii="맑은 고딕" w:hAnsi="맑은 고딕" w:eastAsia="맑은 고딕"/>
+          <w:b/>
+          <w:sz w:val="17"/>
+          <w:u w:val="none"/>
+        </w:rPr>
+        <w:t>31-5.</w:t>
+      </w:r>
+      <w:r>
+        <w:rPr>
+          <w:rFonts w:ascii="맑은 고딕" w:hAnsi="맑은 고딕" w:eastAsia="맑은 고딕"/>
+          <w:b w:val="0"/>
+          <w:sz w:val="17"/>
+          <w:u w:val="none"/>
+        </w:rPr>
+        <w:t xml:space="preserve"> According to the passage, which of the following is true? [2.8점]</w:t>
+      </w:r>
+    </w:p>
+    <w:p>
+      <w:pPr>
+        <w:spacing w:before="0" w:after="60" w:line="288" w:lineRule="auto"/>
+        <w:ind w:left="40"/>
+        <w:snapToGrid w:val="0"/>
+        <w:pBdr>
+          <w:top w:val="single" w:sz="4" w:space="2" w:color="999999"/>
+          <w:left w:val="single" w:sz="4" w:space="2" w:color="999999"/>
+          <w:bottom w:val="single" w:sz="4" w:space="2" w:color="999999"/>
+          <w:right w:val="single" w:sz="4" w:space="2" w:color="999999"/>
+        </w:pBdr>
+        <w:shd w:val="clear" w:color="auto" w:fill="F6F3EA"/>
+      </w:pPr>
+      <w:r>
+        <w:rPr>
+          <w:rFonts w:ascii="맑은 고딕" w:hAnsi="맑은 고딕" w:eastAsia="맑은 고딕"/>
+          <w:b w:val="0"/>
+          <w:sz w:val="17"/>
+          <w:u w:val="none"/>
+        </w:rPr>
+        <w:t>Myths are more than just stories. Take the widely held belief, still alive today, that spinach is unusually rich in iron. The legend goes back to 1890, when the physiologist Gustav von Bunge made a simple slip in his calculations. His measurement itself was correct — 100 grams of spinach did contain 35 milligrams of iron — but the spinach he examined was dried, and dried spinach holds ten times as much iron as an equal weight of fresh leaves. The mistake was quickly fixed, yet the fix was forgotten just as quickly. By then the myth had already put down roots. Popeye, who drew superhuman strength from the greens and fought with fists of iron, helped the story survive, and even now, close to 150 years on, parents everywhere use it to coax their children into eating the healthy vegetable.</w:t>
+      </w:r>
+    </w:p>
+    <w:p>
+      <w:pPr>
+        <w:spacing w:before="0" w:after="0" w:line="269" w:lineRule="auto"/>
+        <w:ind w:left="180" w:hanging="180"/>
+        <w:snapToGrid w:val="0"/>
+      </w:pPr>
+      <w:r>
+        <w:rPr>
+          <w:rFonts w:ascii="맑은 고딕" w:hAnsi="맑은 고딕" w:eastAsia="맑은 고딕"/>
+          <w:b w:val="0"/>
+          <w:sz w:val="17"/>
+          <w:u w:val="none"/>
+        </w:rPr>
+        <w:t>① Von Bunge’s figure of 35 milligrams was itself the result of a careless measurement.</w:t>
+      </w:r>
+    </w:p>
+    <w:p>
+      <w:pPr>
+        <w:spacing w:before="0" w:after="0" w:line="269" w:lineRule="auto"/>
+        <w:ind w:left="180" w:hanging="180"/>
+        <w:snapToGrid w:val="0"/>
+      </w:pPr>
+      <w:r>
+        <w:rPr>
+          <w:rFonts w:ascii="맑은 고딕" w:hAnsi="맑은 고딕" w:eastAsia="맑은 고딕"/>
+          <w:b w:val="0"/>
+          <w:sz w:val="17"/>
+          <w:u w:val="none"/>
+        </w:rPr>
+        <w:t>② Fresh spinach contains about ten times as much iron as dried spinach.</w:t>
+      </w:r>
+    </w:p>
+    <w:p>
+      <w:pPr>
+        <w:spacing w:before="0" w:after="0" w:line="269" w:lineRule="auto"/>
+        <w:ind w:left="180" w:hanging="180"/>
+        <w:snapToGrid w:val="0"/>
+      </w:pPr>
+      <w:r>
+        <w:rPr>
+          <w:rFonts w:ascii="맑은 고딕" w:hAnsi="맑은 고딕" w:eastAsia="맑은 고딕"/>
+          <w:b w:val="0"/>
+          <w:sz w:val="17"/>
+          <w:u w:val="none"/>
+        </w:rPr>
+        <w:t>③ A cartoon character helped a wrong idea survive for close to a century and a half.</w:t>
+      </w:r>
+    </w:p>
+    <w:p>
+      <w:pPr>
+        <w:spacing w:before="0" w:after="0" w:line="269" w:lineRule="auto"/>
+        <w:ind w:left="180" w:hanging="180"/>
+        <w:snapToGrid w:val="0"/>
+      </w:pPr>
+      <w:r>
+        <w:rPr>
+          <w:rFonts w:ascii="맑은 고딕" w:hAnsi="맑은 고딕" w:eastAsia="맑은 고딕"/>
+          <w:b w:val="0"/>
+          <w:sz w:val="17"/>
+          <w:u w:val="none"/>
+        </w:rPr>
+        <w:t>④ The error was never corrected, which is why the belief has lasted so long.</w:t>
+      </w:r>
+    </w:p>
+    <w:p>
+      <w:pPr>
+        <w:spacing w:before="0" w:after="0" w:line="269" w:lineRule="auto"/>
+        <w:ind w:left="180" w:hanging="180"/>
+        <w:snapToGrid w:val="0"/>
+      </w:pPr>
+      <w:r>
+        <w:rPr>
+          <w:rFonts w:ascii="맑은 고딕" w:hAnsi="맑은 고딕" w:eastAsia="맑은 고딕"/>
+          <w:b w:val="0"/>
+          <w:sz w:val="17"/>
+          <w:u w:val="none"/>
+        </w:rPr>
+        <w:t>⑤ Parents today use the story to warn their children against eating spinach.</w:t>
+      </w:r>
+    </w:p>
+    <w:p>
+      <w:pPr>
+        <w:keepNext/>
+        <w:spacing w:before="80" w:after="20" w:line="276" w:lineRule="auto"/>
+        <w:snapToGrid w:val="0"/>
+      </w:pPr>
+      <w:r>
+        <w:rPr>
+          <w:rFonts w:ascii="맑은 고딕" w:hAnsi="맑은 고딕" w:eastAsia="맑은 고딕"/>
+          <w:b/>
+          <w:sz w:val="17"/>
+          <w:u w:val="none"/>
+        </w:rPr>
+        <w:t>31-6.</w:t>
+      </w:r>
+      <w:r>
+        <w:rPr>
+          <w:rFonts w:ascii="맑은 고딕" w:hAnsi="맑은 고딕" w:eastAsia="맑은 고딕"/>
+          <w:b w:val="0"/>
+          <w:sz w:val="17"/>
+          <w:u w:val="none"/>
+        </w:rPr>
+        <w:t xml:space="preserve"> 다음 글을 읽고 답할 수 </w:t>
+      </w:r>
+      <w:r>
+        <w:rPr>
+          <w:rFonts w:ascii="맑은 고딕" w:hAnsi="맑은 고딕" w:eastAsia="맑은 고딕"/>
+          <w:b w:val="0"/>
+          <w:sz w:val="17"/>
+          <w:u w:val="single"/>
+        </w:rPr>
+        <w:t>없는</w:t>
+      </w:r>
+      <w:r>
+        <w:rPr>
+          <w:rFonts w:ascii="맑은 고딕" w:hAnsi="맑은 고딕" w:eastAsia="맑은 고딕"/>
+          <w:b w:val="0"/>
+          <w:sz w:val="17"/>
+          <w:u w:val="none"/>
+        </w:rPr>
+        <w:t xml:space="preserve"> 질문은? [3.0점]</w:t>
+      </w:r>
+    </w:p>
+    <w:p>
+      <w:pPr>
+        <w:spacing w:before="0" w:after="60" w:line="288" w:lineRule="auto"/>
+        <w:ind w:left="40"/>
+        <w:snapToGrid w:val="0"/>
+        <w:pBdr>
+          <w:top w:val="single" w:sz="4" w:space="2" w:color="999999"/>
+          <w:left w:val="single" w:sz="4" w:space="2" w:color="999999"/>
+          <w:bottom w:val="single" w:sz="4" w:space="2" w:color="999999"/>
+          <w:right w:val="single" w:sz="4" w:space="2" w:color="999999"/>
+        </w:pBdr>
+        <w:shd w:val="clear" w:color="auto" w:fill="F6F3EA"/>
+      </w:pPr>
+      <w:r>
+        <w:rPr>
+          <w:rFonts w:ascii="맑은 고딕" w:hAnsi="맑은 고딕" w:eastAsia="맑은 고딕"/>
+          <w:b w:val="0"/>
+          <w:sz w:val="17"/>
+          <w:u w:val="none"/>
+        </w:rPr>
+        <w:t>Myths are more than just stories. Take the widely held belief, still alive today, that spinach is unusually rich in iron. The legend goes back to 1890, when the physiologist Gustav von Bunge made a simple slip in his calculations. His measurement itself was correct — 100 grams of spinach did contain 35 milligrams of iron — but the spinach he examined was dried, and dried spinach holds ten times as much iron as an equal weight of fresh leaves. The mistake was quickly fixed, yet the fix was forgotten just as quickly. By then the myth had already put down roots. Popeye, who drew superhuman strength from the greens and fought with fists of iron, helped the story survive, and even now, close to 150 years on, parents everywhere use it to coax their children into eating the healthy vegetable.</w:t>
+      </w:r>
+    </w:p>
+    <w:p>
+      <w:pPr>
+        <w:spacing w:before="0" w:after="0" w:line="269" w:lineRule="auto"/>
+        <w:ind w:left="180" w:hanging="180"/>
+        <w:snapToGrid w:val="0"/>
+      </w:pPr>
+      <w:r>
+        <w:rPr>
+          <w:rFonts w:ascii="맑은 고딕" w:hAnsi="맑은 고딕" w:eastAsia="맑은 고딕"/>
+          <w:b w:val="0"/>
+          <w:sz w:val="17"/>
+          <w:u w:val="none"/>
+        </w:rPr>
+        <w:t>① When did the spinach myth begin?</w:t>
+      </w:r>
+    </w:p>
+    <w:p>
+      <w:pPr>
+        <w:spacing w:before="0" w:after="0" w:line="269" w:lineRule="auto"/>
+        <w:ind w:left="180" w:hanging="180"/>
+        <w:snapToGrid w:val="0"/>
+      </w:pPr>
+      <w:r>
+        <w:rPr>
+          <w:rFonts w:ascii="맑은 고딕" w:hAnsi="맑은 고딕" w:eastAsia="맑은 고딕"/>
+          <w:b w:val="0"/>
+          <w:sz w:val="17"/>
+          <w:u w:val="none"/>
+        </w:rPr>
+        <w:t>② Why was the correction of the error so quickly forgotten by the public?</w:t>
+      </w:r>
+    </w:p>
+    <w:p>
+      <w:pPr>
+        <w:spacing w:before="0" w:after="0" w:line="269" w:lineRule="auto"/>
+        <w:ind w:left="180" w:hanging="180"/>
+        <w:snapToGrid w:val="0"/>
+      </w:pPr>
+      <w:r>
+        <w:rPr>
+          <w:rFonts w:ascii="맑은 고딕" w:hAnsi="맑은 고딕" w:eastAsia="맑은 고딕"/>
+          <w:b w:val="0"/>
+          <w:sz w:val="17"/>
+          <w:u w:val="none"/>
+        </w:rPr>
+        <w:t>③ How much iron did von Bunge find in 100 grams of the spinach he examined?</w:t>
+      </w:r>
+    </w:p>
+    <w:p>
+      <w:pPr>
+        <w:spacing w:before="0" w:after="0" w:line="269" w:lineRule="auto"/>
+        <w:ind w:left="180" w:hanging="180"/>
+        <w:snapToGrid w:val="0"/>
+      </w:pPr>
+      <w:r>
+        <w:rPr>
+          <w:rFonts w:ascii="맑은 고딕" w:hAnsi="맑은 고딕" w:eastAsia="맑은 고딕"/>
+          <w:b w:val="0"/>
+          <w:sz w:val="17"/>
+          <w:u w:val="none"/>
+        </w:rPr>
+        <w:t>④ In what way did Popeye help the myth survive?</w:t>
+      </w:r>
+    </w:p>
+    <w:p>
+      <w:pPr>
+        <w:spacing w:before="0" w:after="0" w:line="269" w:lineRule="auto"/>
+        <w:ind w:left="180" w:hanging="180"/>
+        <w:snapToGrid w:val="0"/>
+      </w:pPr>
+      <w:r>
+        <w:rPr>
+          <w:rFonts w:ascii="맑은 고딕" w:hAnsi="맑은 고딕" w:eastAsia="맑은 고딕"/>
+          <w:b w:val="0"/>
+          <w:sz w:val="17"/>
+          <w:u w:val="none"/>
+        </w:rPr>
+        <w:t>⑤ What do parents use the spinach story for today?</w:t>
+      </w:r>
+    </w:p>
+    <w:p>
+      <w:pPr>
+        <w:keepNext/>
+        <w:spacing w:before="80" w:after="20" w:line="276" w:lineRule="auto"/>
+        <w:snapToGrid w:val="0"/>
+      </w:pPr>
+      <w:r>
+        <w:rPr>
+          <w:rFonts w:ascii="맑은 고딕" w:hAnsi="맑은 고딕" w:eastAsia="맑은 고딕"/>
+          <w:b/>
+          <w:sz w:val="17"/>
+          <w:u w:val="none"/>
+        </w:rPr>
+        <w:t>31-7.</w:t>
+      </w:r>
+      <w:r>
+        <w:rPr>
+          <w:rFonts w:ascii="맑은 고딕" w:hAnsi="맑은 고딕" w:eastAsia="맑은 고딕"/>
+          <w:b w:val="0"/>
+          <w:sz w:val="17"/>
+          <w:u w:val="none"/>
+        </w:rPr>
+        <w:t xml:space="preserve"> 다음 글의 밑줄 친 부분 중, 문맥상 낱말의 쓰임이 적절하지 </w:t>
+      </w:r>
+      <w:r>
+        <w:rPr>
+          <w:rFonts w:ascii="맑은 고딕" w:hAnsi="맑은 고딕" w:eastAsia="맑은 고딕"/>
+          <w:b w:val="0"/>
+          <w:sz w:val="17"/>
+          <w:u w:val="single"/>
+        </w:rPr>
+        <w:t>않은</w:t>
+      </w:r>
+      <w:r>
+        <w:rPr>
+          <w:rFonts w:ascii="맑은 고딕" w:hAnsi="맑은 고딕" w:eastAsia="맑은 고딕"/>
+          <w:b w:val="0"/>
+          <w:sz w:val="17"/>
+          <w:u w:val="none"/>
+        </w:rPr>
+        <w:t xml:space="preserve"> 것은? [3.0점]</w:t>
+      </w:r>
+    </w:p>
+    <w:p>
+      <w:pPr>
+        <w:spacing w:before="0" w:after="60" w:line="288" w:lineRule="auto"/>
+        <w:ind w:left="40"/>
+        <w:snapToGrid w:val="0"/>
+        <w:pBdr>
+          <w:top w:val="single" w:sz="4" w:space="2" w:color="999999"/>
+          <w:left w:val="single" w:sz="4" w:space="2" w:color="999999"/>
+          <w:bottom w:val="single" w:sz="4" w:space="2" w:color="999999"/>
+          <w:right w:val="single" w:sz="4" w:space="2" w:color="999999"/>
+        </w:pBdr>
+        <w:shd w:val="clear" w:color="auto" w:fill="F6F3EA"/>
+      </w:pPr>
+      <w:r>
+        <w:rPr>
+          <w:rFonts w:ascii="맑은 고딕" w:hAnsi="맑은 고딕" w:eastAsia="맑은 고딕"/>
+          <w:b w:val="0"/>
+          <w:sz w:val="17"/>
+          <w:u w:val="none"/>
+        </w:rPr>
+        <w:t>Myths aren’t only stories. For example, a well-known myth that ①</w:t>
+      </w:r>
+      <w:r>
+        <w:rPr>
+          <w:rFonts w:ascii="맑은 고딕" w:hAnsi="맑은 고딕" w:eastAsia="맑은 고딕"/>
+          <w:b w:val="0"/>
+          <w:sz w:val="17"/>
+          <w:u w:val="single"/>
+        </w:rPr>
+        <w:t>persists</w:t>
+      </w:r>
+      <w:r>
+        <w:rPr>
+          <w:rFonts w:ascii="맑은 고딕" w:hAnsi="맑은 고딕" w:eastAsia="맑은 고딕"/>
+          <w:b w:val="0"/>
+          <w:sz w:val="17"/>
+          <w:u w:val="none"/>
+        </w:rPr>
+        <w:t xml:space="preserve"> today is the supposed high iron content in spinach. This is a legend that dates back to 1890 and originates from a simple miscalculation by physiologist Gustav von Bunge. He ②</w:t>
+      </w:r>
+      <w:r>
+        <w:rPr>
+          <w:rFonts w:ascii="맑은 고딕" w:hAnsi="맑은 고딕" w:eastAsia="맑은 고딕"/>
+          <w:b w:val="0"/>
+          <w:sz w:val="17"/>
+          <w:u w:val="single"/>
+        </w:rPr>
+        <w:t>accurately</w:t>
+      </w:r>
+      <w:r>
+        <w:rPr>
+          <w:rFonts w:ascii="맑은 고딕" w:hAnsi="맑은 고딕" w:eastAsia="맑은 고딕"/>
+          <w:b w:val="0"/>
+          <w:sz w:val="17"/>
+          <w:u w:val="none"/>
+        </w:rPr>
+        <w:t xml:space="preserve"> determined that 100 grams of spinach contained 35 milligrams of iron but he was analyzing dried spinach, which held ten times more iron than the same amount of ③</w:t>
+      </w:r>
+      <w:r>
+        <w:rPr>
+          <w:rFonts w:ascii="맑은 고딕" w:hAnsi="맑은 고딕" w:eastAsia="맑은 고딕"/>
+          <w:b w:val="0"/>
+          <w:sz w:val="17"/>
+          <w:u w:val="single"/>
+        </w:rPr>
+        <w:t>fresh</w:t>
+      </w:r>
+      <w:r>
+        <w:rPr>
+          <w:rFonts w:ascii="맑은 고딕" w:hAnsi="맑은 고딕" w:eastAsia="맑은 고딕"/>
+          <w:b w:val="0"/>
+          <w:sz w:val="17"/>
+          <w:u w:val="none"/>
+        </w:rPr>
+        <w:t xml:space="preserve"> leafy greens. The mistake was quickly fixed, yet the fix was forgotten just as quickly. The myth had taken hold. Popeye, who gained superhuman strength from the leafy greens and defended himself with iron fists, contributed to its ④</w:t>
+      </w:r>
+      <w:r>
+        <w:rPr>
+          <w:rFonts w:ascii="맑은 고딕" w:hAnsi="맑은 고딕" w:eastAsia="맑은 고딕"/>
+          <w:b w:val="0"/>
+          <w:sz w:val="17"/>
+          <w:u w:val="single"/>
+        </w:rPr>
+        <w:t>decline</w:t>
+      </w:r>
+      <w:r>
+        <w:rPr>
+          <w:rFonts w:ascii="맑은 고딕" w:hAnsi="맑은 고딕" w:eastAsia="맑은 고딕"/>
+          <w:b w:val="0"/>
+          <w:sz w:val="17"/>
+          <w:u w:val="none"/>
+        </w:rPr>
+        <w:t xml:space="preserve"> and even today, some nearly 150 years later, parents the world over use this tale to try to ⑤</w:t>
+      </w:r>
+      <w:r>
+        <w:rPr>
+          <w:rFonts w:ascii="맑은 고딕" w:hAnsi="맑은 고딕" w:eastAsia="맑은 고딕"/>
+          <w:b w:val="0"/>
+          <w:sz w:val="17"/>
+          <w:u w:val="single"/>
+        </w:rPr>
+        <w:t>persuade</w:t>
+      </w:r>
+      <w:r>
+        <w:rPr>
+          <w:rFonts w:ascii="맑은 고딕" w:hAnsi="맑은 고딕" w:eastAsia="맑은 고딕"/>
+          <w:b w:val="0"/>
+          <w:sz w:val="17"/>
+          <w:u w:val="none"/>
+        </w:rPr>
+        <w:t xml:space="preserve"> their children into eating the healthy vegetable.</w:t>
+      </w:r>
+    </w:p>
+    <w:p>
+      <w:pPr>
+        <w:spacing w:before="0" w:after="20" w:line="276" w:lineRule="auto"/>
+        <w:ind w:left="80"/>
+        <w:snapToGrid w:val="0"/>
+      </w:pPr>
+      <w:r>
+        <w:rPr>
+          <w:rFonts w:ascii="맑은 고딕" w:hAnsi="맑은 고딕" w:eastAsia="맑은 고딕"/>
+          <w:b w:val="0"/>
+          <w:sz w:val="17"/>
+          <w:u w:val="none"/>
+        </w:rPr>
+        <w:t>① ①    ② ②    ③ ③    ④ ④    ⑤ ⑤</w:t>
+      </w:r>
+    </w:p>
+    <w:p>
+      <w:pPr>
+        <w:keepNext/>
+        <w:spacing w:before="80" w:after="40" w:line="276" w:lineRule="auto"/>
+        <w:snapToGrid w:val="0"/>
+        <w:shd w:val="clear" w:color="auto" w:fill="8A3A12"/>
+      </w:pPr>
+      <w:r>
+        <w:rPr>
+          <w:rFonts w:ascii="맑은 고딕" w:hAnsi="맑은 고딕" w:eastAsia="맑은 고딕"/>
+          <w:b/>
+          <w:color w:val="FFFFFF"/>
+          <w:sz w:val="17"/>
+          <w:u w:val="none"/>
+        </w:rPr>
+        <w:t>서답형  31-서1 ~ 31-서2</w:t>
+      </w:r>
+    </w:p>
+    <w:p>
+      <w:pPr>
+        <w:keepNext/>
+        <w:spacing w:before="80" w:after="20" w:line="276" w:lineRule="auto"/>
+        <w:snapToGrid w:val="0"/>
+      </w:pPr>
+      <w:r>
+        <w:rPr>
+          <w:rFonts w:ascii="맑은 고딕" w:hAnsi="맑은 고딕" w:eastAsia="맑은 고딕"/>
+          <w:b/>
+          <w:sz w:val="17"/>
+          <w:u w:val="none"/>
+        </w:rPr>
+        <w:t>31-서1.</w:t>
+      </w:r>
+      <w:r>
+        <w:rPr>
+          <w:rFonts w:ascii="맑은 고딕" w:hAnsi="맑은 고딕" w:eastAsia="맑은 고딕"/>
+          <w:b w:val="0"/>
+          <w:sz w:val="17"/>
+          <w:u w:val="none"/>
+        </w:rPr>
+        <w:t xml:space="preserve"> 다음 글의 밑줄 친 문장과 같은 뜻이 되도록 &lt;보기&gt;의 표현을 모두 사용하여 &lt;조건&gt;에 맞게 영작하시오. [3점] [3.0점]</w:t>
+      </w:r>
+    </w:p>
+    <w:p>
+      <w:pPr>
+        <w:spacing w:before="0" w:after="60" w:line="288" w:lineRule="auto"/>
+        <w:ind w:left="40"/>
+        <w:snapToGrid w:val="0"/>
+        <w:pBdr>
+          <w:top w:val="single" w:sz="4" w:space="2" w:color="999999"/>
+          <w:left w:val="single" w:sz="4" w:space="2" w:color="999999"/>
+          <w:bottom w:val="single" w:sz="4" w:space="2" w:color="999999"/>
+          <w:right w:val="single" w:sz="4" w:space="2" w:color="999999"/>
+        </w:pBdr>
+        <w:shd w:val="clear" w:color="auto" w:fill="F6F3EA"/>
+      </w:pPr>
+      <w:r>
+        <w:rPr>
+          <w:rFonts w:ascii="맑은 고딕" w:hAnsi="맑은 고딕" w:eastAsia="맑은 고딕"/>
+          <w:b w:val="0"/>
+          <w:sz w:val="17"/>
+          <w:u w:val="none"/>
+        </w:rPr>
+        <w:t xml:space="preserve">He accurately determined that 100 grams of spinach contained 35 milligrams of iron but he was analyzing dried spinach, which held ten times more iron than the same amount of fresh leafy greens. </w:t>
+      </w:r>
+      <w:r>
+        <w:rPr>
+          <w:rFonts w:ascii="맑은 고딕" w:hAnsi="맑은 고딕" w:eastAsia="맑은 고딕"/>
+          <w:b w:val="0"/>
+          <w:sz w:val="17"/>
+          <w:u w:val="single"/>
+        </w:rPr>
+        <w:t>Although the error was swiftly corrected, the correction was just as swiftly forgotten.</w:t>
+      </w:r>
+      <w:r>
+        <w:rPr>
+          <w:rFonts w:ascii="맑은 고딕" w:hAnsi="맑은 고딕" w:eastAsia="맑은 고딕"/>
+          <w:b w:val="0"/>
+          <w:sz w:val="17"/>
+          <w:u w:val="none"/>
+        </w:rPr>
+        <w:t xml:space="preserve"> The myth had taken hold.</w:t>
+      </w:r>
+    </w:p>
+    <w:p>
+      <w:pPr>
+        <w:spacing w:before="0" w:after="60" w:line="288" w:lineRule="auto"/>
+        <w:ind w:left="40"/>
+        <w:snapToGrid w:val="0"/>
+        <w:pBdr>
+          <w:top w:val="single" w:sz="4" w:space="2" w:color="9B6BD0"/>
+          <w:left w:val="single" w:sz="4" w:space="2" w:color="9B6BD0"/>
+          <w:bottom w:val="single" w:sz="4" w:space="2" w:color="9B6BD0"/>
+          <w:right w:val="single" w:sz="4" w:space="2" w:color="9B6BD0"/>
+        </w:pBdr>
+        <w:shd w:val="clear" w:color="auto" w:fill="FAF5FF"/>
+      </w:pPr>
+      <w:r>
+        <w:rPr>
+          <w:rFonts w:ascii="맑은 고딕" w:hAnsi="맑은 고딕" w:eastAsia="맑은 고딕"/>
+          <w:b/>
+          <w:sz w:val="17"/>
+          <w:u w:val="none"/>
+        </w:rPr>
+        <w:t>&lt;보 기&gt;</w:t>
+      </w:r>
+      <w:r>
+        <w:rPr>
+          <w:rFonts w:ascii="맑은 고딕" w:hAnsi="맑은 고딕" w:eastAsia="맑은 고딕"/>
+          <w:b w:val="0"/>
+          <w:sz w:val="17"/>
+          <w:u w:val="none"/>
+        </w:rPr>
+        <w:t xml:space="preserve"> no sooner / had / the error / been / corrected / than / the correction / was / forgotten</w:t>
       </w:r>
     </w:p>
     <w:p>
@@ -1556,7 +2975,7 @@
           <w:sz w:val="17"/>
           <w:u w:val="none"/>
         </w:rPr>
-        <w:t>&lt;보 기&gt;</w:t>
+        <w:t>&lt;조 건&gt;</w:t>
       </w:r>
     </w:p>
     <w:p>
@@ -1579,7 +2998,7 @@
           <w:sz w:val="17"/>
           <w:u w:val="none"/>
         </w:rPr>
-        <w:t>(a) Bunge’s figure of 35 milligrams was correct for the dried spinach he analyzed.</w:t>
+        <w:t>1. Use ALL the expressions in the box, each only once.</w:t>
       </w:r>
     </w:p>
     <w:p>
@@ -1602,7 +3021,7 @@
           <w:sz w:val="17"/>
           <w:u w:val="none"/>
         </w:rPr>
-        <w:t>(b) The appropriate expression for (A) is ‘As a result’.</w:t>
+        <w:t>2. Do NOT change the form of any word, and do NOT add any other words.</w:t>
       </w:r>
     </w:p>
     <w:p>
@@ -1625,7 +3044,7 @@
           <w:sz w:val="17"/>
           <w:u w:val="none"/>
         </w:rPr>
-        <w:t>(c) In ⓑ, ‘endurance’ should be changed to ‘endure’ because it comes after ‘its’.</w:t>
+        <w:t>3. Begin with ‘No sooner’ and use the inverted ‘No sooner ~ than …’ structure.</w:t>
       </w:r>
     </w:p>
     <w:p>
@@ -1648,7 +3067,7 @@
           <w:sz w:val="17"/>
           <w:u w:val="none"/>
         </w:rPr>
-        <w:t>(d) In the context, ⓐ ‘accurately’ can be replaced by ‘wrongly’.</w:t>
+        <w:t>4. Write 12 words in total.</w:t>
       </w:r>
     </w:p>
     <w:p>
@@ -1671,13 +3090,12 @@
           <w:sz w:val="17"/>
           <w:u w:val="none"/>
         </w:rPr>
-        <w:t>(e) According to the writer, the correction of the error was widely remembered.</w:t>
+        <w:t>5. 답안지에 소문항 번호를 정확하게 기입할 것</w:t>
       </w:r>
     </w:p>
     <w:p>
       <w:pPr>
-        <w:spacing w:before="0" w:after="20" w:line="276" w:lineRule="auto"/>
-        <w:ind w:left="80"/>
+        <w:spacing w:before="0" w:after="40" w:line="360" w:lineRule="auto"/>
         <w:snapToGrid w:val="0"/>
       </w:pPr>
       <w:r>
@@ -1687,7 +3105,7 @@
           <w:sz w:val="17"/>
           <w:u w:val="none"/>
         </w:rPr>
-        <w:t>① (a), (c)    ② (b), (d)    ③ (a), (d), (e)    ④ (b), (c), (e)    ⑤ (c), (d), (e)</w:t>
+        <w:t>⇒ No sooner ________________________________________________________________ .</w:t>
       </w:r>
     </w:p>
     <w:p>
@@ -1703,7 +3121,7 @@
           <w:sz w:val="17"/>
           <w:u w:val="none"/>
         </w:rPr>
-        <w:t>31-2.</w:t>
+        <w:t>31-서2.</w:t>
       </w:r>
       <w:r>
         <w:rPr>
@@ -1712,7 +3130,7 @@
           <w:sz w:val="17"/>
           <w:u w:val="none"/>
         </w:rPr>
-        <w:t xml:space="preserve"> 다음 글의 밑줄 친 ⓐ ~ ⓕ 중, 어법상 </w:t>
+        <w:t xml:space="preserve"> 다음 글을 읽고, 질문 (1)~(3)에 대한 답을 </w:t>
       </w:r>
       <w:r>
         <w:rPr>
@@ -1721,7 +3139,7 @@
           <w:sz w:val="17"/>
           <w:u w:val="single"/>
         </w:rPr>
-        <w:t>틀린</w:t>
+        <w:t>완전한 영어 문장</w:t>
       </w:r>
       <w:r>
         <w:rPr>
@@ -1730,7 +3148,7 @@
           <w:sz w:val="17"/>
           <w:u w:val="none"/>
         </w:rPr>
-        <w:t xml:space="preserve"> 것을 모두 고른 것은? [3.1점]</w:t>
+        <w:t>으로 쓰시오. (본문의 표현을 활용하되 질문의 형식에 맞게 바꿔 쓸 것) [각 1점, 총 3점] [3.0점]</w:t>
       </w:r>
     </w:p>
     <w:p>
@@ -1753,17 +3171,68 @@
           <w:sz w:val="17"/>
           <w:u w:val="none"/>
         </w:rPr>
-        <w:t>Myths aren’t only stories. For example, a well-known myth that ⓐ</w:t>
-      </w:r>
+        <w:t>Myths are more than just stories. Take the widely held belief, still alive today, that spinach is unusually rich in iron. The legend goes back to 1890, when the physiologist Gustav von Bunge made a simple slip in his calculations. His measurement itself was correct — 100 grams of spinach did contain 35 milligrams of iron — but the spinach he examined was dried, and dried spinach holds ten times as much iron as an equal weight of fresh leaves. The mistake was quickly fixed, yet the fix was forgotten just as quickly. By then the myth had already put down roots. Popeye, who drew superhuman strength from the greens and fought with fists of iron, helped the story survive, and even now, close to 150 years on, parents everywhere use it to coax their children into eating the healthy vegetable.</w:t>
+      </w:r>
+    </w:p>
+    <w:p>
+      <w:pPr>
+        <w:spacing w:before="0" w:after="0" w:line="288" w:lineRule="auto"/>
+        <w:ind w:left="40"/>
+        <w:snapToGrid w:val="0"/>
+        <w:pBdr>
+          <w:top w:val="single" w:sz="4" w:space="2" w:color="9B6BD0"/>
+          <w:left w:val="single" w:sz="4" w:space="2" w:color="9B6BD0"/>
+          <w:bottom w:val="single" w:sz="4" w:space="2" w:color="9B6BD0"/>
+          <w:right w:val="single" w:sz="4" w:space="2" w:color="9B6BD0"/>
+        </w:pBdr>
+        <w:shd w:val="clear" w:color="auto" w:fill="FAF5FF"/>
+      </w:pPr>
+      <w:r>
+        <w:rPr>
+          <w:rFonts w:ascii="맑은 고딕" w:hAnsi="맑은 고딕" w:eastAsia="맑은 고딕"/>
+          <w:b/>
+          <w:sz w:val="17"/>
+          <w:u w:val="none"/>
+        </w:rPr>
+        <w:t>&lt;보 기&gt;</w:t>
+      </w:r>
+    </w:p>
+    <w:p>
+      <w:pPr>
+        <w:spacing w:before="0" w:after="0" w:line="288" w:lineRule="auto"/>
+        <w:ind w:left="40"/>
+        <w:snapToGrid w:val="0"/>
+        <w:pBdr>
+          <w:top w:val="single" w:sz="4" w:space="2" w:color="9B6BD0"/>
+          <w:left w:val="single" w:sz="4" w:space="2" w:color="9B6BD0"/>
+          <w:bottom w:val="single" w:sz="4" w:space="2" w:color="9B6BD0"/>
+          <w:right w:val="single" w:sz="4" w:space="2" w:color="9B6BD0"/>
+        </w:pBdr>
+        <w:shd w:val="clear" w:color="auto" w:fill="FAF5FF"/>
+      </w:pPr>
       <w:r>
         <w:rPr>
           <w:rFonts w:ascii="맑은 고딕" w:hAnsi="맑은 고딕" w:eastAsia="맑은 고딕"/>
           <w:b w:val="0"/>
           <w:sz w:val="17"/>
-          <w:u w:val="single"/>
-        </w:rPr>
-        <w:t>persists</w:t>
-      </w:r>
+          <w:u w:val="none"/>
+        </w:rPr>
+        <w:t>(1) What kind of spinach did von Bunge examine, and why did that matter?</w:t>
+      </w:r>
+    </w:p>
+    <w:p>
+      <w:pPr>
+        <w:spacing w:before="0" w:after="0" w:line="288" w:lineRule="auto"/>
+        <w:ind w:left="40"/>
+        <w:snapToGrid w:val="0"/>
+        <w:pBdr>
+          <w:top w:val="single" w:sz="4" w:space="2" w:color="9B6BD0"/>
+          <w:left w:val="single" w:sz="4" w:space="2" w:color="9B6BD0"/>
+          <w:bottom w:val="single" w:sz="4" w:space="2" w:color="9B6BD0"/>
+          <w:right w:val="single" w:sz="4" w:space="2" w:color="9B6BD0"/>
+        </w:pBdr>
+        <w:shd w:val="clear" w:color="auto" w:fill="FAF5FF"/>
+      </w:pPr>
       <w:r>
         <w:rPr>
           <w:rFonts w:ascii="맑은 고딕" w:hAnsi="맑은 고딕" w:eastAsia="맑은 고딕"/>
@@ -1771,17 +3240,68 @@
           <w:sz w:val="17"/>
           <w:u w:val="none"/>
         </w:rPr>
-        <w:t xml:space="preserve"> today is the supposed high iron content in spinach. This is a legend that dates back to 1890 and ⓑ</w:t>
-      </w:r>
+        <w:t>(2) What happened to the fix after the mistake was corrected?</w:t>
+      </w:r>
+    </w:p>
+    <w:p>
+      <w:pPr>
+        <w:spacing w:before="0" w:after="60" w:line="288" w:lineRule="auto"/>
+        <w:ind w:left="40"/>
+        <w:snapToGrid w:val="0"/>
+        <w:pBdr>
+          <w:top w:val="single" w:sz="4" w:space="2" w:color="9B6BD0"/>
+          <w:left w:val="single" w:sz="4" w:space="2" w:color="9B6BD0"/>
+          <w:bottom w:val="single" w:sz="4" w:space="2" w:color="9B6BD0"/>
+          <w:right w:val="single" w:sz="4" w:space="2" w:color="9B6BD0"/>
+        </w:pBdr>
+        <w:shd w:val="clear" w:color="auto" w:fill="FAF5FF"/>
+      </w:pPr>
       <w:r>
         <w:rPr>
           <w:rFonts w:ascii="맑은 고딕" w:hAnsi="맑은 고딕" w:eastAsia="맑은 고딕"/>
           <w:b w:val="0"/>
           <w:sz w:val="17"/>
-          <w:u w:val="single"/>
-        </w:rPr>
-        <w:t>is originated</w:t>
-      </w:r>
+          <w:u w:val="none"/>
+        </w:rPr>
+        <w:t>(3) What do parents today use the Popeye story for?</w:t>
+      </w:r>
+    </w:p>
+    <w:p>
+      <w:pPr>
+        <w:spacing w:before="0" w:after="0" w:line="288" w:lineRule="auto"/>
+        <w:ind w:left="40"/>
+        <w:snapToGrid w:val="0"/>
+        <w:pBdr>
+          <w:top w:val="single" w:sz="4" w:space="2" w:color="9B6BD0"/>
+          <w:left w:val="single" w:sz="4" w:space="2" w:color="9B6BD0"/>
+          <w:bottom w:val="single" w:sz="4" w:space="2" w:color="9B6BD0"/>
+          <w:right w:val="single" w:sz="4" w:space="2" w:color="9B6BD0"/>
+        </w:pBdr>
+        <w:shd w:val="clear" w:color="auto" w:fill="FAF5FF"/>
+      </w:pPr>
+      <w:r>
+        <w:rPr>
+          <w:rFonts w:ascii="맑은 고딕" w:hAnsi="맑은 고딕" w:eastAsia="맑은 고딕"/>
+          <w:b/>
+          <w:sz w:val="17"/>
+          <w:u w:val="none"/>
+        </w:rPr>
+        <w:t>&lt;조 건&gt;</w:t>
+      </w:r>
+    </w:p>
+    <w:p>
+      <w:pPr>
+        <w:spacing w:before="0" w:after="0" w:line="288" w:lineRule="auto"/>
+        <w:ind w:left="40"/>
+        <w:snapToGrid w:val="0"/>
+        <w:pBdr>
+          <w:top w:val="single" w:sz="4" w:space="2" w:color="9B6BD0"/>
+          <w:left w:val="single" w:sz="4" w:space="2" w:color="9B6BD0"/>
+          <w:bottom w:val="single" w:sz="4" w:space="2" w:color="9B6BD0"/>
+          <w:right w:val="single" w:sz="4" w:space="2" w:color="9B6BD0"/>
+        </w:pBdr>
+        <w:shd w:val="clear" w:color="auto" w:fill="FAF5FF"/>
+      </w:pPr>
       <w:r>
         <w:rPr>
           <w:rFonts w:ascii="맑은 고딕" w:hAnsi="맑은 고딕" w:eastAsia="맑은 고딕"/>
@@ -1789,17 +3309,37 @@
           <w:sz w:val="17"/>
           <w:u w:val="none"/>
         </w:rPr>
-        <w:t xml:space="preserve"> from a simple miscalculation by physiologist Gustav von Bunge. He accurately determined that 100 grams of spinach contained 35 milligrams of iron but he was analyzing dried spinach, ⓒ</w:t>
-      </w:r>
+        <w:t>1. 각 답은 주어와 동사를 갖춘 완전한 문장으로 쓸 것</w:t>
+      </w:r>
+    </w:p>
+    <w:p>
+      <w:pPr>
+        <w:spacing w:before="0" w:after="60" w:line="288" w:lineRule="auto"/>
+        <w:ind w:left="40"/>
+        <w:snapToGrid w:val="0"/>
+        <w:pBdr>
+          <w:top w:val="single" w:sz="4" w:space="2" w:color="9B6BD0"/>
+          <w:left w:val="single" w:sz="4" w:space="2" w:color="9B6BD0"/>
+          <w:bottom w:val="single" w:sz="4" w:space="2" w:color="9B6BD0"/>
+          <w:right w:val="single" w:sz="4" w:space="2" w:color="9B6BD0"/>
+        </w:pBdr>
+        <w:shd w:val="clear" w:color="auto" w:fill="FAF5FF"/>
+      </w:pPr>
       <w:r>
         <w:rPr>
           <w:rFonts w:ascii="맑은 고딕" w:hAnsi="맑은 고딕" w:eastAsia="맑은 고딕"/>
           <w:b w:val="0"/>
           <w:sz w:val="17"/>
-          <w:u w:val="single"/>
-        </w:rPr>
-        <w:t>which</w:t>
-      </w:r>
+          <w:u w:val="none"/>
+        </w:rPr>
+        <w:t>2. 답안지에 소문항 번호를 정확하게 기입할 것  예) 2-(1) 2-(2) 2-(3)</w:t>
+      </w:r>
+    </w:p>
+    <w:p>
+      <w:pPr>
+        <w:spacing w:before="0" w:after="40" w:line="360" w:lineRule="auto"/>
+        <w:snapToGrid w:val="0"/>
+      </w:pPr>
       <w:r>
         <w:rPr>
           <w:rFonts w:ascii="맑은 고딕" w:hAnsi="맑은 고딕" w:eastAsia="맑은 고딕"/>
@@ -1807,77 +3347,29 @@
           <w:sz w:val="17"/>
           <w:u w:val="none"/>
         </w:rPr>
-        <w:t xml:space="preserve"> held ten times more iron than the same amount of fresh leafy greens. ⓓ</w:t>
-      </w:r>
-      <w:r>
-        <w:rPr>
-          <w:rFonts w:ascii="맑은 고딕" w:hAnsi="맑은 고딕" w:eastAsia="맑은 고딕"/>
-          <w:b w:val="0"/>
-          <w:sz w:val="17"/>
-          <w:u w:val="single"/>
-        </w:rPr>
-        <w:t>Despite</w:t>
-      </w:r>
-      <w:r>
-        <w:rPr>
-          <w:rFonts w:ascii="맑은 고딕" w:hAnsi="맑은 고딕" w:eastAsia="맑은 고딕"/>
-          <w:b w:val="0"/>
-          <w:sz w:val="17"/>
-          <w:u w:val="none"/>
-        </w:rPr>
-        <w:t xml:space="preserve"> the error was swiftly corrected, the correction was just as swiftly forgotten. The myth ⓔ</w:t>
-      </w:r>
-      <w:r>
-        <w:rPr>
-          <w:rFonts w:ascii="맑은 고딕" w:hAnsi="맑은 고딕" w:eastAsia="맑은 고딕"/>
-          <w:b w:val="0"/>
-          <w:sz w:val="17"/>
-          <w:u w:val="single"/>
-        </w:rPr>
-        <w:t>had taken</w:t>
-      </w:r>
-      <w:r>
-        <w:rPr>
-          <w:rFonts w:ascii="맑은 고딕" w:hAnsi="맑은 고딕" w:eastAsia="맑은 고딕"/>
-          <w:b w:val="0"/>
-          <w:sz w:val="17"/>
-          <w:u w:val="none"/>
-        </w:rPr>
-        <w:t xml:space="preserve"> hold. Popeye, who gained superhuman strength from the leafy greens and defended himself with iron fists, contributed to its endurance and even today, some nearly 150 years later, parents the world over use this tale to try to persuade their children ⓕ</w:t>
-      </w:r>
-      <w:r>
-        <w:rPr>
-          <w:rFonts w:ascii="맑은 고딕" w:hAnsi="맑은 고딕" w:eastAsia="맑은 고딕"/>
-          <w:b w:val="0"/>
-          <w:sz w:val="17"/>
-          <w:u w:val="single"/>
-        </w:rPr>
-        <w:t>into eat</w:t>
-      </w:r>
-      <w:r>
-        <w:rPr>
-          <w:rFonts w:ascii="맑은 고딕" w:hAnsi="맑은 고딕" w:eastAsia="맑은 고딕"/>
-          <w:b w:val="0"/>
-          <w:sz w:val="17"/>
-          <w:u w:val="none"/>
-        </w:rPr>
-        <w:t xml:space="preserve"> the healthy vegetable.</w:t>
+        <w:t>(1) ______________________________________________________________</w:t>
+        <w:br/>
+        <w:t>(2) ______________________________________________________________</w:t>
+        <w:br/>
+        <w:t>(3) ______________________________________________________________</w:t>
       </w:r>
     </w:p>
     <w:p>
       <w:pPr>
-        <w:spacing w:before="0" w:after="20" w:line="276" w:lineRule="auto"/>
-        <w:ind w:left="80"/>
+        <w:keepNext/>
+        <w:spacing w:before="80" w:after="40" w:line="276" w:lineRule="auto"/>
         <w:snapToGrid w:val="0"/>
-      </w:pPr>
-      <w:r>
-        <w:rPr>
-          <w:rFonts w:ascii="맑은 고딕" w:hAnsi="맑은 고딕" w:eastAsia="맑은 고딕"/>
-          <w:b w:val="0"/>
+        <w:shd w:val="clear" w:color="auto" w:fill="6B21A8"/>
+      </w:pPr>
+      <w:r>
+        <w:rPr>
+          <w:rFonts w:ascii="맑은 고딕" w:hAnsi="맑은 고딕" w:eastAsia="맑은 고딕"/>
+          <w:b/>
+          <w:color w:val="FFFFFF"/>
           <w:sz w:val="17"/>
           <w:u w:val="none"/>
         </w:rPr>
-        <w:t>① ⓐ, ⓒ, ⓔ    ② ⓑ, ⓓ    ③ ⓒ, ⓓ, ⓕ    ④ ⓑ, ⓓ, ⓕ    ⑤ ⓑ, ⓔ, ⓕ</w:t>
+        <w:t>[지문 구조]  ※ 앞 문항을 모두 푼 뒤에 풀 것</w:t>
       </w:r>
     </w:p>
     <w:p>
@@ -1893,7 +3385,7 @@
           <w:sz w:val="17"/>
           <w:u w:val="none"/>
         </w:rPr>
-        <w:t>31-3.</w:t>
+        <w:t>31-8.</w:t>
       </w:r>
       <w:r>
         <w:rPr>
@@ -1902,7 +3394,30 @@
           <w:sz w:val="17"/>
           <w:u w:val="none"/>
         </w:rPr>
-        <w:t xml:space="preserve"> 다음 글의 (A), (B), (C)의 각 괄호 안에서 문맥과 어법에 맞는 표현으로 가장 적절한 것은? [3.0점]</w:t>
+        <w:t xml:space="preserve"> 글의 흐름으로 보아, 주어진 문장이 들어가기에 가장 적절한 곳은? [2.9점]</w:t>
+      </w:r>
+    </w:p>
+    <w:p>
+      <w:pPr>
+        <w:spacing w:before="0" w:after="60" w:line="288" w:lineRule="auto"/>
+        <w:ind w:left="40"/>
+        <w:snapToGrid w:val="0"/>
+        <w:pBdr>
+          <w:top w:val="single" w:sz="4" w:space="2" w:color="C99B4E"/>
+          <w:left w:val="single" w:sz="4" w:space="2" w:color="C99B4E"/>
+          <w:bottom w:val="single" w:sz="4" w:space="2" w:color="C99B4E"/>
+          <w:right w:val="single" w:sz="4" w:space="2" w:color="C99B4E"/>
+        </w:pBdr>
+        <w:shd w:val="clear" w:color="auto" w:fill="FFF8E1"/>
+      </w:pPr>
+      <w:r>
+        <w:rPr>
+          <w:rFonts w:ascii="맑은 고딕" w:hAnsi="맑은 고딕" w:eastAsia="맑은 고딕"/>
+          <w:b w:val="0"/>
+          <w:sz w:val="17"/>
+          <w:u w:val="none"/>
+        </w:rPr>
+        <w:t>The myth had taken hold.</w:t>
       </w:r>
     </w:p>
     <w:p>
@@ -1925,1225 +3440,7 @@
           <w:sz w:val="17"/>
           <w:u w:val="none"/>
         </w:rPr>
-        <w:t>Myths aren’t only stories. For example, a well-known myth that persists today is the supposed high iron content in spinach. This is a legend that dates back to 1890 and originates from a simple (A) [miscalculation / discovery] by physiologist Gustav von Bunge. He accurately determined that 100 grams of spinach contained 35 milligrams of iron but he was analyzing dried spinach, which held ten times more iron than the same amount of fresh leafy greens. Although the error was swiftly corrected, the correction was just as swiftly (B) [forgotten / remembered]. The myth had taken hold. Popeye, who gained superhuman strength from the leafy greens and defended himself with iron fists, contributed to its (C) [endurance / endure] and even today, some nearly 150 years later, parents the world over use this tale to try to persuade their children into eating the healthy vegetable.</w:t>
-      </w:r>
-    </w:p>
-    <w:p>
-      <w:pPr>
-        <w:spacing w:before="0" w:after="0" w:line="269" w:lineRule="auto"/>
-        <w:ind w:left="180" w:hanging="180"/>
-        <w:snapToGrid w:val="0"/>
-      </w:pPr>
-      <w:r>
-        <w:rPr>
-          <w:rFonts w:ascii="맑은 고딕" w:hAnsi="맑은 고딕" w:eastAsia="맑은 고딕"/>
-          <w:b w:val="0"/>
-          <w:sz w:val="17"/>
-          <w:u w:val="none"/>
-        </w:rPr>
-        <w:t>① (A) discovery  (B) forgotten  (C) endurance</w:t>
-      </w:r>
-    </w:p>
-    <w:p>
-      <w:pPr>
-        <w:spacing w:before="0" w:after="0" w:line="269" w:lineRule="auto"/>
-        <w:ind w:left="180" w:hanging="180"/>
-        <w:snapToGrid w:val="0"/>
-      </w:pPr>
-      <w:r>
-        <w:rPr>
-          <w:rFonts w:ascii="맑은 고딕" w:hAnsi="맑은 고딕" w:eastAsia="맑은 고딕"/>
-          <w:b w:val="0"/>
-          <w:sz w:val="17"/>
-          <w:u w:val="none"/>
-        </w:rPr>
-        <w:t>② (A) miscalculation  (B) forgotten  (C) endurance</w:t>
-      </w:r>
-    </w:p>
-    <w:p>
-      <w:pPr>
-        <w:spacing w:before="0" w:after="0" w:line="269" w:lineRule="auto"/>
-        <w:ind w:left="180" w:hanging="180"/>
-        <w:snapToGrid w:val="0"/>
-      </w:pPr>
-      <w:r>
-        <w:rPr>
-          <w:rFonts w:ascii="맑은 고딕" w:hAnsi="맑은 고딕" w:eastAsia="맑은 고딕"/>
-          <w:b w:val="0"/>
-          <w:sz w:val="17"/>
-          <w:u w:val="none"/>
-        </w:rPr>
-        <w:t>③ (A) miscalculation  (B) remembered  (C) endurance</w:t>
-      </w:r>
-    </w:p>
-    <w:p>
-      <w:pPr>
-        <w:spacing w:before="0" w:after="0" w:line="269" w:lineRule="auto"/>
-        <w:ind w:left="180" w:hanging="180"/>
-        <w:snapToGrid w:val="0"/>
-      </w:pPr>
-      <w:r>
-        <w:rPr>
-          <w:rFonts w:ascii="맑은 고딕" w:hAnsi="맑은 고딕" w:eastAsia="맑은 고딕"/>
-          <w:b w:val="0"/>
-          <w:sz w:val="17"/>
-          <w:u w:val="none"/>
-        </w:rPr>
-        <w:t>④ (A) miscalculation  (B) forgotten  (C) endure</w:t>
-      </w:r>
-    </w:p>
-    <w:p>
-      <w:pPr>
-        <w:spacing w:before="0" w:after="0" w:line="269" w:lineRule="auto"/>
-        <w:ind w:left="180" w:hanging="180"/>
-        <w:snapToGrid w:val="0"/>
-      </w:pPr>
-      <w:r>
-        <w:rPr>
-          <w:rFonts w:ascii="맑은 고딕" w:hAnsi="맑은 고딕" w:eastAsia="맑은 고딕"/>
-          <w:b w:val="0"/>
-          <w:sz w:val="17"/>
-          <w:u w:val="none"/>
-        </w:rPr>
-        <w:t>⑤ (A) discovery  (B) remembered  (C) endure</w:t>
-      </w:r>
-    </w:p>
-    <w:p>
-      <w:pPr>
-        <w:keepNext/>
-        <w:spacing w:before="80" w:after="20" w:line="276" w:lineRule="auto"/>
-        <w:snapToGrid w:val="0"/>
-      </w:pPr>
-      <w:r>
-        <w:rPr>
-          <w:rFonts w:ascii="맑은 고딕" w:hAnsi="맑은 고딕" w:eastAsia="맑은 고딕"/>
-          <w:b/>
-          <w:sz w:val="17"/>
-          <w:u w:val="none"/>
-        </w:rPr>
-        <w:t>31-4.</w:t>
-      </w:r>
-      <w:r>
-        <w:rPr>
-          <w:rFonts w:ascii="맑은 고딕" w:hAnsi="맑은 고딕" w:eastAsia="맑은 고딕"/>
-          <w:b w:val="0"/>
-          <w:sz w:val="17"/>
-          <w:u w:val="none"/>
-        </w:rPr>
-        <w:t xml:space="preserve"> According to the passage, which of the following is </w:t>
-      </w:r>
-      <w:r>
-        <w:rPr>
-          <w:rFonts w:ascii="맑은 고딕" w:hAnsi="맑은 고딕" w:eastAsia="맑은 고딕"/>
-          <w:b w:val="0"/>
-          <w:sz w:val="17"/>
-          <w:u w:val="single"/>
-        </w:rPr>
-        <w:t>NOT</w:t>
-      </w:r>
-      <w:r>
-        <w:rPr>
-          <w:rFonts w:ascii="맑은 고딕" w:hAnsi="맑은 고딕" w:eastAsia="맑은 고딕"/>
-          <w:b w:val="0"/>
-          <w:sz w:val="17"/>
-          <w:u w:val="none"/>
-        </w:rPr>
-        <w:t xml:space="preserve"> true? [2.8점]</w:t>
-      </w:r>
-    </w:p>
-    <w:p>
-      <w:pPr>
-        <w:spacing w:before="0" w:after="60" w:line="288" w:lineRule="auto"/>
-        <w:ind w:left="40"/>
-        <w:snapToGrid w:val="0"/>
-        <w:pBdr>
-          <w:top w:val="single" w:sz="4" w:space="2" w:color="999999"/>
-          <w:left w:val="single" w:sz="4" w:space="2" w:color="999999"/>
-          <w:bottom w:val="single" w:sz="4" w:space="2" w:color="999999"/>
-          <w:right w:val="single" w:sz="4" w:space="2" w:color="999999"/>
-        </w:pBdr>
-        <w:shd w:val="clear" w:color="auto" w:fill="F6F3EA"/>
-      </w:pPr>
-      <w:r>
-        <w:rPr>
-          <w:rFonts w:ascii="맑은 고딕" w:hAnsi="맑은 고딕" w:eastAsia="맑은 고딕"/>
-          <w:b w:val="0"/>
-          <w:sz w:val="17"/>
-          <w:u w:val="none"/>
-        </w:rPr>
-        <w:t>Myths aren’t only stories. For example, a well-known myth that persists today is the supposed high iron content in spinach. This is a legend that dates back to 1890 and originates from a simple miscalculation by physiologist Gustav von Bunge. He accurately determined that 100 grams of spinach contained 35 milligrams of iron but he was analyzing dried spinach, which held ten times more iron than the same amount of fresh leafy greens. Although the error was swiftly corrected, the correction was just as swiftly forgotten. The myth had taken hold. Popeye, who gained superhuman strength from the leafy greens and defended himself with iron fists, contributed to its endurance and even today, some nearly 150 years later, parents the world over use this tale to try to persuade their children into eating the healthy vegetable.</w:t>
-      </w:r>
-    </w:p>
-    <w:p>
-      <w:pPr>
-        <w:spacing w:before="0" w:after="0" w:line="269" w:lineRule="auto"/>
-        <w:ind w:left="180" w:hanging="180"/>
-        <w:snapToGrid w:val="0"/>
-      </w:pPr>
-      <w:r>
-        <w:rPr>
-          <w:rFonts w:ascii="맑은 고딕" w:hAnsi="맑은 고딕" w:eastAsia="맑은 고딕"/>
-          <w:b w:val="0"/>
-          <w:sz w:val="17"/>
-          <w:u w:val="none"/>
-        </w:rPr>
-        <w:t>① The belief about spinach’s iron content goes back to the late nineteenth century.</w:t>
-      </w:r>
-    </w:p>
-    <w:p>
-      <w:pPr>
-        <w:spacing w:before="0" w:after="0" w:line="269" w:lineRule="auto"/>
-        <w:ind w:left="180" w:hanging="180"/>
-        <w:snapToGrid w:val="0"/>
-      </w:pPr>
-      <w:r>
-        <w:rPr>
-          <w:rFonts w:ascii="맑은 고딕" w:hAnsi="맑은 고딕" w:eastAsia="맑은 고딕"/>
-          <w:b w:val="0"/>
-          <w:sz w:val="17"/>
-          <w:u w:val="none"/>
-        </w:rPr>
-        <w:t>② Bunge measured fresh spinach and found that it contained 35 milligrams of iron per 100 grams.</w:t>
-      </w:r>
-    </w:p>
-    <w:p>
-      <w:pPr>
-        <w:spacing w:before="0" w:after="0" w:line="269" w:lineRule="auto"/>
-        <w:ind w:left="180" w:hanging="180"/>
-        <w:snapToGrid w:val="0"/>
-      </w:pPr>
-      <w:r>
-        <w:rPr>
-          <w:rFonts w:ascii="맑은 고딕" w:hAnsi="맑은 고딕" w:eastAsia="맑은 고딕"/>
-          <w:b w:val="0"/>
-          <w:sz w:val="17"/>
-          <w:u w:val="none"/>
-        </w:rPr>
-        <w:t>③ Dried spinach contains far more iron than the same weight of fresh spinach.</w:t>
-      </w:r>
-    </w:p>
-    <w:p>
-      <w:pPr>
-        <w:spacing w:before="0" w:after="0" w:line="269" w:lineRule="auto"/>
-        <w:ind w:left="180" w:hanging="180"/>
-        <w:snapToGrid w:val="0"/>
-      </w:pPr>
-      <w:r>
-        <w:rPr>
-          <w:rFonts w:ascii="맑은 고딕" w:hAnsi="맑은 고딕" w:eastAsia="맑은 고딕"/>
-          <w:b w:val="0"/>
-          <w:sz w:val="17"/>
-          <w:u w:val="none"/>
-        </w:rPr>
-        <w:t>④ The error was corrected quickly, but people did not remember the correction.</w:t>
-      </w:r>
-    </w:p>
-    <w:p>
-      <w:pPr>
-        <w:spacing w:before="0" w:after="0" w:line="269" w:lineRule="auto"/>
-        <w:ind w:left="180" w:hanging="180"/>
-        <w:snapToGrid w:val="0"/>
-      </w:pPr>
-      <w:r>
-        <w:rPr>
-          <w:rFonts w:ascii="맑은 고딕" w:hAnsi="맑은 고딕" w:eastAsia="맑은 고딕"/>
-          <w:b w:val="0"/>
-          <w:sz w:val="17"/>
-          <w:u w:val="none"/>
-        </w:rPr>
-        <w:t>⑤ Parents in many countries still use the spinach story to get children to eat it.</w:t>
-      </w:r>
-    </w:p>
-    <w:p>
-      <w:pPr>
-        <w:keepNext/>
-        <w:spacing w:before="80" w:after="20" w:line="276" w:lineRule="auto"/>
-        <w:snapToGrid w:val="0"/>
-      </w:pPr>
-      <w:r>
-        <w:rPr>
-          <w:rFonts w:ascii="맑은 고딕" w:hAnsi="맑은 고딕" w:eastAsia="맑은 고딕"/>
-          <w:b/>
-          <w:sz w:val="17"/>
-          <w:u w:val="none"/>
-        </w:rPr>
-        <w:t>31-5.</w:t>
-      </w:r>
-      <w:r>
-        <w:rPr>
-          <w:rFonts w:ascii="맑은 고딕" w:hAnsi="맑은 고딕" w:eastAsia="맑은 고딕"/>
-          <w:b w:val="0"/>
-          <w:sz w:val="17"/>
-          <w:u w:val="none"/>
-        </w:rPr>
-        <w:t xml:space="preserve"> [A]와 [B]를 읽고 이해한 것으로 가장 적절한 것은? [3.2점]</w:t>
-      </w:r>
-    </w:p>
-    <w:p>
-      <w:pPr>
-        <w:spacing w:before="0" w:after="60" w:line="288" w:lineRule="auto"/>
-        <w:ind w:left="40"/>
-        <w:snapToGrid w:val="0"/>
-        <w:pBdr>
-          <w:top w:val="single" w:sz="4" w:space="2" w:color="999999"/>
-          <w:left w:val="single" w:sz="4" w:space="2" w:color="999999"/>
-          <w:bottom w:val="single" w:sz="4" w:space="2" w:color="999999"/>
-          <w:right w:val="single" w:sz="4" w:space="2" w:color="999999"/>
-        </w:pBdr>
-        <w:shd w:val="clear" w:color="auto" w:fill="F6F3EA"/>
-      </w:pPr>
-      <w:r>
-        <w:rPr>
-          <w:rFonts w:ascii="맑은 고딕" w:hAnsi="맑은 고딕" w:eastAsia="맑은 고딕"/>
-          <w:b w:val="0"/>
-          <w:sz w:val="17"/>
-          <w:u w:val="none"/>
-        </w:rPr>
-        <w:t>[A] This is a legend that dates back to 1890 and originates from a simple miscalculation by physiologist Gustav von Bunge. … Although the error was swiftly corrected, the correction was just as swiftly forgotten. The myth had taken hold. Popeye, who gained superhuman strength from the leafy greens and defended himself with iron fists, contributed to its endurance.</w:t>
-      </w:r>
-    </w:p>
-    <w:p>
-      <w:pPr>
-        <w:spacing w:before="0" w:after="60" w:line="288" w:lineRule="auto"/>
-        <w:ind w:left="40"/>
-        <w:snapToGrid w:val="0"/>
-        <w:pBdr>
-          <w:top w:val="single" w:sz="4" w:space="2" w:color="6B7FB8"/>
-          <w:left w:val="single" w:sz="4" w:space="2" w:color="6B7FB8"/>
-          <w:bottom w:val="single" w:sz="4" w:space="2" w:color="6B7FB8"/>
-          <w:right w:val="single" w:sz="4" w:space="2" w:color="6B7FB8"/>
-        </w:pBdr>
-        <w:shd w:val="clear" w:color="auto" w:fill="EEF2FF"/>
-      </w:pPr>
-      <w:r>
-        <w:rPr>
-          <w:rFonts w:ascii="맑은 고딕" w:hAnsi="맑은 고딕" w:eastAsia="맑은 고딕"/>
-          <w:b w:val="0"/>
-          <w:sz w:val="17"/>
-          <w:u w:val="none"/>
-        </w:rPr>
-        <w:t>[B] For decades, students in one town were taught that its old stone bridge had been built backwards by mistake. A local historian later showed that the story came from a misprinted drawing in an old newspaper, and the paper printed a correction the following week. Few people read it. A popular children’s song about the ‘backwards bridge’ kept the tale alive, and guides still tell it to visitors today.</w:t>
-      </w:r>
-    </w:p>
-    <w:p>
-      <w:pPr>
-        <w:spacing w:before="0" w:after="0" w:line="269" w:lineRule="auto"/>
-        <w:ind w:left="180" w:hanging="180"/>
-        <w:snapToGrid w:val="0"/>
-      </w:pPr>
-      <w:r>
-        <w:rPr>
-          <w:rFonts w:ascii="맑은 고딕" w:hAnsi="맑은 고딕" w:eastAsia="맑은 고딕"/>
-          <w:b w:val="0"/>
-          <w:sz w:val="17"/>
-          <w:u w:val="none"/>
-        </w:rPr>
-        <w:t>① [A] shows that myths always begin with deliberate lies, while [B] shows that they begin with accidents.</w:t>
-      </w:r>
-    </w:p>
-    <w:p>
-      <w:pPr>
-        <w:spacing w:before="0" w:after="0" w:line="269" w:lineRule="auto"/>
-        <w:ind w:left="180" w:hanging="180"/>
-        <w:snapToGrid w:val="0"/>
-      </w:pPr>
-      <w:r>
-        <w:rPr>
-          <w:rFonts w:ascii="맑은 고딕" w:hAnsi="맑은 고딕" w:eastAsia="맑은 고딕"/>
-          <w:b w:val="0"/>
-          <w:sz w:val="17"/>
-          <w:u w:val="none"/>
-        </w:rPr>
-        <w:t>② Both texts state that the corrections of the errors were never published.</w:t>
-      </w:r>
-    </w:p>
-    <w:p>
-      <w:pPr>
-        <w:spacing w:before="0" w:after="0" w:line="269" w:lineRule="auto"/>
-        <w:ind w:left="180" w:hanging="180"/>
-        <w:snapToGrid w:val="0"/>
-      </w:pPr>
-      <w:r>
-        <w:rPr>
-          <w:rFonts w:ascii="맑은 고딕" w:hAnsi="맑은 고딕" w:eastAsia="맑은 고딕"/>
-          <w:b w:val="0"/>
-          <w:sz w:val="17"/>
-          <w:u w:val="none"/>
-        </w:rPr>
-        <w:t>③ In both texts, a mistake was corrected, but a popular story helped the false belief survive.</w:t>
-      </w:r>
-    </w:p>
-    <w:p>
-      <w:pPr>
-        <w:spacing w:before="0" w:after="0" w:line="269" w:lineRule="auto"/>
-        <w:ind w:left="180" w:hanging="180"/>
-        <w:snapToGrid w:val="0"/>
-      </w:pPr>
-      <w:r>
-        <w:rPr>
-          <w:rFonts w:ascii="맑은 고딕" w:hAnsi="맑은 고딕" w:eastAsia="맑은 고딕"/>
-          <w:b w:val="0"/>
-          <w:sz w:val="17"/>
-          <w:u w:val="none"/>
-        </w:rPr>
-        <w:t>④ [B] suggests that the visitors themselves invented the story of the bridge.</w:t>
-      </w:r>
-    </w:p>
-    <w:p>
-      <w:pPr>
-        <w:spacing w:before="0" w:after="0" w:line="269" w:lineRule="auto"/>
-        <w:ind w:left="180" w:hanging="180"/>
-        <w:snapToGrid w:val="0"/>
-      </w:pPr>
-      <w:r>
-        <w:rPr>
-          <w:rFonts w:ascii="맑은 고딕" w:hAnsi="맑은 고딕" w:eastAsia="맑은 고딕"/>
-          <w:b w:val="0"/>
-          <w:sz w:val="17"/>
-          <w:u w:val="none"/>
-        </w:rPr>
-        <w:t>⑤ Both texts argue that popular culture usually corrects false beliefs.</w:t>
-      </w:r>
-    </w:p>
-    <w:p>
-      <w:pPr>
-        <w:keepNext/>
-        <w:spacing w:before="80" w:after="20" w:line="276" w:lineRule="auto"/>
-        <w:snapToGrid w:val="0"/>
-      </w:pPr>
-      <w:r>
-        <w:rPr>
-          <w:rFonts w:ascii="맑은 고딕" w:hAnsi="맑은 고딕" w:eastAsia="맑은 고딕"/>
-          <w:b/>
-          <w:sz w:val="17"/>
-          <w:u w:val="none"/>
-        </w:rPr>
-        <w:t>31-6.</w:t>
-      </w:r>
-      <w:r>
-        <w:rPr>
-          <w:rFonts w:ascii="맑은 고딕" w:hAnsi="맑은 고딕" w:eastAsia="맑은 고딕"/>
-          <w:b w:val="0"/>
-          <w:sz w:val="17"/>
-          <w:u w:val="none"/>
-        </w:rPr>
-        <w:t xml:space="preserve"> 윗글의 밑줄 친 </w:t>
-      </w:r>
-      <w:r>
-        <w:rPr>
-          <w:rFonts w:ascii="맑은 고딕" w:hAnsi="맑은 고딕" w:eastAsia="맑은 고딕"/>
-          <w:b w:val="0"/>
-          <w:sz w:val="17"/>
-          <w:u w:val="single"/>
-        </w:rPr>
-        <w:t>The myth had taken hold</w:t>
-      </w:r>
-      <w:r>
-        <w:rPr>
-          <w:rFonts w:ascii="맑은 고딕" w:hAnsi="맑은 고딕" w:eastAsia="맑은 고딕"/>
-          <w:b w:val="0"/>
-          <w:sz w:val="17"/>
-          <w:u w:val="none"/>
-        </w:rPr>
-        <w:t>가 의미하는 바로 가장 적절한 것은? [2.9점]</w:t>
-      </w:r>
-    </w:p>
-    <w:p>
-      <w:pPr>
-        <w:spacing w:before="0" w:after="60" w:line="288" w:lineRule="auto"/>
-        <w:ind w:left="40"/>
-        <w:snapToGrid w:val="0"/>
-        <w:pBdr>
-          <w:top w:val="single" w:sz="4" w:space="2" w:color="999999"/>
-          <w:left w:val="single" w:sz="4" w:space="2" w:color="999999"/>
-          <w:bottom w:val="single" w:sz="4" w:space="2" w:color="999999"/>
-          <w:right w:val="single" w:sz="4" w:space="2" w:color="999999"/>
-        </w:pBdr>
-        <w:shd w:val="clear" w:color="auto" w:fill="F6F3EA"/>
-      </w:pPr>
-      <w:r>
-        <w:rPr>
-          <w:rFonts w:ascii="맑은 고딕" w:hAnsi="맑은 고딕" w:eastAsia="맑은 고딕"/>
-          <w:b w:val="0"/>
-          <w:sz w:val="17"/>
-          <w:u w:val="none"/>
-        </w:rPr>
-        <w:t xml:space="preserve">Myths aren’t only stories. For example, a well-known myth that persists today is the supposed high iron content in spinach. This is a legend that dates back to 1890 and originates from a simple miscalculation by physiologist Gustav von Bunge. He accurately determined that 100 grams of spinach contained 35 milligrams of iron but he was analyzing dried spinach, which held ten times more iron than the same amount of fresh leafy greens. Although the error was swiftly corrected, the correction was just as swiftly forgotten. </w:t>
-      </w:r>
-      <w:r>
-        <w:rPr>
-          <w:rFonts w:ascii="맑은 고딕" w:hAnsi="맑은 고딕" w:eastAsia="맑은 고딕"/>
-          <w:b w:val="0"/>
-          <w:sz w:val="17"/>
-          <w:u w:val="single"/>
-        </w:rPr>
-        <w:t>The myth had taken hold</w:t>
-      </w:r>
-      <w:r>
-        <w:rPr>
-          <w:rFonts w:ascii="맑은 고딕" w:hAnsi="맑은 고딕" w:eastAsia="맑은 고딕"/>
-          <w:b w:val="0"/>
-          <w:sz w:val="17"/>
-          <w:u w:val="none"/>
-        </w:rPr>
-        <w:t>. Popeye, who gained superhuman strength from the leafy greens and defended himself with iron fists, contributed to its endurance and even today, some nearly 150 years later, parents the world over use this tale to try to persuade their children into eating the healthy vegetable.</w:t>
-      </w:r>
-    </w:p>
-    <w:p>
-      <w:pPr>
-        <w:spacing w:before="0" w:after="0" w:line="269" w:lineRule="auto"/>
-        <w:ind w:left="180" w:hanging="180"/>
-        <w:snapToGrid w:val="0"/>
-      </w:pPr>
-      <w:r>
-        <w:rPr>
-          <w:rFonts w:ascii="맑은 고딕" w:hAnsi="맑은 고딕" w:eastAsia="맑은 고딕"/>
-          <w:b w:val="0"/>
-          <w:sz w:val="17"/>
-          <w:u w:val="none"/>
-        </w:rPr>
-        <w:t>① Bunge had finally admitted his mistake in public.</w:t>
-      </w:r>
-    </w:p>
-    <w:p>
-      <w:pPr>
-        <w:spacing w:before="0" w:after="0" w:line="269" w:lineRule="auto"/>
-        <w:ind w:left="180" w:hanging="180"/>
-        <w:snapToGrid w:val="0"/>
-      </w:pPr>
-      <w:r>
-        <w:rPr>
-          <w:rFonts w:ascii="맑은 고딕" w:hAnsi="맑은 고딕" w:eastAsia="맑은 고딕"/>
-          <w:b w:val="0"/>
-          <w:sz w:val="17"/>
-          <w:u w:val="none"/>
-        </w:rPr>
-        <w:t>② The correction had spread faster than the original error.</w:t>
-      </w:r>
-    </w:p>
-    <w:p>
-      <w:pPr>
-        <w:spacing w:before="0" w:after="0" w:line="269" w:lineRule="auto"/>
-        <w:ind w:left="180" w:hanging="180"/>
-        <w:snapToGrid w:val="0"/>
-      </w:pPr>
-      <w:r>
-        <w:rPr>
-          <w:rFonts w:ascii="맑은 고딕" w:hAnsi="맑은 고딕" w:eastAsia="맑은 고딕"/>
-          <w:b w:val="0"/>
-          <w:sz w:val="17"/>
-          <w:u w:val="none"/>
-        </w:rPr>
-        <w:t>③ People had begun to doubt that spinach was healthy.</w:t>
-      </w:r>
-    </w:p>
-    <w:p>
-      <w:pPr>
-        <w:spacing w:before="0" w:after="0" w:line="269" w:lineRule="auto"/>
-        <w:ind w:left="180" w:hanging="180"/>
-        <w:snapToGrid w:val="0"/>
-      </w:pPr>
-      <w:r>
-        <w:rPr>
-          <w:rFonts w:ascii="맑은 고딕" w:hAnsi="맑은 고딕" w:eastAsia="맑은 고딕"/>
-          <w:b w:val="0"/>
-          <w:sz w:val="17"/>
-          <w:u w:val="none"/>
-        </w:rPr>
-        <w:t>④ Scientists had stopped studying the iron in vegetables.</w:t>
-      </w:r>
-    </w:p>
-    <w:p>
-      <w:pPr>
-        <w:spacing w:before="0" w:after="0" w:line="269" w:lineRule="auto"/>
-        <w:ind w:left="180" w:hanging="180"/>
-        <w:snapToGrid w:val="0"/>
-      </w:pPr>
-      <w:r>
-        <w:rPr>
-          <w:rFonts w:ascii="맑은 고딕" w:hAnsi="맑은 고딕" w:eastAsia="맑은 고딕"/>
-          <w:b w:val="0"/>
-          <w:sz w:val="17"/>
-          <w:u w:val="none"/>
-        </w:rPr>
-        <w:t>⑤ The false belief had already become firmly established among people.</w:t>
-      </w:r>
-    </w:p>
-    <w:p>
-      <w:pPr>
-        <w:keepNext/>
-        <w:spacing w:before="80" w:after="20" w:line="276" w:lineRule="auto"/>
-        <w:snapToGrid w:val="0"/>
-      </w:pPr>
-      <w:r>
-        <w:rPr>
-          <w:rFonts w:ascii="맑은 고딕" w:hAnsi="맑은 고딕" w:eastAsia="맑은 고딕"/>
-          <w:b/>
-          <w:sz w:val="17"/>
-          <w:u w:val="none"/>
-        </w:rPr>
-        <w:t>31-7.</w:t>
-      </w:r>
-      <w:r>
-        <w:rPr>
-          <w:rFonts w:ascii="맑은 고딕" w:hAnsi="맑은 고딕" w:eastAsia="맑은 고딕"/>
-          <w:b w:val="0"/>
-          <w:sz w:val="17"/>
-          <w:u w:val="none"/>
-        </w:rPr>
-        <w:t xml:space="preserve"> 윗글을 읽고 이해한 학생의 반응으로 적절하지 </w:t>
-      </w:r>
-      <w:r>
-        <w:rPr>
-          <w:rFonts w:ascii="맑은 고딕" w:hAnsi="맑은 고딕" w:eastAsia="맑은 고딕"/>
-          <w:b w:val="0"/>
-          <w:sz w:val="17"/>
-          <w:u w:val="single"/>
-        </w:rPr>
-        <w:t>않은</w:t>
-      </w:r>
-      <w:r>
-        <w:rPr>
-          <w:rFonts w:ascii="맑은 고딕" w:hAnsi="맑은 고딕" w:eastAsia="맑은 고딕"/>
-          <w:b w:val="0"/>
-          <w:sz w:val="17"/>
-          <w:u w:val="none"/>
-        </w:rPr>
-        <w:t xml:space="preserve"> 것은? [3.0점]</w:t>
-      </w:r>
-    </w:p>
-    <w:p>
-      <w:pPr>
-        <w:spacing w:before="0" w:after="60" w:line="288" w:lineRule="auto"/>
-        <w:ind w:left="40"/>
-        <w:snapToGrid w:val="0"/>
-        <w:pBdr>
-          <w:top w:val="single" w:sz="4" w:space="2" w:color="999999"/>
-          <w:left w:val="single" w:sz="4" w:space="2" w:color="999999"/>
-          <w:bottom w:val="single" w:sz="4" w:space="2" w:color="999999"/>
-          <w:right w:val="single" w:sz="4" w:space="2" w:color="999999"/>
-        </w:pBdr>
-        <w:shd w:val="clear" w:color="auto" w:fill="F6F3EA"/>
-      </w:pPr>
-      <w:r>
-        <w:rPr>
-          <w:rFonts w:ascii="맑은 고딕" w:hAnsi="맑은 고딕" w:eastAsia="맑은 고딕"/>
-          <w:b w:val="0"/>
-          <w:sz w:val="17"/>
-          <w:u w:val="none"/>
-        </w:rPr>
-        <w:t>Myths aren’t only stories. For example, a well-known myth that persists today is the supposed high iron content in spinach. This is a legend that dates back to 1890 and originates from a simple miscalculation by physiologist Gustav von Bunge. He accurately determined that 100 grams of spinach contained 35 milligrams of iron but he was analyzing dried spinach, which held ten times more iron than the same amount of fresh leafy greens. Although the error was swiftly corrected, the correction was just as swiftly forgotten. The myth had taken hold. Popeye, who gained superhuman strength from the leafy greens and defended himself with iron fists, contributed to its endurance and even today, some nearly 150 years later, parents the world over use this tale to try to persuade their children into eating the healthy vegetable.</w:t>
-      </w:r>
-    </w:p>
-    <w:p>
-      <w:pPr>
-        <w:spacing w:before="0" w:after="0" w:line="269" w:lineRule="auto"/>
-        <w:ind w:left="180" w:hanging="180"/>
-        <w:snapToGrid w:val="0"/>
-      </w:pPr>
-      <w:r>
-        <w:rPr>
-          <w:rFonts w:ascii="맑은 고딕" w:hAnsi="맑은 고딕" w:eastAsia="맑은 고딕"/>
-          <w:b w:val="0"/>
-          <w:sz w:val="17"/>
-          <w:u w:val="none"/>
-        </w:rPr>
-        <w:t>① 지아: 결국 시금치는 몸에 좋지 않은 채소라는 게 이 글의 결론이네.</w:t>
-      </w:r>
-    </w:p>
-    <w:p>
-      <w:pPr>
-        <w:spacing w:before="0" w:after="0" w:line="269" w:lineRule="auto"/>
-        <w:ind w:left="180" w:hanging="180"/>
-        <w:snapToGrid w:val="0"/>
-      </w:pPr>
-      <w:r>
-        <w:rPr>
-          <w:rFonts w:ascii="맑은 고딕" w:hAnsi="맑은 고딕" w:eastAsia="맑은 고딕"/>
-          <w:b w:val="0"/>
-          <w:sz w:val="17"/>
-          <w:u w:val="none"/>
-        </w:rPr>
-        <w:t>② 현우: 말린 시금치를 분석한 게 문제였지, 측정 자체가 틀린 건 아니었구나.</w:t>
-      </w:r>
-    </w:p>
-    <w:p>
-      <w:pPr>
-        <w:spacing w:before="0" w:after="0" w:line="269" w:lineRule="auto"/>
-        <w:ind w:left="180" w:hanging="180"/>
-        <w:snapToGrid w:val="0"/>
-      </w:pPr>
-      <w:r>
-        <w:rPr>
-          <w:rFonts w:ascii="맑은 고딕" w:hAnsi="맑은 고딕" w:eastAsia="맑은 고딕"/>
-          <w:b w:val="0"/>
-          <w:sz w:val="17"/>
-          <w:u w:val="none"/>
-        </w:rPr>
-        <w:t>③ 수아: 오류를 고친 기록보다 뽀빠이 같은 이야기가 사람들 기억에 더 오래 남은 셈이야.</w:t>
-      </w:r>
-    </w:p>
-    <w:p>
-      <w:pPr>
-        <w:spacing w:before="0" w:after="0" w:line="269" w:lineRule="auto"/>
-        <w:ind w:left="180" w:hanging="180"/>
-        <w:snapToGrid w:val="0"/>
-      </w:pPr>
-      <w:r>
-        <w:rPr>
-          <w:rFonts w:ascii="맑은 고딕" w:hAnsi="맑은 고딕" w:eastAsia="맑은 고딕"/>
-          <w:b w:val="0"/>
-          <w:sz w:val="17"/>
-          <w:u w:val="none"/>
-        </w:rPr>
-        <w:t>④ 민재: 첫 문장처럼 신화는 단순한 이야기가 아니라 부모가 아이를 설득하는 실제 행동에도 영향을 주는구나.</w:t>
-      </w:r>
-    </w:p>
-    <w:p>
-      <w:pPr>
-        <w:spacing w:before="0" w:after="0" w:line="269" w:lineRule="auto"/>
-        <w:ind w:left="180" w:hanging="180"/>
-        <w:snapToGrid w:val="0"/>
-      </w:pPr>
-      <w:r>
-        <w:rPr>
-          <w:rFonts w:ascii="맑은 고딕" w:hAnsi="맑은 고딕" w:eastAsia="맑은 고딕"/>
-          <w:b w:val="0"/>
-          <w:sz w:val="17"/>
-          <w:u w:val="none"/>
-        </w:rPr>
-        <w:t>⑤ 예린: 정정이 빨랐더라도 금방 잊히면 잘못된 믿음은 계속 이어질 수 있겠네.</w:t>
-      </w:r>
-    </w:p>
-    <w:p>
-      <w:pPr>
-        <w:keepNext/>
-        <w:spacing w:before="80" w:after="40" w:line="276" w:lineRule="auto"/>
-        <w:snapToGrid w:val="0"/>
-        <w:shd w:val="clear" w:color="auto" w:fill="8A3A12"/>
-      </w:pPr>
-      <w:r>
-        <w:rPr>
-          <w:rFonts w:ascii="맑은 고딕" w:hAnsi="맑은 고딕" w:eastAsia="맑은 고딕"/>
-          <w:b/>
-          <w:color w:val="FFFFFF"/>
-          <w:sz w:val="17"/>
-          <w:u w:val="none"/>
-        </w:rPr>
-        <w:t>서답형  31-서1 ~ 31-서2</w:t>
-      </w:r>
-    </w:p>
-    <w:p>
-      <w:pPr>
-        <w:keepNext/>
-        <w:spacing w:before="80" w:after="20" w:line="276" w:lineRule="auto"/>
-        <w:snapToGrid w:val="0"/>
-      </w:pPr>
-      <w:r>
-        <w:rPr>
-          <w:rFonts w:ascii="맑은 고딕" w:hAnsi="맑은 고딕" w:eastAsia="맑은 고딕"/>
-          <w:b/>
-          <w:sz w:val="17"/>
-          <w:u w:val="none"/>
-        </w:rPr>
-        <w:t>31-서1.</w:t>
-      </w:r>
-      <w:r>
-        <w:rPr>
-          <w:rFonts w:ascii="맑은 고딕" w:hAnsi="맑은 고딕" w:eastAsia="맑은 고딕"/>
-          <w:b w:val="0"/>
-          <w:sz w:val="17"/>
-          <w:u w:val="none"/>
-        </w:rPr>
-        <w:t xml:space="preserve"> 다음 글의 내용을 요약하고자 한다. 빈칸 (1)~(3)에 들어갈 말을 본문에서 찾아 </w:t>
-      </w:r>
-      <w:r>
-        <w:rPr>
-          <w:rFonts w:ascii="맑은 고딕" w:hAnsi="맑은 고딕" w:eastAsia="맑은 고딕"/>
-          <w:b w:val="0"/>
-          <w:sz w:val="17"/>
-          <w:u w:val="single"/>
-        </w:rPr>
-        <w:t>반드시 변형하여</w:t>
-      </w:r>
-      <w:r>
-        <w:rPr>
-          <w:rFonts w:ascii="맑은 고딕" w:hAnsi="맑은 고딕" w:eastAsia="맑은 고딕"/>
-          <w:b w:val="0"/>
-          <w:sz w:val="17"/>
-          <w:u w:val="none"/>
-        </w:rPr>
-        <w:t xml:space="preserve"> 쓰시오. (한 칸에 한 단어) [각 1점, 총 3점] [3.0점]</w:t>
-      </w:r>
-    </w:p>
-    <w:p>
-      <w:pPr>
-        <w:spacing w:before="0" w:after="60" w:line="288" w:lineRule="auto"/>
-        <w:ind w:left="40"/>
-        <w:snapToGrid w:val="0"/>
-        <w:pBdr>
-          <w:top w:val="single" w:sz="4" w:space="2" w:color="999999"/>
-          <w:left w:val="single" w:sz="4" w:space="2" w:color="999999"/>
-          <w:bottom w:val="single" w:sz="4" w:space="2" w:color="999999"/>
-          <w:right w:val="single" w:sz="4" w:space="2" w:color="999999"/>
-        </w:pBdr>
-        <w:shd w:val="clear" w:color="auto" w:fill="F6F3EA"/>
-      </w:pPr>
-      <w:r>
-        <w:rPr>
-          <w:rFonts w:ascii="맑은 고딕" w:hAnsi="맑은 고딕" w:eastAsia="맑은 고딕"/>
-          <w:b w:val="0"/>
-          <w:sz w:val="17"/>
-          <w:u w:val="none"/>
-        </w:rPr>
-        <w:t>Myths aren’t only stories. For example, a well-known myth that persists today is the supposed high iron content in spinach. This is a legend that dates back to 1890 and originates from a simple miscalculation by physiologist Gustav von Bunge. He accurately determined that 100 grams of spinach contained 35 milligrams of iron but he was analyzing dried spinach, which held ten times more iron than the same amount of fresh leafy greens. Although the error was swiftly corrected, the correction was just as swiftly forgotten. The myth had taken hold. Popeye, who gained superhuman strength from the leafy greens and defended himself with iron fists, contributed to its endurance and even today, some nearly 150 years later, parents the world over use this tale to try to persuade their children into eating the healthy vegetable.</w:t>
-      </w:r>
-    </w:p>
-    <w:p>
-      <w:pPr>
-        <w:spacing w:before="0" w:after="60" w:line="288" w:lineRule="auto"/>
-        <w:ind w:left="40"/>
-        <w:snapToGrid w:val="0"/>
-        <w:pBdr>
-          <w:top w:val="single" w:sz="4" w:space="2" w:color="C99B4E"/>
-          <w:left w:val="single" w:sz="4" w:space="2" w:color="C99B4E"/>
-          <w:bottom w:val="single" w:sz="4" w:space="2" w:color="C99B4E"/>
-          <w:right w:val="single" w:sz="4" w:space="2" w:color="C99B4E"/>
-        </w:pBdr>
-        <w:shd w:val="clear" w:color="auto" w:fill="FFF8E1"/>
-      </w:pPr>
-      <w:r>
-        <w:rPr>
-          <w:rFonts w:ascii="맑은 고딕" w:hAnsi="맑은 고딕" w:eastAsia="맑은 고딕"/>
-          <w:b w:val="0"/>
-          <w:sz w:val="17"/>
-          <w:u w:val="none"/>
-        </w:rPr>
-        <w:t>Bunge (1) ________ the iron in spinach by testing dried leaves, yet the myth has (2) ________ for nearly 150 years, and parents still use it so that their children will eat (3) ________.</w:t>
-      </w:r>
-    </w:p>
-    <w:p>
-      <w:pPr>
-        <w:spacing w:before="0" w:after="0" w:line="288" w:lineRule="auto"/>
-        <w:ind w:left="40"/>
-        <w:snapToGrid w:val="0"/>
-        <w:pBdr>
-          <w:top w:val="single" w:sz="4" w:space="2" w:color="9B6BD0"/>
-          <w:left w:val="single" w:sz="4" w:space="2" w:color="9B6BD0"/>
-          <w:bottom w:val="single" w:sz="4" w:space="2" w:color="9B6BD0"/>
-          <w:right w:val="single" w:sz="4" w:space="2" w:color="9B6BD0"/>
-        </w:pBdr>
-        <w:shd w:val="clear" w:color="auto" w:fill="FAF5FF"/>
-      </w:pPr>
-      <w:r>
-        <w:rPr>
-          <w:rFonts w:ascii="맑은 고딕" w:hAnsi="맑은 고딕" w:eastAsia="맑은 고딕"/>
-          <w:b/>
-          <w:sz w:val="17"/>
-          <w:u w:val="none"/>
-        </w:rPr>
-        <w:t>&lt;조 건&gt;</w:t>
-      </w:r>
-    </w:p>
-    <w:p>
-      <w:pPr>
-        <w:spacing w:before="0" w:after="0" w:line="288" w:lineRule="auto"/>
-        <w:ind w:left="40"/>
-        <w:snapToGrid w:val="0"/>
-        <w:pBdr>
-          <w:top w:val="single" w:sz="4" w:space="2" w:color="9B6BD0"/>
-          <w:left w:val="single" w:sz="4" w:space="2" w:color="9B6BD0"/>
-          <w:bottom w:val="single" w:sz="4" w:space="2" w:color="9B6BD0"/>
-          <w:right w:val="single" w:sz="4" w:space="2" w:color="9B6BD0"/>
-        </w:pBdr>
-        <w:shd w:val="clear" w:color="auto" w:fill="FAF5FF"/>
-      </w:pPr>
-      <w:r>
-        <w:rPr>
-          <w:rFonts w:ascii="맑은 고딕" w:hAnsi="맑은 고딕" w:eastAsia="맑은 고딕"/>
-          <w:b w:val="0"/>
-          <w:sz w:val="17"/>
-          <w:u w:val="none"/>
-        </w:rPr>
-        <w:t>1. 본문의 단어를 반드시 변형(품사·어형)하여 쓸 것 — 본문 형태 그대로 쓰면 0점</w:t>
-      </w:r>
-    </w:p>
-    <w:p>
-      <w:pPr>
-        <w:spacing w:before="0" w:after="60" w:line="288" w:lineRule="auto"/>
-        <w:ind w:left="40"/>
-        <w:snapToGrid w:val="0"/>
-        <w:pBdr>
-          <w:top w:val="single" w:sz="4" w:space="2" w:color="9B6BD0"/>
-          <w:left w:val="single" w:sz="4" w:space="2" w:color="9B6BD0"/>
-          <w:bottom w:val="single" w:sz="4" w:space="2" w:color="9B6BD0"/>
-          <w:right w:val="single" w:sz="4" w:space="2" w:color="9B6BD0"/>
-        </w:pBdr>
-        <w:shd w:val="clear" w:color="auto" w:fill="FAF5FF"/>
-      </w:pPr>
-      <w:r>
-        <w:rPr>
-          <w:rFonts w:ascii="맑은 고딕" w:hAnsi="맑은 고딕" w:eastAsia="맑은 고딕"/>
-          <w:b w:val="0"/>
-          <w:sz w:val="17"/>
-          <w:u w:val="none"/>
-        </w:rPr>
-        <w:t>2. 답안지에 소문항 번호를 정확하게 기입할 것  예) 1-(1) 1-(2) 1-(3)</w:t>
-      </w:r>
-    </w:p>
-    <w:p>
-      <w:pPr>
-        <w:spacing w:before="0" w:after="40" w:line="360" w:lineRule="auto"/>
-        <w:snapToGrid w:val="0"/>
-      </w:pPr>
-      <w:r>
-        <w:rPr>
-          <w:rFonts w:ascii="맑은 고딕" w:hAnsi="맑은 고딕" w:eastAsia="맑은 고딕"/>
-          <w:b w:val="0"/>
-          <w:sz w:val="17"/>
-          <w:u w:val="none"/>
-        </w:rPr>
-        <w:t>(1) ______________   (2) ______________   (3) ______________</w:t>
-      </w:r>
-    </w:p>
-    <w:p>
-      <w:pPr>
-        <w:keepNext/>
-        <w:spacing w:before="80" w:after="20" w:line="276" w:lineRule="auto"/>
-        <w:snapToGrid w:val="0"/>
-      </w:pPr>
-      <w:r>
-        <w:rPr>
-          <w:rFonts w:ascii="맑은 고딕" w:hAnsi="맑은 고딕" w:eastAsia="맑은 고딕"/>
-          <w:b/>
-          <w:sz w:val="17"/>
-          <w:u w:val="none"/>
-        </w:rPr>
-        <w:t>31-서2.</w:t>
-      </w:r>
-      <w:r>
-        <w:rPr>
-          <w:rFonts w:ascii="맑은 고딕" w:hAnsi="맑은 고딕" w:eastAsia="맑은 고딕"/>
-          <w:b w:val="0"/>
-          <w:sz w:val="17"/>
-          <w:u w:val="none"/>
-        </w:rPr>
-        <w:t xml:space="preserve"> 다음 글의 밑줄 친 부분과 같은 뜻이 되도록 &lt;보기&gt;의 표현을 사용하여 &lt;조건&gt;에 맞게 영작하시오. [3점] [3.0점]</w:t>
-      </w:r>
-    </w:p>
-    <w:p>
-      <w:pPr>
-        <w:spacing w:before="0" w:after="60" w:line="288" w:lineRule="auto"/>
-        <w:ind w:left="40"/>
-        <w:snapToGrid w:val="0"/>
-        <w:pBdr>
-          <w:top w:val="single" w:sz="4" w:space="2" w:color="999999"/>
-          <w:left w:val="single" w:sz="4" w:space="2" w:color="999999"/>
-          <w:bottom w:val="single" w:sz="4" w:space="2" w:color="999999"/>
-          <w:right w:val="single" w:sz="4" w:space="2" w:color="999999"/>
-        </w:pBdr>
-        <w:shd w:val="clear" w:color="auto" w:fill="F6F3EA"/>
-      </w:pPr>
-      <w:r>
-        <w:rPr>
-          <w:rFonts w:ascii="맑은 고딕" w:hAnsi="맑은 고딕" w:eastAsia="맑은 고딕"/>
-          <w:b w:val="0"/>
-          <w:sz w:val="17"/>
-          <w:u w:val="none"/>
-        </w:rPr>
-        <w:t xml:space="preserve">He accurately determined that 100 grams of spinach contained 35 milligrams of iron but he was analyzing dried spinach, </w:t>
-      </w:r>
-      <w:r>
-        <w:rPr>
-          <w:rFonts w:ascii="맑은 고딕" w:hAnsi="맑은 고딕" w:eastAsia="맑은 고딕"/>
-          <w:b w:val="0"/>
-          <w:sz w:val="17"/>
-          <w:u w:val="single"/>
-        </w:rPr>
-        <w:t>which held ten times more iron than the same amount of fresh leafy greens</w:t>
-      </w:r>
-      <w:r>
-        <w:rPr>
-          <w:rFonts w:ascii="맑은 고딕" w:hAnsi="맑은 고딕" w:eastAsia="맑은 고딕"/>
-          <w:b w:val="0"/>
-          <w:sz w:val="17"/>
-          <w:u w:val="none"/>
-        </w:rPr>
-        <w:t>.</w:t>
-      </w:r>
-    </w:p>
-    <w:p>
-      <w:pPr>
-        <w:spacing w:before="0" w:after="60" w:line="288" w:lineRule="auto"/>
-        <w:ind w:left="40"/>
-        <w:snapToGrid w:val="0"/>
-        <w:pBdr>
-          <w:top w:val="single" w:sz="4" w:space="2" w:color="9B6BD0"/>
-          <w:left w:val="single" w:sz="4" w:space="2" w:color="9B6BD0"/>
-          <w:bottom w:val="single" w:sz="4" w:space="2" w:color="9B6BD0"/>
-          <w:right w:val="single" w:sz="4" w:space="2" w:color="9B6BD0"/>
-        </w:pBdr>
-        <w:shd w:val="clear" w:color="auto" w:fill="FAF5FF"/>
-      </w:pPr>
-      <w:r>
-        <w:rPr>
-          <w:rFonts w:ascii="맑은 고딕" w:hAnsi="맑은 고딕" w:eastAsia="맑은 고딕"/>
-          <w:b/>
-          <w:sz w:val="17"/>
-          <w:u w:val="none"/>
-        </w:rPr>
-        <w:t>&lt;보 기&gt;</w:t>
-      </w:r>
-      <w:r>
-        <w:rPr>
-          <w:rFonts w:ascii="맑은 고딕" w:hAnsi="맑은 고딕" w:eastAsia="맑은 고딕"/>
-          <w:b w:val="0"/>
-          <w:sz w:val="17"/>
-          <w:u w:val="none"/>
-        </w:rPr>
-        <w:t xml:space="preserve"> dried spinach / held / ten times / as / much / more / iron / as / than / the same amount of / fresh leafy greens</w:t>
-      </w:r>
-    </w:p>
-    <w:p>
-      <w:pPr>
-        <w:spacing w:before="0" w:after="0" w:line="288" w:lineRule="auto"/>
-        <w:ind w:left="40"/>
-        <w:snapToGrid w:val="0"/>
-        <w:pBdr>
-          <w:top w:val="single" w:sz="4" w:space="2" w:color="9B6BD0"/>
-          <w:left w:val="single" w:sz="4" w:space="2" w:color="9B6BD0"/>
-          <w:bottom w:val="single" w:sz="4" w:space="2" w:color="9B6BD0"/>
-          <w:right w:val="single" w:sz="4" w:space="2" w:color="9B6BD0"/>
-        </w:pBdr>
-        <w:shd w:val="clear" w:color="auto" w:fill="FAF5FF"/>
-      </w:pPr>
-      <w:r>
-        <w:rPr>
-          <w:rFonts w:ascii="맑은 고딕" w:hAnsi="맑은 고딕" w:eastAsia="맑은 고딕"/>
-          <w:b/>
-          <w:sz w:val="17"/>
-          <w:u w:val="none"/>
-        </w:rPr>
-        <w:t>&lt;조 건&gt;</w:t>
-      </w:r>
-    </w:p>
-    <w:p>
-      <w:pPr>
-        <w:spacing w:before="0" w:after="0" w:line="288" w:lineRule="auto"/>
-        <w:ind w:left="40"/>
-        <w:snapToGrid w:val="0"/>
-        <w:pBdr>
-          <w:top w:val="single" w:sz="4" w:space="2" w:color="9B6BD0"/>
-          <w:left w:val="single" w:sz="4" w:space="2" w:color="9B6BD0"/>
-          <w:bottom w:val="single" w:sz="4" w:space="2" w:color="9B6BD0"/>
-          <w:right w:val="single" w:sz="4" w:space="2" w:color="9B6BD0"/>
-        </w:pBdr>
-        <w:shd w:val="clear" w:color="auto" w:fill="FAF5FF"/>
-      </w:pPr>
-      <w:r>
-        <w:rPr>
-          <w:rFonts w:ascii="맑은 고딕" w:hAnsi="맑은 고딕" w:eastAsia="맑은 고딕"/>
-          <w:b w:val="0"/>
-          <w:sz w:val="17"/>
-          <w:u w:val="none"/>
-        </w:rPr>
-        <w:t>1. &lt;보기&gt;에서 필요 없는 단어 2개를 제외하고 나머지를 모두 한 번씩만 사용할 것</w:t>
-      </w:r>
-    </w:p>
-    <w:p>
-      <w:pPr>
-        <w:spacing w:before="0" w:after="0" w:line="288" w:lineRule="auto"/>
-        <w:ind w:left="40"/>
-        <w:snapToGrid w:val="0"/>
-        <w:pBdr>
-          <w:top w:val="single" w:sz="4" w:space="2" w:color="9B6BD0"/>
-          <w:left w:val="single" w:sz="4" w:space="2" w:color="9B6BD0"/>
-          <w:bottom w:val="single" w:sz="4" w:space="2" w:color="9B6BD0"/>
-          <w:right w:val="single" w:sz="4" w:space="2" w:color="9B6BD0"/>
-        </w:pBdr>
-        <w:shd w:val="clear" w:color="auto" w:fill="FAF5FF"/>
-      </w:pPr>
-      <w:r>
-        <w:rPr>
-          <w:rFonts w:ascii="맑은 고딕" w:hAnsi="맑은 고딕" w:eastAsia="맑은 고딕"/>
-          <w:b w:val="0"/>
-          <w:sz w:val="17"/>
-          <w:u w:val="none"/>
-        </w:rPr>
-        <w:t>2. 어형을 바꾸지 말고 다른 단어를 추가하지 말 것</w:t>
-      </w:r>
-    </w:p>
-    <w:p>
-      <w:pPr>
-        <w:spacing w:before="0" w:after="0" w:line="288" w:lineRule="auto"/>
-        <w:ind w:left="40"/>
-        <w:snapToGrid w:val="0"/>
-        <w:pBdr>
-          <w:top w:val="single" w:sz="4" w:space="2" w:color="9B6BD0"/>
-          <w:left w:val="single" w:sz="4" w:space="2" w:color="9B6BD0"/>
-          <w:bottom w:val="single" w:sz="4" w:space="2" w:color="9B6BD0"/>
-          <w:right w:val="single" w:sz="4" w:space="2" w:color="9B6BD0"/>
-        </w:pBdr>
-        <w:shd w:val="clear" w:color="auto" w:fill="FAF5FF"/>
-      </w:pPr>
-      <w:r>
-        <w:rPr>
-          <w:rFonts w:ascii="맑은 고딕" w:hAnsi="맑은 고딕" w:eastAsia="맑은 고딕"/>
-          <w:b w:val="0"/>
-          <w:sz w:val="17"/>
-          <w:u w:val="none"/>
-        </w:rPr>
-        <w:t>3. ‘배수사 + as ~ as’ 구문으로 쓸 것</w:t>
-      </w:r>
-    </w:p>
-    <w:p>
-      <w:pPr>
-        <w:spacing w:before="0" w:after="0" w:line="288" w:lineRule="auto"/>
-        <w:ind w:left="40"/>
-        <w:snapToGrid w:val="0"/>
-        <w:pBdr>
-          <w:top w:val="single" w:sz="4" w:space="2" w:color="9B6BD0"/>
-          <w:left w:val="single" w:sz="4" w:space="2" w:color="9B6BD0"/>
-          <w:bottom w:val="single" w:sz="4" w:space="2" w:color="9B6BD0"/>
-          <w:right w:val="single" w:sz="4" w:space="2" w:color="9B6BD0"/>
-        </w:pBdr>
-        <w:shd w:val="clear" w:color="auto" w:fill="FAF5FF"/>
-      </w:pPr>
-      <w:r>
-        <w:rPr>
-          <w:rFonts w:ascii="맑은 고딕" w:hAnsi="맑은 고딕" w:eastAsia="맑은 고딕"/>
-          <w:b w:val="0"/>
-          <w:sz w:val="17"/>
-          <w:u w:val="none"/>
-        </w:rPr>
-        <w:t>4. 총 16단어로 쓸 것</w:t>
-      </w:r>
-    </w:p>
-    <w:p>
-      <w:pPr>
-        <w:spacing w:before="0" w:after="60" w:line="288" w:lineRule="auto"/>
-        <w:ind w:left="40"/>
-        <w:snapToGrid w:val="0"/>
-        <w:pBdr>
-          <w:top w:val="single" w:sz="4" w:space="2" w:color="9B6BD0"/>
-          <w:left w:val="single" w:sz="4" w:space="2" w:color="9B6BD0"/>
-          <w:bottom w:val="single" w:sz="4" w:space="2" w:color="9B6BD0"/>
-          <w:right w:val="single" w:sz="4" w:space="2" w:color="9B6BD0"/>
-        </w:pBdr>
-        <w:shd w:val="clear" w:color="auto" w:fill="FAF5FF"/>
-      </w:pPr>
-      <w:r>
-        <w:rPr>
-          <w:rFonts w:ascii="맑은 고딕" w:hAnsi="맑은 고딕" w:eastAsia="맑은 고딕"/>
-          <w:b w:val="0"/>
-          <w:sz w:val="17"/>
-          <w:u w:val="none"/>
-        </w:rPr>
-        <w:t>5. 답안지에 소문항 번호를 정확하게 기입할 것</w:t>
-      </w:r>
-    </w:p>
-    <w:p>
-      <w:pPr>
-        <w:spacing w:before="0" w:after="40" w:line="360" w:lineRule="auto"/>
-        <w:snapToGrid w:val="0"/>
-      </w:pPr>
-      <w:r>
-        <w:rPr>
-          <w:rFonts w:ascii="맑은 고딕" w:hAnsi="맑은 고딕" w:eastAsia="맑은 고딕"/>
-          <w:b w:val="0"/>
-          <w:sz w:val="17"/>
-          <w:u w:val="none"/>
-        </w:rPr>
-        <w:t>⇒ ______________________________________________________________ .</w:t>
-      </w:r>
-    </w:p>
-    <w:p>
-      <w:pPr>
-        <w:keepNext/>
-        <w:spacing w:before="80" w:after="40" w:line="276" w:lineRule="auto"/>
-        <w:snapToGrid w:val="0"/>
-        <w:shd w:val="clear" w:color="auto" w:fill="6B21A8"/>
-      </w:pPr>
-      <w:r>
-        <w:rPr>
-          <w:rFonts w:ascii="맑은 고딕" w:hAnsi="맑은 고딕" w:eastAsia="맑은 고딕"/>
-          <w:b/>
-          <w:color w:val="FFFFFF"/>
-          <w:sz w:val="17"/>
-          <w:u w:val="none"/>
-        </w:rPr>
-        <w:t>[지문 구조]  ※ 앞 문항을 모두 푼 뒤에 풀 것</w:t>
-      </w:r>
-    </w:p>
-    <w:p>
-      <w:pPr>
-        <w:keepNext/>
-        <w:spacing w:before="80" w:after="20" w:line="276" w:lineRule="auto"/>
-        <w:snapToGrid w:val="0"/>
-      </w:pPr>
-      <w:r>
-        <w:rPr>
-          <w:rFonts w:ascii="맑은 고딕" w:hAnsi="맑은 고딕" w:eastAsia="맑은 고딕"/>
-          <w:b/>
-          <w:sz w:val="17"/>
-          <w:u w:val="none"/>
-        </w:rPr>
-        <w:t>31-8.</w:t>
-      </w:r>
-      <w:r>
-        <w:rPr>
-          <w:rFonts w:ascii="맑은 고딕" w:hAnsi="맑은 고딕" w:eastAsia="맑은 고딕"/>
-          <w:b w:val="0"/>
-          <w:sz w:val="17"/>
-          <w:u w:val="none"/>
-        </w:rPr>
-        <w:t xml:space="preserve"> 글의 흐름으로 보아, 주어진 문장이 들어가기에 가장 적절한 곳은? [2.7점]</w:t>
-      </w:r>
-    </w:p>
-    <w:p>
-      <w:pPr>
-        <w:spacing w:before="0" w:after="60" w:line="288" w:lineRule="auto"/>
-        <w:ind w:left="40"/>
-        <w:snapToGrid w:val="0"/>
-        <w:pBdr>
-          <w:top w:val="single" w:sz="4" w:space="2" w:color="C99B4E"/>
-          <w:left w:val="single" w:sz="4" w:space="2" w:color="C99B4E"/>
-          <w:bottom w:val="single" w:sz="4" w:space="2" w:color="C99B4E"/>
-          <w:right w:val="single" w:sz="4" w:space="2" w:color="C99B4E"/>
-        </w:pBdr>
-        <w:shd w:val="clear" w:color="auto" w:fill="FFF8E1"/>
-      </w:pPr>
-      <w:r>
-        <w:rPr>
-          <w:rFonts w:ascii="맑은 고딕" w:hAnsi="맑은 고딕" w:eastAsia="맑은 고딕"/>
-          <w:b w:val="0"/>
-          <w:sz w:val="17"/>
-          <w:u w:val="none"/>
-        </w:rPr>
-        <w:t>Although the error was swiftly corrected, the correction was just as swiftly forgotten.</w:t>
-      </w:r>
-    </w:p>
-    <w:p>
-      <w:pPr>
-        <w:spacing w:before="0" w:after="60" w:line="288" w:lineRule="auto"/>
-        <w:ind w:left="40"/>
-        <w:snapToGrid w:val="0"/>
-        <w:pBdr>
-          <w:top w:val="single" w:sz="4" w:space="2" w:color="999999"/>
-          <w:left w:val="single" w:sz="4" w:space="2" w:color="999999"/>
-          <w:bottom w:val="single" w:sz="4" w:space="2" w:color="999999"/>
-          <w:right w:val="single" w:sz="4" w:space="2" w:color="999999"/>
-        </w:pBdr>
-        <w:shd w:val="clear" w:color="auto" w:fill="F6F3EA"/>
-      </w:pPr>
-      <w:r>
-        <w:rPr>
-          <w:rFonts w:ascii="맑은 고딕" w:hAnsi="맑은 고딕" w:eastAsia="맑은 고딕"/>
-          <w:b w:val="0"/>
-          <w:sz w:val="17"/>
-          <w:u w:val="none"/>
-        </w:rPr>
-        <w:t>Myths aren’t only stories. ( ① ) For example, a well-known myth that persists today is the supposed high iron content in spinach. ( ② ) This is a legend that dates back to 1890 and originates from a simple miscalculation by physiologist Gustav von Bunge. ( ③ ) He accurately determined that 100 grams of spinach contained 35 milligrams of iron but he was analyzing dried spinach, which held ten times more iron than the same amount of fresh leafy greens. ( ④ ) The myth had taken hold. ( ⑤ ) Popeye, who gained superhuman strength from the leafy greens and defended himself with iron fists, contributed to its endurance.</w:t>
+        <w:t>Myths aren’t only stories. For example, a well-known myth that persists today is the supposed high iron content in spinach. ( ① ) This is a legend that dates back to 1890 and originates from a simple miscalculation by physiologist Gustav von Bunge. ( ② ) He accurately determined that 100 grams of spinach contained 35 milligrams of iron but he was analyzing dried spinach, which held ten times more iron than the same amount of fresh leafy greens. ( ③ ) Although the error was swiftly corrected, the correction was just as swiftly forgotten. ( ④ ) Popeye, who gained superhuman strength from the leafy greens and defended himself with iron fists, contributed to its endurance and even today, some nearly 150 years later, parents the world over use this tale to try to persuade their children into eating the healthy vegetable. ( ⑤ )</w:t>
       </w:r>
     </w:p>
     <w:p>
@@ -3262,7 +3559,7 @@
           <w:sz w:val="15"/>
           <w:u w:val="none"/>
         </w:rPr>
-        <w:t xml:space="preserve"> ★persists (선행사 a well-known myth 단수)</w:t>
+        <w:t xml:space="preserve"> ★that (선행사 a well-known myth + 주어 없는 불완전절 → 관계대명사; what은 선행사 불가)</w:t>
       </w:r>
     </w:p>
     <w:p>
@@ -3287,7 +3584,7 @@
           <w:sz w:val="15"/>
           <w:u w:val="none"/>
         </w:rPr>
-        <w:t xml:space="preserve"> supposed (이른바 ~라는 ↔ proven)</w:t>
+        <w:t xml:space="preserve"> persists (주어 a well-known myth 단수 — 관계절 안 동사)</w:t>
       </w:r>
     </w:p>
     <w:p>
@@ -3312,7 +3609,7 @@
           <w:sz w:val="15"/>
           <w:u w:val="none"/>
         </w:rPr>
-        <w:t xml:space="preserve"> ★originates (dates와 and 병렬)</w:t>
+        <w:t xml:space="preserve"> iron</w:t>
       </w:r>
     </w:p>
     <w:p>
@@ -3337,7 +3634,7 @@
           <w:sz w:val="15"/>
           <w:u w:val="none"/>
         </w:rPr>
-        <w:t xml:space="preserve"> miscalculation (형용사 simple 뒤 → 명사)</w:t>
+        <w:t xml:space="preserve"> ★dates (선행사 a legend를 받는 관계절의 본동사 → dates; dating이면 동사가 없는 절이 됨)</w:t>
       </w:r>
     </w:p>
     <w:p>
@@ -3362,7 +3659,7 @@
           <w:sz w:val="15"/>
           <w:u w:val="none"/>
         </w:rPr>
-        <w:t xml:space="preserve"> Bunge</w:t>
+        <w:t xml:space="preserve"> originates (and로 dates와 병렬되는 본동사, 단수)</w:t>
       </w:r>
     </w:p>
     <w:p>
@@ -3387,7 +3684,7 @@
           <w:sz w:val="15"/>
           <w:u w:val="none"/>
         </w:rPr>
-        <w:t xml:space="preserve"> ★accurately (동사 determined 수식 → 부사)</w:t>
+        <w:t xml:space="preserve"> miscalculation</w:t>
       </w:r>
     </w:p>
     <w:p>
@@ -3412,7 +3709,7 @@
           <w:sz w:val="15"/>
           <w:u w:val="none"/>
         </w:rPr>
-        <w:t xml:space="preserve"> ★contained (주절 determined 과거 → 시제 일치)</w:t>
+        <w:t xml:space="preserve"> physiologist</w:t>
       </w:r>
     </w:p>
     <w:p>
@@ -3437,7 +3734,7 @@
           <w:sz w:val="15"/>
           <w:u w:val="none"/>
         </w:rPr>
-        <w:t xml:space="preserve"> ★dried (‘말린’ 시금치 — 수동의 과거분사)</w:t>
+        <w:t xml:space="preserve"> ★accurately (동사 determined 수식 → 부사)</w:t>
       </w:r>
     </w:p>
     <w:p>
@@ -3462,7 +3759,7 @@
           <w:sz w:val="15"/>
           <w:u w:val="none"/>
         </w:rPr>
-        <w:t xml:space="preserve"> ★which (콤마 뒤 계속적 용법 — that 불가)</w:t>
+        <w:t xml:space="preserve"> ★contained (주절 determined 과거 → 종속절 과거 일치)</w:t>
       </w:r>
     </w:p>
     <w:p>
@@ -3487,7 +3784,7 @@
           <w:sz w:val="15"/>
           <w:u w:val="none"/>
         </w:rPr>
-        <w:t xml:space="preserve"> ten</w:t>
+        <w:t xml:space="preserve"> ★dried (‘말린’ 시금치 — 과거분사; drying은 ‘말리고 있는’)</w:t>
       </w:r>
     </w:p>
     <w:p>
@@ -3512,7 +3809,7 @@
           <w:sz w:val="15"/>
           <w:u w:val="none"/>
         </w:rPr>
-        <w:t xml:space="preserve"> swiftly (재빨리 — 뒤 just as swiftly와 호응)</w:t>
+        <w:t xml:space="preserve"> ★which (콤마 뒤 계속적 용법 → which; that 불가)</w:t>
       </w:r>
     </w:p>
     <w:p>
@@ -3537,7 +3834,7 @@
           <w:sz w:val="15"/>
           <w:u w:val="none"/>
         </w:rPr>
-        <w:t xml:space="preserve"> correction (주어 자리 → 명사)</w:t>
+        <w:t xml:space="preserve"> fresh (말린 것 ↔ 신선한 것 대비; dried면 비교 대상이 사라짐)</w:t>
       </w:r>
     </w:p>
     <w:p>
@@ -3562,7 +3859,7 @@
           <w:sz w:val="15"/>
           <w:u w:val="none"/>
         </w:rPr>
-        <w:t xml:space="preserve"> forgotten (was + p.p. 수동)</w:t>
+        <w:t xml:space="preserve"> ★swiftly (동사 corrected 수식 → 부사)</w:t>
       </w:r>
     </w:p>
     <w:p>
@@ -3587,7 +3884,7 @@
           <w:sz w:val="15"/>
           <w:u w:val="none"/>
         </w:rPr>
-        <w:t xml:space="preserve"> myth</w:t>
+        <w:t xml:space="preserve"> forgotten (수정은 잊혔다 — 바로 뒤 ‘신화가 자리 잡았다’와 호응; remembered는 반대)</w:t>
       </w:r>
     </w:p>
     <w:p>
@@ -3612,7 +3909,7 @@
           <w:sz w:val="15"/>
           <w:u w:val="none"/>
         </w:rPr>
-        <w:t xml:space="preserve"> ★had taken (뽀빠이 이전에 이미 — 과거완료)</w:t>
+        <w:t xml:space="preserve"> taken (had + p.p. 과거완료)</w:t>
       </w:r>
     </w:p>
     <w:p>
@@ -3637,7 +3934,7 @@
           <w:sz w:val="15"/>
           <w:u w:val="none"/>
         </w:rPr>
-        <w:t xml:space="preserve"> superhuman</w:t>
+        <w:t xml:space="preserve"> ★gained (who절의 동사 — defended와 병렬 과거)</w:t>
       </w:r>
     </w:p>
     <w:p>
@@ -3662,7 +3959,7 @@
           <w:sz w:val="15"/>
           <w:u w:val="none"/>
         </w:rPr>
-        <w:t xml:space="preserve"> ★defended (gained와 and 병렬, 과거)</w:t>
+        <w:t xml:space="preserve"> contributed (주어 Popeye의 본동사, 과거)</w:t>
       </w:r>
     </w:p>
     <w:p>
@@ -3712,7 +4009,7 @@
           <w:sz w:val="15"/>
           <w:u w:val="none"/>
         </w:rPr>
-        <w:t xml:space="preserve"> persuade (persuade A into -ing ~하도록 설득 ↔ dissuade)</w:t>
+        <w:t xml:space="preserve"> persuade (아이들을 설득해 먹게 하다 — persuade A into -ing; discourage는 반대)</w:t>
       </w:r>
     </w:p>
     <w:p>
@@ -3737,7 +4034,7 @@
           <w:sz w:val="15"/>
           <w:u w:val="none"/>
         </w:rPr>
-        <w:t xml:space="preserve"> eating (into + 동명사)</w:t>
+        <w:t xml:space="preserve"> healthy</w:t>
       </w:r>
     </w:p>
     <w:p>
@@ -3762,7 +4059,7 @@
           <w:sz w:val="15"/>
           <w:u w:val="none"/>
         </w:rPr>
-        <w:t xml:space="preserve"> ★✕ — 바른 형태: which (콤마 뒤 계속적 용법 — that 불가)</w:t>
+        <w:t xml:space="preserve"> ○ (주격 관계대명사 + 동사 → 현재분사 축약: that dates back to = dating back to)</w:t>
       </w:r>
     </w:p>
     <w:p>
@@ -3787,7 +4084,7 @@
           <w:sz w:val="15"/>
           <w:u w:val="none"/>
         </w:rPr>
-        <w:t xml:space="preserve"> ○ (양보 although = even though)</w:t>
+        <w:t xml:space="preserve"> ★✕ — 바른 형태: which held (콤마 뒤 계속적 용법에는 that을 쓸 수 없음)</w:t>
       </w:r>
     </w:p>
     <w:p>
@@ -3812,7 +4109,7 @@
           <w:sz w:val="15"/>
           <w:u w:val="none"/>
         </w:rPr>
-        <w:t xml:space="preserve"> ○ (its = the myth’s)</w:t>
+        <w:t xml:space="preserve"> ○ (try to persuade = in an attempt to persuade ‘설득하려는 시도로’)</w:t>
       </w:r>
     </w:p>
     <w:p>
@@ -3837,7 +4134,7 @@
           <w:sz w:val="15"/>
           <w:u w:val="none"/>
         </w:rPr>
-        <w:t xml:space="preserve"> This is a legend that dates back to 1890 and originates from a simple miscalculation by physiologist Gustav von Bunge. (보충 back / 제외 originally / date→dates · originate→originates)</w:t>
+        <w:t xml:space="preserve"> Although the error was swiftly corrected, the correction was just as swiftly forgotten. (보충 Although / 제외 because / be→was, correct→corrected, forget→forgotten)</w:t>
       </w:r>
     </w:p>
     <w:p>
@@ -3862,7 +4159,7 @@
           <w:sz w:val="15"/>
           <w:u w:val="none"/>
         </w:rPr>
-        <w:t xml:space="preserve"> Although the error was swiftly corrected, the correction was just as swiftly forgotten. (보충 as / 제외 despite / correct→corrected · forget→forgotten)</w:t>
+        <w:t xml:space="preserve"> For example, a well-known myth that persists today is the supposed high iron content in spinach. (보충 that / 제외 what / persist→persists, be→is)</w:t>
       </w:r>
     </w:p>
     <w:p>
@@ -3887,7 +4184,7 @@
           <w:sz w:val="15"/>
           <w:u w:val="none"/>
         </w:rPr>
-        <w:t xml:space="preserve"> Parents use this tale to try to persuade their children into eating the healthy vegetable. (eat→eating)</w:t>
+        <w:t xml:space="preserve"> This is a legend that dates back to 1890 and originates from a simple miscalculation by physiologist Gustav von Bunge. (date→dates)</w:t>
       </w:r>
     </w:p>
     <w:p>
@@ -3987,7 +4284,7 @@
           <w:sz w:val="15"/>
           <w:u w:val="none"/>
         </w:rPr>
-        <w:t xml:space="preserve"> 시금치를 먹고 초인적인 힘을 얻는 뽀빠이 이야기(시금치에 철분이 많다는 신화)</w:t>
+        <w:t xml:space="preserve"> 뽀빠이가 시금치(잎채소)로 초인적 힘을 얻어 철 주먹으로 싸웠다는 이야기</w:t>
       </w:r>
     </w:p>
     <w:p>
@@ -4012,7 +4309,7 @@
           <w:sz w:val="15"/>
           <w:u w:val="none"/>
         </w:rPr>
-        <w:t xml:space="preserve"> ★remembers (동격 that절 주어 a goldfish 단수)</w:t>
+        <w:t xml:space="preserve"> ★failed (학교 다닐 때의 과거 일 — 과거시제; 현재완료는 과거 시점과 함께 쓰지 않음)</w:t>
       </w:r>
     </w:p>
     <w:p>
@@ -4037,7 +4334,7 @@
           <w:sz w:val="15"/>
           <w:u w:val="none"/>
         </w:rPr>
-        <w:t xml:space="preserve"> ★have shown (주절 동사 자리 — 현재완료)</w:t>
+        <w:t xml:space="preserve"> ★that (선행사 marks + 주어 없는 불완전절 → 관계대명사)</w:t>
       </w:r>
     </w:p>
     <w:p>
@@ -4062,7 +4359,7 @@
           <w:sz w:val="15"/>
           <w:u w:val="none"/>
         </w:rPr>
-        <w:t xml:space="preserve"> ★being repeated (이야기가 ‘반복되는’ 수동 — keep + 동명사)</w:t>
+        <w:t xml:space="preserve"> ★hoping (교사들이 ‘바라면서’ — 능동 분사구문)</w:t>
       </w:r>
     </w:p>
     <w:p>
@@ -4087,7 +4384,7 @@
           <w:sz w:val="15"/>
           <w:u w:val="none"/>
         </w:rPr>
-        <w:t xml:space="preserve"> corrections</w:t>
+        <w:t xml:space="preserve"> myth</w:t>
       </w:r>
     </w:p>
     <w:p>
@@ -4128,7 +4425,7 @@
           <w:sz w:val="15"/>
           <w:u w:val="none"/>
         </w:rPr>
-        <w:t xml:space="preserve"> 정답 ⑤ — (a) ○ (b) ○ (c) ✕ (d) ✕ (e) ✕</w:t>
+        <w:t xml:space="preserve"> 정답 ③</w:t>
       </w:r>
     </w:p>
     <w:p>
@@ -4153,7 +4450,7 @@
           <w:sz w:val="15"/>
           <w:u w:val="none"/>
         </w:rPr>
-        <w:t xml:space="preserve"> 정답 ④ — ⓑ is originated → originates / ⓓ Despite → Although / ⓕ into eat → into eating</w:t>
+        <w:t xml:space="preserve"> 정답 ⑤ — ⓑ persist → persists / ⓓ that held → which held / ⓔ forgetting → forgotten</w:t>
       </w:r>
     </w:p>
     <w:p>
@@ -4178,7 +4475,7 @@
           <w:sz w:val="15"/>
           <w:u w:val="none"/>
         </w:rPr>
-        <w:t xml:space="preserve"> 정답 ② — miscalculation · forgotten · endurance</w:t>
+        <w:t xml:space="preserve"> 정답 ① — slip · alive</w:t>
       </w:r>
     </w:p>
     <w:p>
@@ -4253,7 +4550,7 @@
           <w:sz w:val="15"/>
           <w:u w:val="none"/>
         </w:rPr>
-        <w:t xml:space="preserve"> 정답 ⑤</w:t>
+        <w:t xml:space="preserve"> 정답 ②</w:t>
       </w:r>
     </w:p>
     <w:p>
@@ -4278,7 +4575,7 @@
           <w:sz w:val="15"/>
           <w:u w:val="none"/>
         </w:rPr>
-        <w:t xml:space="preserve"> 정답 ①</w:t>
+        <w:t xml:space="preserve"> 정답 ④ — decline → endurance</w:t>
       </w:r>
     </w:p>
     <w:p>
@@ -4303,7 +4600,7 @@
           <w:sz w:val="15"/>
           <w:u w:val="none"/>
         </w:rPr>
-        <w:t xml:space="preserve"> (1) miscalculated  (2) endured  (3) healthily</w:t>
+        <w:t xml:space="preserve"> No sooner had the error been corrected than the correction was forgotten.</w:t>
       </w:r>
     </w:p>
     <w:p>
@@ -4328,7 +4625,7 @@
           <w:sz w:val="15"/>
           <w:u w:val="none"/>
         </w:rPr>
-        <w:t xml:space="preserve"> Dried spinach held ten times as much iron as the same amount of fresh leafy greens. (제외: more, than)</w:t>
+        <w:t xml:space="preserve"> (1) He examined dried spinach, which holds ten times as much iron as fresh spinach, so his figure did not apply to fresh leaves.  (2) It was forgotten just as quickly as the mistake had been fixed.  (3) They use it to persuade (coax) their children into eating spinach.</w:t>
       </w:r>
     </w:p>
     <w:p>
@@ -4403,7 +4700,7 @@
           <w:sz w:val="14"/>
           <w:u w:val="none"/>
         </w:rPr>
-        <w:t>(d) [오류의 위치 함정]</w:t>
+        <w:t>③ [열 교차]</w:t>
       </w:r>
       <w:r>
         <w:rPr>
@@ -4412,7 +4709,7 @@
           <w:sz w:val="14"/>
           <w:u w:val="none"/>
         </w:rPr>
-        <w:t xml:space="preserve"> ‘계산 착오’라는 말 때문에 측정 자체가 틀렸다고 착각 — 오류는 ‘무엇을 쟀는가’에 있었다. </w:t>
+        <w:t xml:space="preserve"> ‘열 배’라는 숫자는 맞지만 주체가 뒤바뀌었다 — 말린 것이 열 배다. </w:t>
       </w:r>
       <w:r>
         <w:rPr>
@@ -4421,7 +4718,7 @@
           <w:sz w:val="14"/>
           <w:u w:val="none"/>
         </w:rPr>
-        <w:t>(a)</w:t>
+        <w:t>② [한 끗 정답지]</w:t>
       </w:r>
       <w:r>
         <w:rPr>
@@ -4430,7 +4727,25 @@
           <w:sz w:val="14"/>
           <w:u w:val="none"/>
         </w:rPr>
-        <w:t xml:space="preserve"> 같은 이유로 옳은 진술. ④는 (a)(d)를 뒤바꾼 경우.</w:t>
+        <w:t xml:space="preserve"> ‘수치가 정확했다’는 말이 신화와 모순처럼 느껴지지만, 틀린 것은 수치가 아니라 시료였다. </w:t>
+      </w:r>
+      <w:r>
+        <w:rPr>
+          <w:rFonts w:ascii="맑은 고딕" w:hAnsi="맑은 고딕" w:eastAsia="맑은 고딕"/>
+          <w:b/>
+          <w:sz w:val="14"/>
+          <w:u w:val="none"/>
+        </w:rPr>
+        <w:t>④</w:t>
+      </w:r>
+      <w:r>
+        <w:rPr>
+          <w:rFonts w:ascii="맑은 고딕" w:hAnsi="맑은 고딕" w:eastAsia="맑은 고딕"/>
+          <w:b w:val="0"/>
+          <w:sz w:val="14"/>
+          <w:u w:val="none"/>
+        </w:rPr>
+        <w:t xml:space="preserve"> fixed quickly / forgotten just as quickly의 환언.</w:t>
       </w:r>
     </w:p>
     <w:p>
@@ -4464,7 +4779,7 @@
           <w:sz w:val="14"/>
           <w:u w:val="none"/>
         </w:rPr>
-        <w:t>ⓑ [자동사 함정]</w:t>
+        <w:t>ⓕ [decoy]</w:t>
       </w:r>
       <w:r>
         <w:rPr>
@@ -4473,7 +4788,7 @@
           <w:sz w:val="14"/>
           <w:u w:val="none"/>
         </w:rPr>
-        <w:t xml:space="preserve"> ‘~에서 비롯되다’를 수동으로 착각. </w:t>
+        <w:t xml:space="preserve"> 주어 Popeye와 본동사 사이에 who절이 길게 끼어 contributing으로 고치고 싶어지지만, 본동사가 없어지므로 contributed가 맞다. </w:t>
       </w:r>
       <w:r>
         <w:rPr>
@@ -4482,7 +4797,7 @@
           <w:sz w:val="14"/>
           <w:u w:val="none"/>
         </w:rPr>
-        <w:t>ⓔ [decoy]</w:t>
+        <w:t>ⓐ [decoy]</w:t>
       </w:r>
       <w:r>
         <w:rPr>
@@ -4491,7 +4806,7 @@
           <w:sz w:val="14"/>
           <w:u w:val="none"/>
         </w:rPr>
-        <w:t xml:space="preserve"> 시제가 튀어 보이지만 정정이 잊히기 ‘전에 이미’ 자리 잡았다는 대과거. ②는 ⓕ를 놓친 선지.</w:t>
+        <w:t xml:space="preserve"> dating으로 고치면 관계절에 동사가 없다. ②는 ⓔ를 놓친 선지.</w:t>
       </w:r>
     </w:p>
     <w:p>
@@ -4525,7 +4840,7 @@
           <w:sz w:val="14"/>
           <w:u w:val="none"/>
         </w:rPr>
-        <w:t>③ [양보 함정]</w:t>
+        <w:t>② [한 끗]</w:t>
       </w:r>
       <w:r>
         <w:rPr>
@@ -4534,7 +4849,7 @@
           <w:sz w:val="14"/>
           <w:u w:val="none"/>
         </w:rPr>
-        <w:t xml:space="preserve"> Although 때문에 ‘정정되었지만 기억되었다’로 읽으면 뒤 문장(신화가 자리 잡음)과 충돌. </w:t>
+        <w:t xml:space="preserve"> (A)는 맞지만 (B) hidden은 ‘숨겨진’ — 신화는 오히려 널리 퍼져 있다. </w:t>
       </w:r>
       <w:r>
         <w:rPr>
@@ -4543,7 +4858,7 @@
           <w:sz w:val="14"/>
           <w:u w:val="none"/>
         </w:rPr>
-        <w:t>④ [한 끗]</w:t>
+        <w:t>⑤ [한 끗]</w:t>
       </w:r>
       <w:r>
         <w:rPr>
@@ -4552,7 +4867,25 @@
           <w:sz w:val="14"/>
           <w:u w:val="none"/>
         </w:rPr>
-        <w:t xml:space="preserve"> (C)만 동사 endure — 소유격 뒤 명사 자리.</w:t>
+        <w:t xml:space="preserve"> (B)는 맞지만 (A) delay(지연)는 본문에 없는 축 — 문제는 늦음이 아니라 착오. </w:t>
+      </w:r>
+      <w:r>
+        <w:rPr>
+          <w:rFonts w:ascii="맑은 고딕" w:hAnsi="맑은 고딕" w:eastAsia="맑은 고딕"/>
+          <w:b/>
+          <w:sz w:val="14"/>
+          <w:u w:val="none"/>
+        </w:rPr>
+        <w:t>④</w:t>
+      </w:r>
+      <w:r>
+        <w:rPr>
+          <w:rFonts w:ascii="맑은 고딕" w:hAnsi="맑은 고딕" w:eastAsia="맑은 고딕"/>
+          <w:b w:val="0"/>
+          <w:sz w:val="14"/>
+          <w:u w:val="none"/>
+        </w:rPr>
+        <w:t xml:space="preserve"> forgotten은 ‘수정’에 해당하지 ‘신화’에 해당하지 않는다.</w:t>
       </w:r>
     </w:p>
     <w:p>
@@ -4586,7 +4919,7 @@
           <w:sz w:val="14"/>
           <w:u w:val="none"/>
         </w:rPr>
-        <w:t>② [대상 교체]</w:t>
+        <w:t>⑤ [방향 역전]</w:t>
       </w:r>
       <w:r>
         <w:rPr>
@@ -4595,7 +4928,7 @@
           <w:sz w:val="14"/>
           <w:u w:val="none"/>
         </w:rPr>
-        <w:t xml:space="preserve"> 수치(35mg/100g)는 본문 그대로라 맞아 보이지만 측정 대상을 fresh로 바꿨다. </w:t>
+        <w:t xml:space="preserve"> take hold를 ‘손을 놓다’처럼 오독하면 고르는 선지. </w:t>
       </w:r>
       <w:r>
         <w:rPr>
@@ -4604,7 +4937,7 @@
           <w:sz w:val="14"/>
           <w:u w:val="none"/>
         </w:rPr>
-        <w:t>①</w:t>
+        <w:t>④ [시간 역전]</w:t>
       </w:r>
       <w:r>
         <w:rPr>
@@ -4613,7 +4946,25 @@
           <w:sz w:val="14"/>
           <w:u w:val="none"/>
         </w:rPr>
-        <w:t xml:space="preserve"> 1890 → late nineteenth century 환언 — 참.</w:t>
+        <w:t xml:space="preserve"> 수정이 먼저 닿았다면 신화가 자리 잡을 수 없다. </w:t>
+      </w:r>
+      <w:r>
+        <w:rPr>
+          <w:rFonts w:ascii="맑은 고딕" w:hAnsi="맑은 고딕" w:eastAsia="맑은 고딕"/>
+          <w:b/>
+          <w:sz w:val="14"/>
+          <w:u w:val="none"/>
+        </w:rPr>
+        <w:t>①</w:t>
+      </w:r>
+      <w:r>
+        <w:rPr>
+          <w:rFonts w:ascii="맑은 고딕" w:hAnsi="맑은 고딕" w:eastAsia="맑은 고딕"/>
+          <w:b w:val="0"/>
+          <w:sz w:val="14"/>
+          <w:u w:val="none"/>
+        </w:rPr>
+        <w:t xml:space="preserve"> 증명된 것은 오류이지 이야기 전체가 아니며, 증명되었어도 잊혔다.</w:t>
       </w:r>
     </w:p>
     <w:p>
@@ -4647,7 +4998,7 @@
           <w:sz w:val="14"/>
           <w:u w:val="none"/>
         </w:rPr>
-        <w:t>② [사실 반전]</w:t>
+        <w:t>① [주체 교체]</w:t>
       </w:r>
       <w:r>
         <w:rPr>
@@ -4656,7 +5007,7 @@
           <w:sz w:val="14"/>
           <w:u w:val="none"/>
         </w:rPr>
-        <w:t xml:space="preserve"> 정정은 둘 다 있었다(swiftly corrected / printed a correction) — 문제는 ‘망각’. </w:t>
+        <w:t xml:space="preserve"> 틀린 것은 수치가 아니라 시료(말린 시금치) — His measurement itself was correct. </w:t>
       </w:r>
       <w:r>
         <w:rPr>
@@ -4665,7 +5016,7 @@
           <w:sz w:val="14"/>
           <w:u w:val="none"/>
         </w:rPr>
-        <w:t>⑤ [역할 반전]</w:t>
+        <w:t>② [방향 역전]</w:t>
       </w:r>
       <w:r>
         <w:rPr>
@@ -4674,7 +5025,7 @@
           <w:sz w:val="14"/>
           <w:u w:val="none"/>
         </w:rPr>
-        <w:t xml:space="preserve"> 뽀빠이·동요는 오히려 신화를 지속시켰다. </w:t>
+        <w:t xml:space="preserve"> dried spinach holds ten times as much iron as … fresh. </w:t>
       </w:r>
       <w:r>
         <w:rPr>
@@ -4683,7 +5034,7 @@
           <w:sz w:val="14"/>
           <w:u w:val="none"/>
         </w:rPr>
-        <w:t>①</w:t>
+        <w:t>④ [부정 삽입]</w:t>
       </w:r>
       <w:r>
         <w:rPr>
@@ -4692,7 +5043,7 @@
           <w:sz w:val="14"/>
           <w:u w:val="none"/>
         </w:rPr>
-        <w:t xml:space="preserve"> [A]는 a simple miscalculation — 고의가 아니다.</w:t>
+        <w:t xml:space="preserve"> The mistake was quickly fixed — 수정은 되었고 잊혔을 뿐.</w:t>
       </w:r>
     </w:p>
     <w:p>
@@ -4726,7 +5077,7 @@
           <w:sz w:val="14"/>
           <w:u w:val="none"/>
         </w:rPr>
-        <w:t>② [방향 반전]</w:t>
+        <w:t>④ [한 끗]</w:t>
       </w:r>
       <w:r>
         <w:rPr>
@@ -4735,7 +5086,7 @@
           <w:sz w:val="14"/>
           <w:u w:val="none"/>
         </w:rPr>
-        <w:t xml:space="preserve"> 정정이 아니라 오류가 이겼다. </w:t>
+        <w:t xml:space="preserve"> ‘어떻게’가 모호해 보이지만 본문에 drew superhuman strength … fought with fists of iron이 있어 답할 수 있다. </w:t>
       </w:r>
       <w:r>
         <w:rPr>
@@ -4744,7 +5095,7 @@
           <w:sz w:val="14"/>
           <w:u w:val="none"/>
         </w:rPr>
-        <w:t>③</w:t>
+        <w:t>② [원인 미제시]</w:t>
       </w:r>
       <w:r>
         <w:rPr>
@@ -4753,25 +5104,7 @@
           <w:sz w:val="14"/>
           <w:u w:val="none"/>
         </w:rPr>
-        <w:t xml:space="preserve"> the healthy vegetable — 건강하다는 인식은 그대로. </w:t>
-      </w:r>
-      <w:r>
-        <w:rPr>
-          <w:rFonts w:ascii="맑은 고딕" w:hAnsi="맑은 고딕" w:eastAsia="맑은 고딕"/>
-          <w:b/>
-          <w:sz w:val="14"/>
-          <w:u w:val="none"/>
-        </w:rPr>
-        <w:t>①</w:t>
-      </w:r>
-      <w:r>
-        <w:rPr>
-          <w:rFonts w:ascii="맑은 고딕" w:hAnsi="맑은 고딕" w:eastAsia="맑은 고딕"/>
-          <w:b w:val="0"/>
-          <w:sz w:val="14"/>
-          <w:u w:val="none"/>
-        </w:rPr>
-        <w:t xml:space="preserve"> 인정 여부는 본문에 없다.</w:t>
+        <w:t xml:space="preserve"> 사실(forgotten)은 있지만 이유는 없다 — 사실과 이유를 구별하는 것이 핵심.</w:t>
       </w:r>
     </w:p>
     <w:p>
@@ -4805,7 +5138,7 @@
           <w:sz w:val="14"/>
           <w:u w:val="none"/>
         </w:rPr>
-        <w:t>① [과잉 일반화]</w:t>
+        <w:t>② [한 끗]</w:t>
       </w:r>
       <w:r>
         <w:rPr>
@@ -4814,7 +5147,7 @@
           <w:sz w:val="14"/>
           <w:u w:val="none"/>
         </w:rPr>
-        <w:t xml:space="preserve"> ‘철분 신화가 틀렸다’ → ‘시금치가 나쁘다’로 비약. </w:t>
+        <w:t xml:space="preserve"> ‘착오’ 이야기 속의 accurately가 어색해 보이지만, 틀린 것은 시료이지 측정이 아니다. </w:t>
       </w:r>
       <w:r>
         <w:rPr>
@@ -4823,7 +5156,7 @@
           <w:sz w:val="14"/>
           <w:u w:val="none"/>
         </w:rPr>
-        <w:t>④</w:t>
+        <w:t>① [어휘 함정]</w:t>
       </w:r>
       <w:r>
         <w:rPr>
@@ -4832,7 +5165,7 @@
           <w:sz w:val="14"/>
           <w:u w:val="none"/>
         </w:rPr>
-        <w:t xml:space="preserve"> 첫 문장 Myths aren’t only stories(신화는 행동을 움직인다)를 바르게 해석 — 적절.</w:t>
+        <w:t xml:space="preserve"> persists를 ‘고집하다’로만 알면 어색하게 느껴진다.</w:t>
       </w:r>
     </w:p>
     <w:p>
@@ -4857,7 +5190,43 @@
           <w:sz w:val="14"/>
           <w:u w:val="none"/>
         </w:rPr>
-        <w:t xml:space="preserve"> (1) miscalculation ✕ — 동사 자리. (2) endurance ✕ — 현재완료 has + p.p. (3) healthy ✕ — 자동사 eat 뒤 부사. [채점] 각 1점.</w:t>
+        <w:t xml:space="preserve"> </w:t>
+      </w:r>
+      <w:r>
+        <w:rPr>
+          <w:rFonts w:ascii="맑은 고딕" w:hAnsi="맑은 고딕" w:eastAsia="맑은 고딕"/>
+          <w:b/>
+          <w:sz w:val="14"/>
+          <w:u w:val="none"/>
+        </w:rPr>
+        <w:t>No sooner the error had been corrected</w:t>
+      </w:r>
+      <w:r>
+        <w:rPr>
+          <w:rFonts w:ascii="맑은 고딕" w:hAnsi="맑은 고딕" w:eastAsia="맑은 고딕"/>
+          <w:b w:val="0"/>
+          <w:sz w:val="14"/>
+          <w:u w:val="none"/>
+        </w:rPr>
+        <w:t xml:space="preserve"> ✕ — 부정어 문두 → 조동사 had가 주어 앞으로. </w:t>
+      </w:r>
+      <w:r>
+        <w:rPr>
+          <w:rFonts w:ascii="맑은 고딕" w:hAnsi="맑은 고딕" w:eastAsia="맑은 고딕"/>
+          <w:b/>
+          <w:sz w:val="14"/>
+          <w:u w:val="none"/>
+        </w:rPr>
+        <w:t>when/before 사용</w:t>
+      </w:r>
+      <w:r>
+        <w:rPr>
+          <w:rFonts w:ascii="맑은 고딕" w:hAnsi="맑은 고딕" w:eastAsia="맑은 고딕"/>
+          <w:b w:val="0"/>
+          <w:sz w:val="14"/>
+          <w:u w:val="none"/>
+        </w:rPr>
+        <w:t xml:space="preserve"> ✕ — No sooner는 than과 짝. [채점] 도치(had the error been) 1.5 / than절 1 / 단어 수·철자 0.5.</w:t>
       </w:r>
     </w:p>
     <w:p>
@@ -4882,61 +5251,7 @@
           <w:sz w:val="14"/>
           <w:u w:val="none"/>
         </w:rPr>
-        <w:t xml:space="preserve"> </w:t>
-      </w:r>
-      <w:r>
-        <w:rPr>
-          <w:rFonts w:ascii="맑은 고딕" w:hAnsi="맑은 고딕" w:eastAsia="맑은 고딕"/>
-          <w:b/>
-          <w:sz w:val="14"/>
-          <w:u w:val="none"/>
-        </w:rPr>
-        <w:t>as many iron</w:t>
-      </w:r>
-      <w:r>
-        <w:rPr>
-          <w:rFonts w:ascii="맑은 고딕" w:hAnsi="맑은 고딕" w:eastAsia="맑은 고딕"/>
-          <w:b w:val="0"/>
-          <w:sz w:val="14"/>
-          <w:u w:val="none"/>
-        </w:rPr>
-        <w:t xml:space="preserve"> ✕ — 불가산 명사. </w:t>
-      </w:r>
-      <w:r>
-        <w:rPr>
-          <w:rFonts w:ascii="맑은 고딕" w:hAnsi="맑은 고딕" w:eastAsia="맑은 고딕"/>
-          <w:b/>
-          <w:sz w:val="14"/>
-          <w:u w:val="none"/>
-        </w:rPr>
-        <w:t>as much as iron</w:t>
-      </w:r>
-      <w:r>
-        <w:rPr>
-          <w:rFonts w:ascii="맑은 고딕" w:hAnsi="맑은 고딕" w:eastAsia="맑은 고딕"/>
-          <w:b w:val="0"/>
-          <w:sz w:val="14"/>
-          <w:u w:val="none"/>
-        </w:rPr>
-        <w:t xml:space="preserve"> ✕ — as much + 명사 + as. </w:t>
-      </w:r>
-      <w:r>
-        <w:rPr>
-          <w:rFonts w:ascii="맑은 고딕" w:hAnsi="맑은 고딕" w:eastAsia="맑은 고딕"/>
-          <w:b/>
-          <w:sz w:val="14"/>
-          <w:u w:val="none"/>
-        </w:rPr>
-        <w:t>ten times as more</w:t>
-      </w:r>
-      <w:r>
-        <w:rPr>
-          <w:rFonts w:ascii="맑은 고딕" w:hAnsi="맑은 고딕" w:eastAsia="맑은 고딕"/>
-          <w:b w:val="0"/>
-          <w:sz w:val="14"/>
-          <w:u w:val="none"/>
-        </w:rPr>
-        <w:t xml:space="preserve"> ✕ — as 사이 원급. [채점] 배수 구조 1.5 / 제외 단어 1 / 어순·철자 0.5.</w:t>
+        <w:t xml:space="preserve"> [채점] (1) dried + ten times(또는 ‘신선한 것과 다르다’) 두 요소 모두 있어야 1점, 하나만 있으면 0.5. (2) forgotten 핵심어 필수. (3) ‘먹지 않게’로 쓰면 0점. 문장이 아닌 구(句)로만 쓰면 각 0.5 감점.</w:t>
       </w:r>
     </w:p>
     <w:p>
@@ -4979,7 +5294,25 @@
           <w:sz w:val="14"/>
           <w:u w:val="none"/>
         </w:rPr>
-        <w:t xml:space="preserve"> ‘신화가 자리 잡았다 → 정정은 잊혔다’도 그럴듯하지만, 그러면 had taken hold(과거완료)의 원인이 뒤에 오고 Popeye 문장의 its가 myth에서 멀어진다.</w:t>
+        <w:t xml:space="preserve"> 결론처럼 보여 맨 뒤에 두고 싶지만, 그러면 ④ 뒤 its가 가리킬 the myth가 멀어지고 ‘지속에 기여했다’가 ‘자리 잡았다’보다 앞서는 역순이 된다. </w:t>
+      </w:r>
+      <w:r>
+        <w:rPr>
+          <w:rFonts w:ascii="맑은 고딕" w:hAnsi="맑은 고딕" w:eastAsia="맑은 고딕"/>
+          <w:b/>
+          <w:sz w:val="14"/>
+          <w:u w:val="none"/>
+        </w:rPr>
+        <w:t>③</w:t>
+      </w:r>
+      <w:r>
+        <w:rPr>
+          <w:rFonts w:ascii="맑은 고딕" w:hAnsi="맑은 고딕" w:eastAsia="맑은 고딕"/>
+          <w:b w:val="0"/>
+          <w:sz w:val="14"/>
+          <w:u w:val="none"/>
+        </w:rPr>
+        <w:t xml:space="preserve"> 오류 설명 직후는 ‘수정이 잊혔다’가 와야 신화가 남는 이유가 생긴다.</w:t>
       </w:r>
     </w:p>
     <w:p>
@@ -5004,7 +5337,7 @@
           <w:sz w:val="14"/>
           <w:u w:val="none"/>
         </w:rPr>
-        <w:t xml:space="preserve"> 신화는 단지 이야기만은 아니다. 예를 들어, 오늘날에도 이어지는 잘 알려진 신화는 시금치에 철분 함량이 높다고 여겨지는 것이다. 이것은 1890년으로 거슬러 올라가는 전설이며, 생리학자 Gustav von Bunge의 단순한 계산 착오에서 비롯되었다. 그는 시금치 100그램에 35밀리그램의 철분이 들어 있다고 정확하게 밝혀냈지만, 그가 분석하고 있던 것은 말린 시금치였고, 그것은 같은 양의 신선한 잎채소보다 10배 많은 철분을 함유하고 있었다. 그 오류는 신속하게 바로잡혔지만, 그 수정 사항은 그만큼 신속하게 잊혔다. 그 신화는 이미 자리를 잡은 뒤였다. 그 잎채소에서 초인적인 힘을 얻고 무쇠 주먹으로 자신을 지킨 Popeye가 그 신화가 오래 이어지는 데 기여했고, 약 150년이 지난 오늘날에도 전 세계의 부모들은 자녀가 그 건강한 채소를 먹도록 설득하려고 이 이야기를 이용한다.</w:t>
+        <w:t xml:space="preserve"> ['신화는 단순한 이야기만은 아니다.', '예를 들어, 오늘날에도 지속되는 잘 알려진 신화 하나는 시금치의 철분 함량이 높다는 추정이다.', '이것은 1890년으로 거슬러 올라가는 전설이며, 생리학자 Gustav von Bunge의 단순한 계산 착오에서 비롯되었다.', '그는 시금치 100그램에 35밀리그램의 철분이 들어 있다고 정확하게 측정했지만, 그가 분석하고 있던 것은 말린 시금치였고, 그것은 같은 양의 신선한 잎채소보다 열 배 많은 철분을 함유하고 있었다.', '비록 그 오류는 신속히 바로잡혔지만, 그 수정은 꼭 그만큼 신속히 잊혔다.', '신화는 이미 자리를 잡아 버렸다.', '잎채소에서 초인적인 힘을 얻어 철 주먹으로 자신을 지킨 뽀빠이가 그 신화의 지속에 한몫했고, 거의 150년이 지난 오늘날에도 전 세계의 부모들은 아이들이 이 건강한 채소를 먹도록 설득하려고 이 이야기를 이용한다.']</w:t>
       </w:r>
     </w:p>
     <w:p>
@@ -5029,7 +5362,7 @@
           <w:sz w:val="14"/>
           <w:u w:val="none"/>
         </w:rPr>
-        <w:t xml:space="preserve"> 학교에서 배우는 많은 ‘사실’도 같은 방식으로 살아남는다. 금붕어가 단 3초 동안만 기억한다는 생각은 측정된 결과가 아니라 가벼운 추측에서 시작되었다. 연구자들은 금붕어가 과제를 배우고 몇 달 동안 기억할 수 있음을 보여 주었지만, 3초 이야기는 만화와 대화 속에서 계속 반복된다. 생생한 이야기가 그 정정보다 더 빨리 퍼지기 때문이다.</w:t>
+        <w:t xml:space="preserve"> ['비슷한 이야기가 Albert Einstein을 둘러싸고 있다.', '많은 사람들은 그가 학교에서 수학에 낙제했다고 여전히 믿는다.', '그 이야기는 그의 성적표를 잘못 읽은 데서 자라난 듯하다: 그의 스위스 학교가 성적 척도를 바꾸는 바람에, 한때 ‘우수’를 뜻하던 점수가 나중에는 낙제처럼 보였던 것이다.', '그 오류는 오래전에 지적되었지만, 이야기는 사라지기를 거부했다.', '어디서나 교사들은 힘들어하는 학생들에게, 초기의 실패가 중요하지 않을 수 있음을 보여 주려고 이 이야기를 되풀이한다.']</w:t>
       </w:r>
     </w:p>
     <w:sectPr>

--- a/shinmok1/pack/2510/H1MOGO25-10_31_SET.docx
+++ b/shinmok1/pack/2510/H1MOGO25-10_31_SET.docx
@@ -1014,7 +1014,7 @@
           <w:sz w:val="16"/>
           <w:u w:val="none"/>
         </w:rPr>
-        <w:t xml:space="preserve">  주어진 말을 모두 사용 · 필요한 단어 1개만 어형 변형</w:t>
+        <w:t xml:space="preserve">  주어진 말을 모두 사용 · 어형 변형 3곳 · 조건의 단어 수·구문을 지킬 것</w:t>
       </w:r>
     </w:p>
     <w:p>
@@ -1038,9 +1038,19 @@
           <w:rFonts w:ascii="맑은 고딕" w:hAnsi="맑은 고딕" w:eastAsia="맑은 고딕"/>
           <w:b w:val="0"/>
           <w:sz w:val="17"/>
-          <w:u w:val="none"/>
-        </w:rPr>
-        <w:t>이것은 1890년으로 거슬러 올라가는 전설이며, 생리학자 Gustav von Bunge의 단순한 계산 착오에서 비롯되었다.</w:t>
+          <w:u w:val="single"/>
+        </w:rPr>
+        <w:t>This is a legend that dates back to 1890 and originates from a simple miscalculation by physiologist Gustav von Bunge.</w:t>
+      </w:r>
+      <w:r>
+        <w:rPr>
+          <w:rFonts w:ascii="맑은 고딕" w:hAnsi="맑은 고딕" w:eastAsia="맑은 고딕"/>
+          <w:b w:val="0"/>
+          <w:sz w:val="17"/>
+          <w:u w:val="none"/>
+        </w:rPr>
+        <w:br/>
+        <w:t>&lt;조건&gt; 밑줄 친 영문과 같은 뜻이 되도록 · 구문: 과거분사 후치 수식(a miscalculation made by …) · 총 18단어</w:t>
       </w:r>
     </w:p>
     <w:p>
@@ -1057,7 +1067,7 @@
           <w:sz w:val="17"/>
           <w:u w:val="none"/>
         </w:rPr>
-        <w:t>is / this / and / a legend / date / back to 1890 / from / a simple miscalculation / originates / that / by physiologist Gustav von Bunge</w:t>
+        <w:t>back to 1890 / go / this legend / have / and / its origin / a simple miscalculation / in / make / by a physiologist</w:t>
       </w:r>
     </w:p>
     <w:p>
@@ -2251,25 +2261,7 @@
           <w:sz w:val="17"/>
           <w:u w:val="none"/>
         </w:rPr>
-        <w:t xml:space="preserve"> 윗글의 밑줄 친 </w:t>
-      </w:r>
-      <w:r>
-        <w:rPr>
-          <w:rFonts w:ascii="맑은 고딕" w:hAnsi="맑은 고딕" w:eastAsia="맑은 고딕"/>
-          <w:b w:val="0"/>
-          <w:sz w:val="17"/>
-          <w:u w:val="single"/>
-        </w:rPr>
-        <w:t>The myth had taken hold</w:t>
-      </w:r>
-      <w:r>
-        <w:rPr>
-          <w:rFonts w:ascii="맑은 고딕" w:hAnsi="맑은 고딕" w:eastAsia="맑은 고딕"/>
-          <w:b w:val="0"/>
-          <w:sz w:val="17"/>
-          <w:u w:val="none"/>
-        </w:rPr>
-        <w:t>가 의미하는 바로 가장 적절한 것은? [2.9점]</w:t>
+        <w:t xml:space="preserve"> 아래 1~5가 판별과 일치하는 진술이 되도록 ⓐ~ⓔ에 들어갈 말로 바르게 짝지어진 것은? [2.9점]</w:t>
       </w:r>
     </w:p>
     <w:p>
@@ -2292,17 +2284,45 @@
           <w:sz w:val="17"/>
           <w:u w:val="none"/>
         </w:rPr>
-        <w:t xml:space="preserve">This is a legend that dates back to 1890 and originates from a simple miscalculation by physiologist Gustav von Bunge. He accurately determined that 100 grams of spinach contained 35 milligrams of iron but he was analyzing dried spinach, which held ten times more iron than the same amount of fresh leafy greens. The mistake was quickly fixed, yet the fix was forgotten just as quickly. </w:t>
-      </w:r>
+        <w:t>Myths are more than just stories. Take the widely held belief, still alive today, that spinach is unusually rich in iron. The legend goes back to 1890, when the physiologist Gustav von Bunge made a simple slip in his calculations. His measurement itself was correct — 100 grams of spinach did contain 35 milligrams of iron — but the spinach he examined was dried, and dried spinach holds ten times as much iron as an equal weight of fresh leaves. The mistake was quickly fixed, yet the fix was forgotten just as quickly. By then the myth had already put down roots. Popeye, who drew superhuman strength from the greens and fought with fists of iron, helped the story survive, and even now, close to 150 years on, parents everywhere use it to coax their children into eating the healthy vegetable.</w:t>
+      </w:r>
+    </w:p>
+    <w:p>
+      <w:pPr>
+        <w:spacing w:before="0" w:after="0" w:line="288" w:lineRule="auto"/>
+        <w:ind w:left="40"/>
+        <w:snapToGrid w:val="0"/>
+        <w:pBdr>
+          <w:top w:val="single" w:sz="4" w:space="2" w:color="555555"/>
+          <w:left w:val="single" w:sz="4" w:space="2" w:color="555555"/>
+          <w:bottom w:val="single" w:sz="4" w:space="2" w:color="555555"/>
+          <w:right w:val="single" w:sz="4" w:space="2" w:color="555555"/>
+        </w:pBdr>
+        <w:shd w:val="clear" w:color="auto" w:fill="FFFFFF"/>
+      </w:pPr>
       <w:r>
         <w:rPr>
           <w:rFonts w:ascii="맑은 고딕" w:hAnsi="맑은 고딕" w:eastAsia="맑은 고딕"/>
           <w:b w:val="0"/>
           <w:sz w:val="17"/>
-          <w:u w:val="single"/>
-        </w:rPr>
-        <w:t>The myth had taken hold</w:t>
-      </w:r>
+          <w:u w:val="none"/>
+        </w:rPr>
+        <w:t>진술  |  판별</w:t>
+      </w:r>
+    </w:p>
+    <w:p>
+      <w:pPr>
+        <w:spacing w:before="0" w:after="0" w:line="288" w:lineRule="auto"/>
+        <w:ind w:left="40"/>
+        <w:snapToGrid w:val="0"/>
+        <w:pBdr>
+          <w:top w:val="single" w:sz="4" w:space="2" w:color="555555"/>
+          <w:left w:val="single" w:sz="4" w:space="2" w:color="555555"/>
+          <w:bottom w:val="single" w:sz="4" w:space="2" w:color="555555"/>
+          <w:right w:val="single" w:sz="4" w:space="2" w:color="555555"/>
+        </w:pBdr>
+        <w:shd w:val="clear" w:color="auto" w:fill="FFFFFF"/>
+      </w:pPr>
       <w:r>
         <w:rPr>
           <w:rFonts w:ascii="맑은 고딕" w:hAnsi="맑은 고딕" w:eastAsia="맑은 고딕"/>
@@ -2310,7 +2330,99 @@
           <w:sz w:val="17"/>
           <w:u w:val="none"/>
         </w:rPr>
-        <w:t>. Popeye, who gained superhuman strength from the leafy greens and defended himself with iron fists, contributed to its endurance and even today, some nearly 150 years later, parents the world over use this tale to try to persuade their children into eating the healthy vegetable.</w:t>
+        <w:t>1. The spinach myth has survived for roughly ⓐ (150 / 15) years.  |  참</w:t>
+      </w:r>
+    </w:p>
+    <w:p>
+      <w:pPr>
+        <w:spacing w:before="0" w:after="0" w:line="288" w:lineRule="auto"/>
+        <w:ind w:left="40"/>
+        <w:snapToGrid w:val="0"/>
+        <w:pBdr>
+          <w:top w:val="single" w:sz="4" w:space="2" w:color="555555"/>
+          <w:left w:val="single" w:sz="4" w:space="2" w:color="555555"/>
+          <w:bottom w:val="single" w:sz="4" w:space="2" w:color="555555"/>
+          <w:right w:val="single" w:sz="4" w:space="2" w:color="555555"/>
+        </w:pBdr>
+        <w:shd w:val="clear" w:color="auto" w:fill="FFFFFF"/>
+      </w:pPr>
+      <w:r>
+        <w:rPr>
+          <w:rFonts w:ascii="맑은 고딕" w:hAnsi="맑은 고딕" w:eastAsia="맑은 고딕"/>
+          <w:b w:val="0"/>
+          <w:sz w:val="17"/>
+          <w:u w:val="none"/>
+        </w:rPr>
+        <w:t>2. Von Bunge’s figure of 35 milligrams of iron came from ⓑ (fresh / dried) spinach.  |  거짓</w:t>
+      </w:r>
+    </w:p>
+    <w:p>
+      <w:pPr>
+        <w:spacing w:before="0" w:after="0" w:line="288" w:lineRule="auto"/>
+        <w:ind w:left="40"/>
+        <w:snapToGrid w:val="0"/>
+        <w:pBdr>
+          <w:top w:val="single" w:sz="4" w:space="2" w:color="555555"/>
+          <w:left w:val="single" w:sz="4" w:space="2" w:color="555555"/>
+          <w:bottom w:val="single" w:sz="4" w:space="2" w:color="555555"/>
+          <w:right w:val="single" w:sz="4" w:space="2" w:color="555555"/>
+        </w:pBdr>
+        <w:shd w:val="clear" w:color="auto" w:fill="FFFFFF"/>
+      </w:pPr>
+      <w:r>
+        <w:rPr>
+          <w:rFonts w:ascii="맑은 고딕" w:hAnsi="맑은 고딕" w:eastAsia="맑은 고딕"/>
+          <w:b w:val="0"/>
+          <w:sz w:val="17"/>
+          <w:u w:val="none"/>
+        </w:rPr>
+        <w:t>3. Fresh spinach contains ⓒ (more / less) iron than the same amount of dried spinach.  |  참</w:t>
+      </w:r>
+    </w:p>
+    <w:p>
+      <w:pPr>
+        <w:spacing w:before="0" w:after="0" w:line="288" w:lineRule="auto"/>
+        <w:ind w:left="40"/>
+        <w:snapToGrid w:val="0"/>
+        <w:pBdr>
+          <w:top w:val="single" w:sz="4" w:space="2" w:color="555555"/>
+          <w:left w:val="single" w:sz="4" w:space="2" w:color="555555"/>
+          <w:bottom w:val="single" w:sz="4" w:space="2" w:color="555555"/>
+          <w:right w:val="single" w:sz="4" w:space="2" w:color="555555"/>
+        </w:pBdr>
+        <w:shd w:val="clear" w:color="auto" w:fill="FFFFFF"/>
+      </w:pPr>
+      <w:r>
+        <w:rPr>
+          <w:rFonts w:ascii="맑은 고딕" w:hAnsi="맑은 고딕" w:eastAsia="맑은 고딕"/>
+          <w:b w:val="0"/>
+          <w:sz w:val="17"/>
+          <w:u w:val="none"/>
+        </w:rPr>
+        <w:t>4. The error in von Bunge’s calculation was never corrected.  |  ⓓ</w:t>
+      </w:r>
+    </w:p>
+    <w:p>
+      <w:pPr>
+        <w:spacing w:before="0" w:after="60" w:line="288" w:lineRule="auto"/>
+        <w:ind w:left="40"/>
+        <w:snapToGrid w:val="0"/>
+        <w:pBdr>
+          <w:top w:val="single" w:sz="4" w:space="2" w:color="555555"/>
+          <w:left w:val="single" w:sz="4" w:space="2" w:color="555555"/>
+          <w:bottom w:val="single" w:sz="4" w:space="2" w:color="555555"/>
+          <w:right w:val="single" w:sz="4" w:space="2" w:color="555555"/>
+        </w:pBdr>
+        <w:shd w:val="clear" w:color="auto" w:fill="FFFFFF"/>
+      </w:pPr>
+      <w:r>
+        <w:rPr>
+          <w:rFonts w:ascii="맑은 고딕" w:hAnsi="맑은 고딕" w:eastAsia="맑은 고딕"/>
+          <w:b w:val="0"/>
+          <w:sz w:val="17"/>
+          <w:u w:val="none"/>
+        </w:rPr>
+        <w:t>5. Popeye helped the myth last by showing strength gained from spinach.  |  ⓔ</w:t>
       </w:r>
     </w:p>
     <w:p>
@@ -2326,7 +2438,7 @@
           <w:sz w:val="17"/>
           <w:u w:val="none"/>
         </w:rPr>
-        <w:t>① The story had been proven wrong once and for all.</w:t>
+        <w:t>① 150 / dried / less / 거짓 / 참</w:t>
       </w:r>
     </w:p>
     <w:p>
@@ -2342,7 +2454,7 @@
           <w:sz w:val="17"/>
           <w:u w:val="none"/>
         </w:rPr>
-        <w:t>② The false belief had already become firmly fixed in people’s minds.</w:t>
+        <w:t>② 150 / fresh / less / 거짓 / 참</w:t>
       </w:r>
     </w:p>
     <w:p>
@@ -2358,7 +2470,7 @@
           <w:sz w:val="17"/>
           <w:u w:val="none"/>
         </w:rPr>
-        <w:t>③ The scientists had finally agreed on the true iron content of spinach.</w:t>
+        <w:t>③ 15 / fresh / more / 참 / 참</w:t>
       </w:r>
     </w:p>
     <w:p>
@@ -2374,7 +2486,7 @@
           <w:sz w:val="17"/>
           <w:u w:val="none"/>
         </w:rPr>
-        <w:t>④ The correction had reached the public before the error could spread.</w:t>
+        <w:t>④ 150 / fresh / more / 거짓 / 거짓</w:t>
       </w:r>
     </w:p>
     <w:p>
@@ -2390,7 +2502,7 @@
           <w:sz w:val="17"/>
           <w:u w:val="none"/>
         </w:rPr>
-        <w:t>⑤ The legend had begun to lose its grip on popular imagination.</w:t>
+        <w:t>⑤ 150 / dried / more / 참 / 거짓</w:t>
       </w:r>
     </w:p>
     <w:p>
@@ -2879,7 +2991,25 @@
           <w:sz w:val="17"/>
           <w:u w:val="none"/>
         </w:rPr>
-        <w:t xml:space="preserve"> 다음 글의 밑줄 친 문장과 같은 뜻이 되도록 &lt;보기&gt;의 표현을 모두 사용하여 &lt;조건&gt;에 맞게 영작하시오. [3점] [3.0점]</w:t>
+        <w:t xml:space="preserve"> 다음 글의 요약문이 되도록 빈칸에 &lt;보기&gt;의 표현을 </w:t>
+      </w:r>
+      <w:r>
+        <w:rPr>
+          <w:rFonts w:ascii="맑은 고딕" w:hAnsi="맑은 고딕" w:eastAsia="맑은 고딕"/>
+          <w:b w:val="0"/>
+          <w:sz w:val="17"/>
+          <w:u w:val="single"/>
+        </w:rPr>
+        <w:t>모두</w:t>
+      </w:r>
+      <w:r>
+        <w:rPr>
+          <w:rFonts w:ascii="맑은 고딕" w:hAnsi="맑은 고딕" w:eastAsia="맑은 고딕"/>
+          <w:b w:val="0"/>
+          <w:sz w:val="17"/>
+          <w:u w:val="none"/>
+        </w:rPr>
+        <w:t xml:space="preserve"> 배열하여 문장을 완성하시오. (필요하면 어형을 바꿀 것) [3점] [3.0점]</w:t>
       </w:r>
     </w:p>
     <w:p>
@@ -2902,25 +3032,30 @@
           <w:sz w:val="17"/>
           <w:u w:val="none"/>
         </w:rPr>
-        <w:t xml:space="preserve">He accurately determined that 100 grams of spinach contained 35 milligrams of iron but he was analyzing dried spinach, which held ten times more iron than the same amount of fresh leafy greens. </w:t>
-      </w:r>
+        <w:t>Myths are more than just stories. Take the widely held belief, still alive today, that spinach is unusually rich in iron. The legend goes back to 1890, when the physiologist Gustav von Bunge made a simple slip in his calculations. His measurement itself was correct — 100 grams of spinach did contain 35 milligrams of iron — but the spinach he examined was dried, and dried spinach holds ten times as much iron as an equal weight of fresh leaves. The mistake was quickly fixed, yet the fix was forgotten just as quickly. By then the myth had already put down roots. Popeye, who drew superhuman strength from the greens and fought with fists of iron, helped the story survive, and even now, close to 150 years on, parents everywhere use it to coax their children into eating the healthy vegetable.</w:t>
+      </w:r>
+    </w:p>
+    <w:p>
+      <w:pPr>
+        <w:spacing w:before="0" w:after="60" w:line="288" w:lineRule="auto"/>
+        <w:ind w:left="40"/>
+        <w:snapToGrid w:val="0"/>
+        <w:pBdr>
+          <w:top w:val="single" w:sz="4" w:space="2" w:color="C99B4E"/>
+          <w:left w:val="single" w:sz="4" w:space="2" w:color="C99B4E"/>
+          <w:bottom w:val="single" w:sz="4" w:space="2" w:color="C99B4E"/>
+          <w:right w:val="single" w:sz="4" w:space="2" w:color="C99B4E"/>
+        </w:pBdr>
+        <w:shd w:val="clear" w:color="auto" w:fill="FFF8E1"/>
+      </w:pPr>
       <w:r>
         <w:rPr>
           <w:rFonts w:ascii="맑은 고딕" w:hAnsi="맑은 고딕" w:eastAsia="맑은 고딕"/>
           <w:b w:val="0"/>
           <w:sz w:val="17"/>
-          <w:u w:val="single"/>
-        </w:rPr>
-        <w:t>Although the error was swiftly corrected, the correction was just as swiftly forgotten.</w:t>
-      </w:r>
-      <w:r>
-        <w:rPr>
-          <w:rFonts w:ascii="맑은 고딕" w:hAnsi="맑은 고딕" w:eastAsia="맑은 고딕"/>
-          <w:b w:val="0"/>
-          <w:sz w:val="17"/>
-          <w:u w:val="none"/>
-        </w:rPr>
-        <w:t xml:space="preserve"> The myth had taken hold.</w:t>
+          <w:u w:val="none"/>
+        </w:rPr>
+        <w:t>Spinach’s reputation for being rich in iron rests on a 19th-century error whose correction ________________________________________, and the myth has since been kept alive by Popeye and by parents.</w:t>
       </w:r>
     </w:p>
     <w:p>
@@ -2952,7 +3087,7 @@
           <w:sz w:val="17"/>
           <w:u w:val="none"/>
         </w:rPr>
-        <w:t xml:space="preserve"> no sooner / had / the error / been / corrected / than / the correction / was / forgotten</w:t>
+        <w:t xml:space="preserve"> it / almost as quickly as / make / was / forget / was</w:t>
       </w:r>
     </w:p>
     <w:p>
@@ -2998,7 +3133,7 @@
           <w:sz w:val="17"/>
           <w:u w:val="none"/>
         </w:rPr>
-        <w:t>1. Use ALL the expressions in the box, each only once.</w:t>
+        <w:t>1. &lt;보기&gt;의 표현을 모두 한 번씩 사용할 것 (다른 단어 추가 금지)</w:t>
       </w:r>
     </w:p>
     <w:p>
@@ -3021,7 +3156,7 @@
           <w:sz w:val="17"/>
           <w:u w:val="none"/>
         </w:rPr>
-        <w:t>2. Do NOT change the form of any word, and do NOT add any other words.</w:t>
+        <w:t>2. 필요한 경우 동사의 형태를 바꿀 것(2곳)</w:t>
       </w:r>
     </w:p>
     <w:p>
@@ -3044,7 +3179,7 @@
           <w:sz w:val="17"/>
           <w:u w:val="none"/>
         </w:rPr>
-        <w:t>3. Begin with ‘No sooner’ and use the inverted ‘No sooner ~ than …’ structure.</w:t>
+        <w:t>3. 수동태(be + 과거분사)와 ‘as + 부사 + as’ 동등 비교를 사용할 것</w:t>
       </w:r>
     </w:p>
     <w:p>
@@ -3067,7 +3202,7 @@
           <w:sz w:val="17"/>
           <w:u w:val="none"/>
         </w:rPr>
-        <w:t>4. Write 12 words in total.</w:t>
+        <w:t>4. 빈칸에 들어갈 말은 총 9단어</w:t>
       </w:r>
     </w:p>
     <w:p>
@@ -3105,7 +3240,7 @@
           <w:sz w:val="17"/>
           <w:u w:val="none"/>
         </w:rPr>
-        <w:t>⇒ No sooner ________________________________________________________________ .</w:t>
+        <w:t>⇒ an error whose correction ________________________________________ ,</w:t>
       </w:r>
     </w:p>
     <w:p>
@@ -4184,7 +4319,7 @@
           <w:sz w:val="15"/>
           <w:u w:val="none"/>
         </w:rPr>
-        <w:t xml:space="preserve"> This is a legend that dates back to 1890 and originates from a simple miscalculation by physiologist Gustav von Bunge. (date→dates)</w:t>
+        <w:t xml:space="preserve"> This legend goes back to 1890 and has its origin in a simple miscalculation made by a physiologist. (영→영 재진술: dates back to / originates from → goes back to / has its origin in … made by / go→goes · have→has · make→made / 18단어 / 과거분사 후치수식 — 인명은 영작 대상에서 제외)</w:t>
       </w:r>
     </w:p>
     <w:p>
@@ -4500,7 +4635,7 @@
           <w:sz w:val="15"/>
           <w:u w:val="none"/>
         </w:rPr>
-        <w:t xml:space="preserve"> 정답 ②</w:t>
+        <w:t xml:space="preserve"> 정답 ② — ⓐ 150  ⓑ fresh(거짓 진술이 되도록)  ⓒ less  ⓓ 거짓  ⓔ 참</w:t>
       </w:r>
     </w:p>
     <w:p>
@@ -4600,7 +4735,7 @@
           <w:sz w:val="15"/>
           <w:u w:val="none"/>
         </w:rPr>
-        <w:t xml:space="preserve"> No sooner had the error been corrected than the correction was forgotten.</w:t>
+        <w:t xml:space="preserve"> was forgotten almost as quickly as it was made</w:t>
       </w:r>
     </w:p>
     <w:p>
@@ -4919,7 +5054,7 @@
           <w:sz w:val="14"/>
           <w:u w:val="none"/>
         </w:rPr>
-        <w:t>⑤ [방향 역전]</w:t>
+        <w:t>① [판별 무시]</w:t>
       </w:r>
       <w:r>
         <w:rPr>
@@ -4928,7 +5063,7 @@
           <w:sz w:val="14"/>
           <w:u w:val="none"/>
         </w:rPr>
-        <w:t xml:space="preserve"> take hold를 ‘손을 놓다’처럼 오독하면 고르는 선지. </w:t>
+        <w:t xml:space="preserve"> 2번에 ‘참인 단어’ dried를 넣으면 진술이 참이 되어 판별(거짓)과 어긋난다 — 2026형의 핵심 함정. </w:t>
       </w:r>
       <w:r>
         <w:rPr>
@@ -4937,7 +5072,7 @@
           <w:sz w:val="14"/>
           <w:u w:val="none"/>
         </w:rPr>
-        <w:t>④ [시간 역전]</w:t>
+        <w:t>④ [방향 역전]</w:t>
       </w:r>
       <w:r>
         <w:rPr>
@@ -4946,7 +5081,7 @@
           <w:sz w:val="14"/>
           <w:u w:val="none"/>
         </w:rPr>
-        <w:t xml:space="preserve"> 수정이 먼저 닿았다면 신화가 자리 잡을 수 없다. </w:t>
+        <w:t xml:space="preserve"> ⓒ more는 생시금치가 더 많다는 뜻으로 S4와 반대, ⓔ 거짓도 틀림. </w:t>
       </w:r>
       <w:r>
         <w:rPr>
@@ -4955,7 +5090,7 @@
           <w:sz w:val="14"/>
           <w:u w:val="none"/>
         </w:rPr>
-        <w:t>①</w:t>
+        <w:t>⑤</w:t>
       </w:r>
       <w:r>
         <w:rPr>
@@ -4964,7 +5099,7 @@
           <w:sz w:val="14"/>
           <w:u w:val="none"/>
         </w:rPr>
-        <w:t xml:space="preserve"> 증명된 것은 오류이지 이야기 전체가 아니며, 증명되었어도 잊혔다.</w:t>
+        <w:t xml:space="preserve"> ⓓ 참은 ‘swiftly corrected’와 모순.</w:t>
       </w:r>
     </w:p>
     <w:p>
@@ -5199,7 +5334,7 @@
           <w:sz w:val="14"/>
           <w:u w:val="none"/>
         </w:rPr>
-        <w:t>No sooner the error had been corrected</w:t>
+        <w:t>was forgotten as quickly as it was almost made</w:t>
       </w:r>
       <w:r>
         <w:rPr>
@@ -5208,7 +5343,7 @@
           <w:sz w:val="14"/>
           <w:u w:val="none"/>
         </w:rPr>
-        <w:t xml:space="preserve"> ✕ — 부정어 문두 → 조동사 had가 주어 앞으로. </w:t>
+        <w:t xml:space="preserve"> ✕ — almost 위치가 틀려 ‘거의 만들어진’으로 뜻이 변함. </w:t>
       </w:r>
       <w:r>
         <w:rPr>
@@ -5217,7 +5352,7 @@
           <w:sz w:val="14"/>
           <w:u w:val="none"/>
         </w:rPr>
-        <w:t>when/before 사용</w:t>
+        <w:t>was made almost as quickly as it was forgotten</w:t>
       </w:r>
       <w:r>
         <w:rPr>
@@ -5226,7 +5361,25 @@
           <w:sz w:val="14"/>
           <w:u w:val="none"/>
         </w:rPr>
-        <w:t xml:space="preserve"> ✕ — No sooner는 than과 짝. [채점] 도치(had the error been) 1.5 / than절 1 / 단어 수·철자 0.5.</w:t>
+        <w:t xml:space="preserve"> ✕ — 인과·시간 순서가 뒤집힘(정정이 먼저). </w:t>
+      </w:r>
+      <w:r>
+        <w:rPr>
+          <w:rFonts w:ascii="맑은 고딕" w:hAnsi="맑은 고딕" w:eastAsia="맑은 고딕"/>
+          <w:b/>
+          <w:sz w:val="14"/>
+          <w:u w:val="none"/>
+        </w:rPr>
+        <w:t>forgot almost as quickly as it made</w:t>
+      </w:r>
+      <w:r>
+        <w:rPr>
+          <w:rFonts w:ascii="맑은 고딕" w:hAnsi="맑은 고딕" w:eastAsia="맑은 고딕"/>
+          <w:b w:val="0"/>
+          <w:sz w:val="14"/>
+          <w:u w:val="none"/>
+        </w:rPr>
+        <w:t xml:space="preserve"> ✕ — 수동태 조건 위반. [채점] 어순·보기 전부 1.5 / 어형 2곳 1 / 철자·단어 수 0.5.</w:t>
       </w:r>
     </w:p>
     <w:p>
